--- a/documentos/Historias de usuario.docx
+++ b/documentos/Historias de usuario.docx
@@ -8031,507 +8031,14 @@
         </w:rPr>
       </w:pPr>
     </w:p>
-    <w:tbl>
-      <w:tblPr>
-        <w:tblStyle w:val="Tablaconcuadrcula"/>
-        <w:tblW w:w="0" w:type="auto"/>
-        <w:tblInd w:w="0" w:type="dxa"/>
-        <w:tblLook w:val="04A0" w:firstRow="1" w:lastRow="0" w:firstColumn="1" w:lastColumn="0" w:noHBand="0" w:noVBand="1"/>
-      </w:tblPr>
-      <w:tblGrid>
-        <w:gridCol w:w="1555"/>
-        <w:gridCol w:w="6939"/>
-      </w:tblGrid>
-      <w:tr>
-        <w:tc>
-          <w:tcPr>
-            <w:tcW w:w="1555" w:type="dxa"/>
-            <w:tcBorders>
-              <w:top w:val="single" w:sz="4" w:space="0" w:color="auto"/>
-              <w:left w:val="single" w:sz="4" w:space="0" w:color="auto"/>
-              <w:bottom w:val="single" w:sz="4" w:space="0" w:color="auto"/>
-              <w:right w:val="single" w:sz="4" w:space="0" w:color="auto"/>
-            </w:tcBorders>
-            <w:shd w:val="clear" w:color="auto" w:fill="E7E6E6" w:themeFill="background2"/>
-            <w:hideMark/>
-          </w:tcPr>
-          <w:p>
-            <w:pPr>
-              <w:rPr>
-                <w:rFonts w:cstheme="minorHAnsi"/>
-                <w:sz w:val="22"/>
-                <w:szCs w:val="22"/>
-              </w:rPr>
-            </w:pPr>
-            <w:r>
-              <w:rPr>
-                <w:rFonts w:cstheme="minorHAnsi"/>
-                <w:sz w:val="22"/>
-                <w:szCs w:val="22"/>
-              </w:rPr>
-              <w:t>HU1</w:t>
-            </w:r>
-            <w:r>
-              <w:rPr>
-                <w:rFonts w:cstheme="minorHAnsi"/>
-                <w:sz w:val="22"/>
-                <w:szCs w:val="22"/>
-              </w:rPr>
-              <w:t>2</w:t>
-            </w:r>
-          </w:p>
-        </w:tc>
-        <w:tc>
-          <w:tcPr>
-            <w:tcW w:w="6939" w:type="dxa"/>
-            <w:tcBorders>
-              <w:top w:val="single" w:sz="4" w:space="0" w:color="auto"/>
-              <w:left w:val="single" w:sz="4" w:space="0" w:color="auto"/>
-              <w:bottom w:val="single" w:sz="4" w:space="0" w:color="auto"/>
-              <w:right w:val="single" w:sz="4" w:space="0" w:color="auto"/>
-            </w:tcBorders>
-            <w:shd w:val="clear" w:color="auto" w:fill="E7E6E6" w:themeFill="background2"/>
-            <w:hideMark/>
-          </w:tcPr>
-          <w:p>
-            <w:pPr>
-              <w:rPr>
-                <w:rFonts w:cstheme="minorHAnsi"/>
-                <w:bCs/>
-                <w:sz w:val="22"/>
-                <w:szCs w:val="22"/>
-              </w:rPr>
-            </w:pPr>
-            <w:proofErr w:type="spellStart"/>
-            <w:r>
-              <w:rPr>
-                <w:rFonts w:cstheme="minorHAnsi"/>
-                <w:bCs/>
-                <w:sz w:val="22"/>
-                <w:szCs w:val="22"/>
-              </w:rPr>
-              <w:t>Gestion</w:t>
-            </w:r>
-            <w:proofErr w:type="spellEnd"/>
-            <w:r>
-              <w:rPr>
-                <w:rFonts w:cstheme="minorHAnsi"/>
-                <w:bCs/>
-                <w:sz w:val="22"/>
-                <w:szCs w:val="22"/>
-              </w:rPr>
-              <w:t xml:space="preserve"> de sucursales</w:t>
-            </w:r>
-          </w:p>
-        </w:tc>
-      </w:tr>
-      <w:tr>
-        <w:tc>
-          <w:tcPr>
-            <w:tcW w:w="1555" w:type="dxa"/>
-            <w:tcBorders>
-              <w:top w:val="single" w:sz="4" w:space="0" w:color="auto"/>
-              <w:left w:val="single" w:sz="4" w:space="0" w:color="auto"/>
-              <w:bottom w:val="single" w:sz="4" w:space="0" w:color="auto"/>
-              <w:right w:val="single" w:sz="4" w:space="0" w:color="auto"/>
-            </w:tcBorders>
-            <w:shd w:val="clear" w:color="auto" w:fill="E7E6E6" w:themeFill="background2"/>
-            <w:hideMark/>
-          </w:tcPr>
-          <w:p>
-            <w:pPr>
-              <w:rPr>
-                <w:rFonts w:cstheme="minorHAnsi"/>
-                <w:sz w:val="22"/>
-                <w:szCs w:val="22"/>
-              </w:rPr>
-            </w:pPr>
-            <w:r>
-              <w:rPr>
-                <w:rFonts w:cstheme="minorHAnsi"/>
-                <w:sz w:val="22"/>
-                <w:szCs w:val="22"/>
-              </w:rPr>
-              <w:t>Descripción</w:t>
-            </w:r>
-          </w:p>
-        </w:tc>
-        <w:tc>
-          <w:tcPr>
-            <w:tcW w:w="6939" w:type="dxa"/>
-            <w:tcBorders>
-              <w:top w:val="single" w:sz="4" w:space="0" w:color="auto"/>
-              <w:left w:val="single" w:sz="4" w:space="0" w:color="auto"/>
-              <w:bottom w:val="single" w:sz="4" w:space="0" w:color="auto"/>
-              <w:right w:val="single" w:sz="4" w:space="0" w:color="auto"/>
-            </w:tcBorders>
-          </w:tcPr>
-          <w:p>
-            <w:pPr>
-              <w:pStyle w:val="NormalWeb"/>
-              <w:rPr>
-                <w:rFonts w:asciiTheme="minorHAnsi" w:hAnsiTheme="minorHAnsi" w:cstheme="minorHAnsi"/>
-                <w:sz w:val="22"/>
-                <w:szCs w:val="22"/>
-                <w:lang w:val="es-AR"/>
-              </w:rPr>
-            </w:pPr>
-            <w:r>
-              <w:rPr>
-                <w:rStyle w:val="Textoennegrita"/>
-                <w:rFonts w:asciiTheme="minorHAnsi" w:hAnsiTheme="minorHAnsi" w:cstheme="minorHAnsi"/>
-                <w:sz w:val="22"/>
-                <w:szCs w:val="22"/>
-                <w:lang w:val="es-AR"/>
-              </w:rPr>
-              <w:t>Como</w:t>
-            </w:r>
-            <w:r>
-              <w:rPr>
-                <w:rFonts w:asciiTheme="minorHAnsi" w:hAnsiTheme="minorHAnsi" w:cstheme="minorHAnsi"/>
-                <w:sz w:val="22"/>
-                <w:szCs w:val="22"/>
-                <w:lang w:val="es-AR"/>
-              </w:rPr>
-              <w:t xml:space="preserve"> usuario con rol de </w:t>
-            </w:r>
-            <w:r>
-              <w:rPr>
-                <w:rStyle w:val="Textoennegrita"/>
-                <w:rFonts w:asciiTheme="minorHAnsi" w:hAnsiTheme="minorHAnsi" w:cstheme="minorHAnsi"/>
-                <w:sz w:val="22"/>
-                <w:szCs w:val="22"/>
-                <w:lang w:val="es-AR"/>
-              </w:rPr>
-              <w:t>administrador</w:t>
-            </w:r>
-            <w:r>
-              <w:rPr>
-                <w:rFonts w:asciiTheme="minorHAnsi" w:hAnsiTheme="minorHAnsi" w:cstheme="minorHAnsi"/>
-                <w:sz w:val="22"/>
-                <w:szCs w:val="22"/>
-                <w:lang w:val="es-AR"/>
-              </w:rPr>
-              <w:t>,</w:t>
-            </w:r>
-            <w:r>
-              <w:rPr>
-                <w:rFonts w:asciiTheme="minorHAnsi" w:hAnsiTheme="minorHAnsi" w:cstheme="minorHAnsi"/>
-                <w:sz w:val="22"/>
-                <w:szCs w:val="22"/>
-                <w:lang w:val="es-AR"/>
-              </w:rPr>
-              <w:br/>
-            </w:r>
-            <w:r>
-              <w:rPr>
-                <w:rStyle w:val="Textoennegrita"/>
-                <w:rFonts w:asciiTheme="minorHAnsi" w:hAnsiTheme="minorHAnsi" w:cstheme="minorHAnsi"/>
-                <w:sz w:val="22"/>
-                <w:szCs w:val="22"/>
-                <w:lang w:val="es-AR"/>
-              </w:rPr>
-              <w:t>quiero</w:t>
-            </w:r>
-            <w:r>
-              <w:rPr>
-                <w:rFonts w:asciiTheme="minorHAnsi" w:hAnsiTheme="minorHAnsi" w:cstheme="minorHAnsi"/>
-                <w:sz w:val="22"/>
-                <w:szCs w:val="22"/>
-                <w:lang w:val="es-AR"/>
-              </w:rPr>
-              <w:t xml:space="preserve"> poder </w:t>
-            </w:r>
-            <w:r>
-              <w:rPr>
-                <w:rStyle w:val="Textoennegrita"/>
-                <w:rFonts w:asciiTheme="minorHAnsi" w:hAnsiTheme="minorHAnsi" w:cstheme="minorHAnsi"/>
-                <w:sz w:val="22"/>
-                <w:szCs w:val="22"/>
-                <w:lang w:val="es-AR"/>
-              </w:rPr>
-              <w:t>visualizar, crear, modificar y eliminar sucursales</w:t>
-            </w:r>
-            <w:r>
-              <w:rPr>
-                <w:rFonts w:asciiTheme="minorHAnsi" w:hAnsiTheme="minorHAnsi" w:cstheme="minorHAnsi"/>
-                <w:sz w:val="22"/>
-                <w:szCs w:val="22"/>
-                <w:lang w:val="es-AR"/>
-              </w:rPr>
-              <w:t>,</w:t>
-            </w:r>
-            <w:r>
-              <w:rPr>
-                <w:rFonts w:asciiTheme="minorHAnsi" w:hAnsiTheme="minorHAnsi" w:cstheme="minorHAnsi"/>
-                <w:sz w:val="22"/>
-                <w:szCs w:val="22"/>
-                <w:lang w:val="es-AR"/>
-              </w:rPr>
-              <w:br/>
-            </w:r>
-            <w:r>
-              <w:rPr>
-                <w:rStyle w:val="Textoennegrita"/>
-                <w:rFonts w:asciiTheme="minorHAnsi" w:hAnsiTheme="minorHAnsi" w:cstheme="minorHAnsi"/>
-                <w:sz w:val="22"/>
-                <w:szCs w:val="22"/>
-                <w:lang w:val="es-AR"/>
-              </w:rPr>
-              <w:t>para</w:t>
-            </w:r>
-            <w:r>
-              <w:rPr>
-                <w:rFonts w:asciiTheme="minorHAnsi" w:hAnsiTheme="minorHAnsi" w:cstheme="minorHAnsi"/>
-                <w:sz w:val="22"/>
-                <w:szCs w:val="22"/>
-                <w:lang w:val="es-AR"/>
-              </w:rPr>
-              <w:t xml:space="preserve"> mantener actualizada la información de las diferentes sedes del sistema y asegurar una correcta organización administrativa.</w:t>
-            </w:r>
-          </w:p>
-        </w:tc>
-      </w:tr>
-      <w:tr>
-        <w:tc>
-          <w:tcPr>
-            <w:tcW w:w="1555" w:type="dxa"/>
-            <w:tcBorders>
-              <w:top w:val="single" w:sz="4" w:space="0" w:color="auto"/>
-              <w:left w:val="single" w:sz="4" w:space="0" w:color="auto"/>
-              <w:bottom w:val="single" w:sz="4" w:space="0" w:color="auto"/>
-              <w:right w:val="single" w:sz="4" w:space="0" w:color="auto"/>
-            </w:tcBorders>
-            <w:shd w:val="clear" w:color="auto" w:fill="E7E6E6" w:themeFill="background2"/>
-            <w:hideMark/>
-          </w:tcPr>
-          <w:p>
-            <w:pPr>
-              <w:rPr>
-                <w:rFonts w:cstheme="minorHAnsi"/>
-                <w:sz w:val="22"/>
-                <w:szCs w:val="22"/>
-              </w:rPr>
-            </w:pPr>
-            <w:r>
-              <w:rPr>
-                <w:rFonts w:cstheme="minorHAnsi"/>
-                <w:sz w:val="22"/>
-                <w:szCs w:val="22"/>
-              </w:rPr>
-              <w:t>Criterios de aceptación</w:t>
-            </w:r>
-          </w:p>
-        </w:tc>
-        <w:tc>
-          <w:tcPr>
-            <w:tcW w:w="6939" w:type="dxa"/>
-            <w:tcBorders>
-              <w:top w:val="single" w:sz="4" w:space="0" w:color="auto"/>
-              <w:left w:val="single" w:sz="4" w:space="0" w:color="auto"/>
-              <w:bottom w:val="single" w:sz="4" w:space="0" w:color="auto"/>
-              <w:right w:val="single" w:sz="4" w:space="0" w:color="auto"/>
-            </w:tcBorders>
-          </w:tcPr>
-          <w:p>
-            <w:pPr>
-              <w:spacing w:before="100" w:beforeAutospacing="1" w:after="100" w:afterAutospacing="1"/>
-              <w:rPr>
-                <w:rFonts w:eastAsia="Times New Roman" w:cstheme="minorHAnsi"/>
-                <w:sz w:val="22"/>
-                <w:szCs w:val="22"/>
-                <w:lang w:eastAsia="es-AR"/>
-              </w:rPr>
-            </w:pPr>
-            <w:proofErr w:type="gramStart"/>
-            <w:r>
-              <w:rPr>
-                <w:rFonts w:eastAsia="Times New Roman" w:cstheme="minorHAnsi"/>
-                <w:sz w:val="22"/>
-                <w:szCs w:val="22"/>
-                <w:lang w:eastAsia="es-AR"/>
-              </w:rPr>
-              <w:t>  El</w:t>
-            </w:r>
-            <w:proofErr w:type="gramEnd"/>
-            <w:r>
-              <w:rPr>
-                <w:rFonts w:eastAsia="Times New Roman" w:cstheme="minorHAnsi"/>
-                <w:sz w:val="22"/>
-                <w:szCs w:val="22"/>
-                <w:lang w:eastAsia="es-AR"/>
-              </w:rPr>
-              <w:t xml:space="preserve"> administrador puede registrar una nueva sucursal completando los campos requeridos (nombre, dirección, teléfono).</w:t>
-            </w:r>
-          </w:p>
-          <w:p>
-            <w:pPr>
-              <w:spacing w:before="100" w:beforeAutospacing="1" w:after="100" w:afterAutospacing="1"/>
-              <w:rPr>
-                <w:rFonts w:eastAsia="Times New Roman" w:cstheme="minorHAnsi"/>
-                <w:sz w:val="22"/>
-                <w:szCs w:val="22"/>
-                <w:lang w:eastAsia="es-AR"/>
-              </w:rPr>
-            </w:pPr>
-            <w:proofErr w:type="gramStart"/>
-            <w:r>
-              <w:rPr>
-                <w:rFonts w:eastAsia="Times New Roman" w:cstheme="minorHAnsi"/>
-                <w:sz w:val="22"/>
-                <w:szCs w:val="22"/>
-                <w:lang w:eastAsia="es-AR"/>
-              </w:rPr>
-              <w:t>  El</w:t>
-            </w:r>
-            <w:proofErr w:type="gramEnd"/>
-            <w:r>
-              <w:rPr>
-                <w:rFonts w:eastAsia="Times New Roman" w:cstheme="minorHAnsi"/>
-                <w:sz w:val="22"/>
-                <w:szCs w:val="22"/>
-                <w:lang w:eastAsia="es-AR"/>
-              </w:rPr>
-              <w:t xml:space="preserve"> sistema valida que no exista otra sucursal con el mismo nombre o dirección antes de guardar.</w:t>
-            </w:r>
-          </w:p>
-          <w:p>
-            <w:pPr>
-              <w:spacing w:before="100" w:beforeAutospacing="1" w:after="100" w:afterAutospacing="1"/>
-              <w:rPr>
-                <w:rFonts w:eastAsia="Times New Roman" w:cstheme="minorHAnsi"/>
-                <w:sz w:val="22"/>
-                <w:szCs w:val="22"/>
-                <w:lang w:eastAsia="es-AR"/>
-              </w:rPr>
-            </w:pPr>
-            <w:proofErr w:type="gramStart"/>
-            <w:r>
-              <w:rPr>
-                <w:rFonts w:eastAsia="Times New Roman" w:cstheme="minorHAnsi"/>
-                <w:sz w:val="22"/>
-                <w:szCs w:val="22"/>
-                <w:lang w:eastAsia="es-AR"/>
-              </w:rPr>
-              <w:t>  El</w:t>
-            </w:r>
-            <w:proofErr w:type="gramEnd"/>
-            <w:r>
-              <w:rPr>
-                <w:rFonts w:eastAsia="Times New Roman" w:cstheme="minorHAnsi"/>
-                <w:sz w:val="22"/>
-                <w:szCs w:val="22"/>
-                <w:lang w:eastAsia="es-AR"/>
-              </w:rPr>
-              <w:t xml:space="preserve"> administrador puede editar los datos de una sucursal existente.</w:t>
-            </w:r>
-          </w:p>
-          <w:p>
-            <w:pPr>
-              <w:spacing w:before="100" w:beforeAutospacing="1" w:after="100" w:afterAutospacing="1"/>
-              <w:rPr>
-                <w:rFonts w:eastAsia="Times New Roman" w:cstheme="minorHAnsi"/>
-                <w:sz w:val="22"/>
-                <w:szCs w:val="22"/>
-                <w:lang w:eastAsia="es-AR"/>
-              </w:rPr>
-            </w:pPr>
-            <w:proofErr w:type="gramStart"/>
-            <w:r>
-              <w:rPr>
-                <w:rFonts w:eastAsia="Times New Roman" w:cstheme="minorHAnsi"/>
-                <w:sz w:val="22"/>
-                <w:szCs w:val="22"/>
-                <w:lang w:eastAsia="es-AR"/>
-              </w:rPr>
-              <w:t>  El</w:t>
-            </w:r>
-            <w:proofErr w:type="gramEnd"/>
-            <w:r>
-              <w:rPr>
-                <w:rFonts w:eastAsia="Times New Roman" w:cstheme="minorHAnsi"/>
-                <w:sz w:val="22"/>
-                <w:szCs w:val="22"/>
-                <w:lang w:eastAsia="es-AR"/>
-              </w:rPr>
-              <w:t xml:space="preserve"> administrador puede eliminar una sucursal, previa confirmación mediante mensaje de advertencia.</w:t>
-            </w:r>
-          </w:p>
-          <w:p>
-            <w:pPr>
-              <w:spacing w:before="100" w:beforeAutospacing="1" w:after="100" w:afterAutospacing="1"/>
-              <w:rPr>
-                <w:rFonts w:eastAsia="Times New Roman" w:cstheme="minorHAnsi"/>
-                <w:sz w:val="22"/>
-                <w:szCs w:val="22"/>
-                <w:lang w:eastAsia="es-AR"/>
-              </w:rPr>
-            </w:pPr>
-            <w:proofErr w:type="gramStart"/>
-            <w:r>
-              <w:rPr>
-                <w:rFonts w:eastAsia="Times New Roman" w:cstheme="minorHAnsi"/>
-                <w:sz w:val="22"/>
-                <w:szCs w:val="22"/>
-                <w:lang w:eastAsia="es-AR"/>
-              </w:rPr>
-              <w:t>  El</w:t>
-            </w:r>
-            <w:proofErr w:type="gramEnd"/>
-            <w:r>
-              <w:rPr>
-                <w:rFonts w:eastAsia="Times New Roman" w:cstheme="minorHAnsi"/>
-                <w:sz w:val="22"/>
-                <w:szCs w:val="22"/>
-                <w:lang w:eastAsia="es-AR"/>
-              </w:rPr>
-              <w:t xml:space="preserve"> sistema muestra un listado actualizado de todas las sucursales registradas.</w:t>
-            </w:r>
-          </w:p>
-          <w:p>
-            <w:pPr>
-              <w:spacing w:before="100" w:beforeAutospacing="1" w:after="100" w:afterAutospacing="1"/>
-              <w:rPr>
-                <w:rFonts w:eastAsia="Times New Roman" w:cstheme="minorHAnsi"/>
-                <w:sz w:val="22"/>
-                <w:szCs w:val="22"/>
-                <w:lang w:eastAsia="es-AR"/>
-              </w:rPr>
-            </w:pPr>
-            <w:proofErr w:type="gramStart"/>
-            <w:r>
-              <w:rPr>
-                <w:rFonts w:eastAsia="Times New Roman" w:cstheme="minorHAnsi"/>
-                <w:sz w:val="22"/>
-                <w:szCs w:val="22"/>
-                <w:lang w:eastAsia="es-AR"/>
-              </w:rPr>
-              <w:lastRenderedPageBreak/>
-              <w:t>  Los</w:t>
-            </w:r>
-            <w:proofErr w:type="gramEnd"/>
-            <w:r>
-              <w:rPr>
-                <w:rFonts w:eastAsia="Times New Roman" w:cstheme="minorHAnsi"/>
-                <w:sz w:val="22"/>
-                <w:szCs w:val="22"/>
-                <w:lang w:eastAsia="es-AR"/>
-              </w:rPr>
-              <w:t xml:space="preserve"> cambios realizados se guardan correctamente en la base de datos y se reflejan en la interfaz.</w:t>
-            </w:r>
-          </w:p>
-          <w:p>
-            <w:pPr>
-              <w:rPr>
-                <w:rFonts w:cstheme="minorHAnsi"/>
-                <w:sz w:val="22"/>
-                <w:szCs w:val="22"/>
-              </w:rPr>
-            </w:pPr>
-          </w:p>
-        </w:tc>
-      </w:tr>
-    </w:tbl>
+    <w:p>
+      <w:pPr>
+        <w:rPr>
+          <w:rFonts w:cstheme="minorHAnsi"/>
+          <w:lang w:val="es-ES"/>
+        </w:rPr>
+      </w:pPr>
+    </w:p>
     <w:p>
       <w:pPr>
         <w:rPr>
@@ -8586,7 +8093,7 @@
                 <w:sz w:val="22"/>
                 <w:szCs w:val="22"/>
               </w:rPr>
-              <w:t>3</w:t>
+              <w:t>2</w:t>
             </w:r>
           </w:p>
         </w:tc>
@@ -8618,8 +8125,19 @@
                 <w:sz w:val="22"/>
                 <w:szCs w:val="22"/>
               </w:rPr>
-              <w:t>Lectura de sucursales</w:t>
-            </w:r>
+              <w:t xml:space="preserve">Gestión de </w:t>
+            </w:r>
+            <w:proofErr w:type="spellStart"/>
+            <w:r>
+              <w:rPr>
+                <w:rFonts w:cstheme="minorHAnsi"/>
+                <w:bCs/>
+                <w:sz w:val="22"/>
+                <w:szCs w:val="22"/>
+              </w:rPr>
+              <w:t>categorias</w:t>
+            </w:r>
+            <w:proofErr w:type="spellEnd"/>
           </w:p>
         </w:tc>
       </w:tr>
@@ -8701,7 +8219,7 @@
                 <w:szCs w:val="22"/>
                 <w:lang w:val="es-AR"/>
               </w:rPr>
-              <w:t>recepcionista</w:t>
+              <w:t>recepcionista o administrador</w:t>
             </w:r>
             <w:r>
               <w:rPr>
@@ -8748,7 +8266,7 @@
                 <w:szCs w:val="22"/>
                 <w:lang w:val="es-AR"/>
               </w:rPr>
-              <w:t>ver la lista de sucursales registradas en el sistema</w:t>
+              <w:t>ver, crear, editar y eliminar categorías de productos</w:t>
             </w:r>
             <w:r>
               <w:rPr>
@@ -8785,7 +8303,7 @@
                 <w:szCs w:val="22"/>
                 <w:lang w:val="es-AR"/>
               </w:rPr>
-              <w:t xml:space="preserve"> conocer la información de contacto y ubicación de cada sede disponible.</w:t>
+              <w:t xml:space="preserve"> mantener una clasificación organizada que facilite la administración y búsqueda de artículos en el sistema.</w:t>
             </w:r>
           </w:p>
         </w:tc>
@@ -8859,34 +8377,7 @@
                 <w:szCs w:val="22"/>
                 <w:lang w:eastAsia="es-AR"/>
               </w:rPr>
-              <w:t xml:space="preserve"> </w:t>
-            </w:r>
-            <w:r>
-              <w:rPr>
-                <w:rStyle w:val="Textoennegrita"/>
-                <w:rFonts w:cstheme="minorHAnsi"/>
-                <w:sz w:val="22"/>
-                <w:szCs w:val="22"/>
-              </w:rPr>
-              <w:t>recepcionista</w:t>
-            </w:r>
-            <w:r>
-              <w:rPr>
-                <w:rFonts w:eastAsia="Times New Roman" w:cstheme="minorHAnsi"/>
-                <w:sz w:val="22"/>
-                <w:szCs w:val="22"/>
-                <w:lang w:eastAsia="es-AR"/>
-              </w:rPr>
-              <w:t xml:space="preserve"> </w:t>
-            </w:r>
-            <w:r>
-              <w:rPr>
-                <w:rFonts w:eastAsia="Times New Roman" w:cstheme="minorHAnsi"/>
-                <w:sz w:val="22"/>
-                <w:szCs w:val="22"/>
-                <w:lang w:eastAsia="es-AR"/>
-              </w:rPr>
-              <w:t>puede acceder a una sección del sistema que muestre el listado de sucursales.</w:t>
+              <w:t xml:space="preserve"> usuario puede registrar una nueva categoría completando los campos requeridos (nombre).</w:t>
             </w:r>
           </w:p>
           <w:p>
@@ -8907,7 +8398,7 @@
                 <w:szCs w:val="22"/>
                 <w:lang w:eastAsia="es-AR"/>
               </w:rPr>
-              <w:t>  Cada</w:t>
+              <w:t>  El</w:t>
             </w:r>
             <w:proofErr w:type="gramEnd"/>
             <w:r>
@@ -8917,7 +8408,7 @@
                 <w:szCs w:val="22"/>
                 <w:lang w:eastAsia="es-AR"/>
               </w:rPr>
-              <w:t xml:space="preserve"> sucursal mostrará su nombre, dirección, teléfono y correo electrónico.</w:t>
+              <w:t xml:space="preserve"> sistema valida que no exista otra categoría con el mismo nombre antes de guardarla.</w:t>
             </w:r>
           </w:p>
           <w:p>
@@ -8948,7 +8439,7 @@
                 <w:szCs w:val="22"/>
                 <w:lang w:eastAsia="es-AR"/>
               </w:rPr>
-              <w:t xml:space="preserve"> sistema debe obtener los datos de la base de datos y mostrarlos de forma actualizada.</w:t>
+              <w:t xml:space="preserve"> usuario puede editar los datos de una categoría existente.</w:t>
             </w:r>
           </w:p>
           <w:p>
@@ -8979,25 +8470,7 @@
                 <w:szCs w:val="22"/>
                 <w:lang w:eastAsia="es-AR"/>
               </w:rPr>
-              <w:t xml:space="preserve"> </w:t>
-            </w:r>
-            <w:r>
-              <w:rPr>
-                <w:rStyle w:val="Textoennegrita"/>
-                <w:rFonts w:cstheme="minorHAnsi"/>
-                <w:sz w:val="22"/>
-                <w:szCs w:val="22"/>
-              </w:rPr>
-              <w:t xml:space="preserve">recepcionista </w:t>
-            </w:r>
-            <w:r>
-              <w:rPr>
-                <w:rFonts w:eastAsia="Times New Roman" w:cstheme="minorHAnsi"/>
-                <w:sz w:val="22"/>
-                <w:szCs w:val="22"/>
-                <w:lang w:eastAsia="es-AR"/>
-              </w:rPr>
-              <w:t>no podrá crear, editar ni eliminar sucursales.</w:t>
+              <w:t xml:space="preserve"> usuario puede eliminar una categoría previa confirmación mediante un mensaje de advertencia.</w:t>
             </w:r>
           </w:p>
           <w:p>
@@ -9018,483 +8491,7 @@
                 <w:szCs w:val="22"/>
                 <w:lang w:eastAsia="es-AR"/>
               </w:rPr>
-              <w:t>  La</w:t>
-            </w:r>
-            <w:proofErr w:type="gramEnd"/>
-            <w:r>
-              <w:rPr>
-                <w:rFonts w:eastAsia="Times New Roman" w:cstheme="minorHAnsi"/>
-                <w:sz w:val="22"/>
-                <w:szCs w:val="22"/>
-                <w:lang w:eastAsia="es-AR"/>
-              </w:rPr>
-              <w:t xml:space="preserve"> interfaz debe permitir realizar búsquedas o filtrado por nombre o ubicación (opcional).</w:t>
-            </w:r>
-          </w:p>
-          <w:p>
-            <w:pPr>
-              <w:rPr>
-                <w:rFonts w:cstheme="minorHAnsi"/>
-                <w:sz w:val="22"/>
-                <w:szCs w:val="22"/>
-              </w:rPr>
-            </w:pPr>
-          </w:p>
-        </w:tc>
-      </w:tr>
-    </w:tbl>
-    <w:p>
-      <w:pPr>
-        <w:rPr>
-          <w:rFonts w:cstheme="minorHAnsi"/>
-          <w:lang w:val="es-ES"/>
-        </w:rPr>
-      </w:pPr>
-    </w:p>
-    <w:tbl>
-      <w:tblPr>
-        <w:tblStyle w:val="Tablaconcuadrcula"/>
-        <w:tblW w:w="0" w:type="auto"/>
-        <w:tblInd w:w="0" w:type="dxa"/>
-        <w:tblLook w:val="04A0" w:firstRow="1" w:lastRow="0" w:firstColumn="1" w:lastColumn="0" w:noHBand="0" w:noVBand="1"/>
-      </w:tblPr>
-      <w:tblGrid>
-        <w:gridCol w:w="1555"/>
-        <w:gridCol w:w="6939"/>
-      </w:tblGrid>
-      <w:tr>
-        <w:tc>
-          <w:tcPr>
-            <w:tcW w:w="1555" w:type="dxa"/>
-            <w:tcBorders>
-              <w:top w:val="single" w:sz="4" w:space="0" w:color="auto"/>
-              <w:left w:val="single" w:sz="4" w:space="0" w:color="auto"/>
-              <w:bottom w:val="single" w:sz="4" w:space="0" w:color="auto"/>
-              <w:right w:val="single" w:sz="4" w:space="0" w:color="auto"/>
-            </w:tcBorders>
-            <w:shd w:val="clear" w:color="auto" w:fill="E7E6E6" w:themeFill="background2"/>
-            <w:hideMark/>
-          </w:tcPr>
-          <w:p>
-            <w:pPr>
-              <w:rPr>
-                <w:rFonts w:cstheme="minorHAnsi"/>
-                <w:sz w:val="22"/>
-                <w:szCs w:val="22"/>
-              </w:rPr>
-            </w:pPr>
-            <w:r>
-              <w:rPr>
-                <w:rFonts w:cstheme="minorHAnsi"/>
-                <w:sz w:val="22"/>
-                <w:szCs w:val="22"/>
-              </w:rPr>
-              <w:t>HU1</w:t>
-            </w:r>
-            <w:r>
-              <w:rPr>
-                <w:rFonts w:cstheme="minorHAnsi"/>
-                <w:sz w:val="22"/>
-                <w:szCs w:val="22"/>
-              </w:rPr>
-              <w:t>4</w:t>
-            </w:r>
-          </w:p>
-        </w:tc>
-        <w:tc>
-          <w:tcPr>
-            <w:tcW w:w="6939" w:type="dxa"/>
-            <w:tcBorders>
-              <w:top w:val="single" w:sz="4" w:space="0" w:color="auto"/>
-              <w:left w:val="single" w:sz="4" w:space="0" w:color="auto"/>
-              <w:bottom w:val="single" w:sz="4" w:space="0" w:color="auto"/>
-              <w:right w:val="single" w:sz="4" w:space="0" w:color="auto"/>
-            </w:tcBorders>
-            <w:shd w:val="clear" w:color="auto" w:fill="E7E6E6" w:themeFill="background2"/>
-            <w:hideMark/>
-          </w:tcPr>
-          <w:p>
-            <w:pPr>
-              <w:rPr>
-                <w:rFonts w:cstheme="minorHAnsi"/>
-                <w:bCs/>
-                <w:sz w:val="22"/>
-                <w:szCs w:val="22"/>
-              </w:rPr>
-            </w:pPr>
-            <w:r>
-              <w:rPr>
-                <w:rFonts w:cstheme="minorHAnsi"/>
-                <w:bCs/>
-                <w:sz w:val="22"/>
-                <w:szCs w:val="22"/>
-              </w:rPr>
-              <w:t xml:space="preserve">Gestión de </w:t>
-            </w:r>
-            <w:proofErr w:type="spellStart"/>
-            <w:r>
-              <w:rPr>
-                <w:rFonts w:cstheme="minorHAnsi"/>
-                <w:bCs/>
-                <w:sz w:val="22"/>
-                <w:szCs w:val="22"/>
-              </w:rPr>
-              <w:t>categorias</w:t>
-            </w:r>
-            <w:proofErr w:type="spellEnd"/>
-          </w:p>
-        </w:tc>
-      </w:tr>
-      <w:tr>
-        <w:tc>
-          <w:tcPr>
-            <w:tcW w:w="1555" w:type="dxa"/>
-            <w:tcBorders>
-              <w:top w:val="single" w:sz="4" w:space="0" w:color="auto"/>
-              <w:left w:val="single" w:sz="4" w:space="0" w:color="auto"/>
-              <w:bottom w:val="single" w:sz="4" w:space="0" w:color="auto"/>
-              <w:right w:val="single" w:sz="4" w:space="0" w:color="auto"/>
-            </w:tcBorders>
-            <w:shd w:val="clear" w:color="auto" w:fill="E7E6E6" w:themeFill="background2"/>
-            <w:hideMark/>
-          </w:tcPr>
-          <w:p>
-            <w:pPr>
-              <w:rPr>
-                <w:rFonts w:cstheme="minorHAnsi"/>
-                <w:sz w:val="22"/>
-                <w:szCs w:val="22"/>
-              </w:rPr>
-            </w:pPr>
-            <w:r>
-              <w:rPr>
-                <w:rFonts w:cstheme="minorHAnsi"/>
-                <w:sz w:val="22"/>
-                <w:szCs w:val="22"/>
-              </w:rPr>
-              <w:t>Descripción</w:t>
-            </w:r>
-          </w:p>
-        </w:tc>
-        <w:tc>
-          <w:tcPr>
-            <w:tcW w:w="6939" w:type="dxa"/>
-            <w:tcBorders>
-              <w:top w:val="single" w:sz="4" w:space="0" w:color="auto"/>
-              <w:left w:val="single" w:sz="4" w:space="0" w:color="auto"/>
-              <w:bottom w:val="single" w:sz="4" w:space="0" w:color="auto"/>
-              <w:right w:val="single" w:sz="4" w:space="0" w:color="auto"/>
-            </w:tcBorders>
-          </w:tcPr>
-          <w:p>
-            <w:pPr>
-              <w:pStyle w:val="NormalWeb"/>
-              <w:rPr>
-                <w:rFonts w:asciiTheme="minorHAnsi" w:hAnsiTheme="minorHAnsi" w:cstheme="minorHAnsi"/>
-                <w:sz w:val="22"/>
-                <w:szCs w:val="22"/>
-                <w:lang w:val="es-AR"/>
-              </w:rPr>
-            </w:pPr>
-            <w:r>
-              <w:rPr>
-                <w:rStyle w:val="Textoennegrita"/>
-                <w:rFonts w:asciiTheme="minorHAnsi" w:hAnsiTheme="minorHAnsi" w:cstheme="minorHAnsi"/>
-                <w:sz w:val="22"/>
-                <w:szCs w:val="22"/>
-                <w:lang w:val="es-AR"/>
-              </w:rPr>
-              <w:t>Como</w:t>
-            </w:r>
-            <w:r>
-              <w:rPr>
-                <w:rFonts w:asciiTheme="minorHAnsi" w:hAnsiTheme="minorHAnsi" w:cstheme="minorHAnsi"/>
-                <w:sz w:val="22"/>
-                <w:szCs w:val="22"/>
-                <w:lang w:val="es-AR"/>
-              </w:rPr>
-              <w:t xml:space="preserve"> usuario con rol de </w:t>
-            </w:r>
-            <w:r>
-              <w:rPr>
-                <w:rStyle w:val="Textoennegrita"/>
-                <w:rFonts w:asciiTheme="minorHAnsi" w:hAnsiTheme="minorHAnsi" w:cstheme="minorHAnsi"/>
-                <w:sz w:val="22"/>
-                <w:szCs w:val="22"/>
-                <w:lang w:val="es-AR"/>
-              </w:rPr>
-              <w:t>recepcionista o administrador</w:t>
-            </w:r>
-            <w:r>
-              <w:rPr>
-                <w:rFonts w:asciiTheme="minorHAnsi" w:hAnsiTheme="minorHAnsi" w:cstheme="minorHAnsi"/>
-                <w:sz w:val="22"/>
-                <w:szCs w:val="22"/>
-                <w:lang w:val="es-AR"/>
-              </w:rPr>
-              <w:t>,</w:t>
-            </w:r>
-            <w:r>
-              <w:rPr>
-                <w:rFonts w:asciiTheme="minorHAnsi" w:hAnsiTheme="minorHAnsi" w:cstheme="minorHAnsi"/>
-                <w:sz w:val="22"/>
-                <w:szCs w:val="22"/>
-                <w:lang w:val="es-AR"/>
-              </w:rPr>
-              <w:br/>
-            </w:r>
-            <w:r>
-              <w:rPr>
-                <w:rStyle w:val="Textoennegrita"/>
-                <w:rFonts w:asciiTheme="minorHAnsi" w:hAnsiTheme="minorHAnsi" w:cstheme="minorHAnsi"/>
-                <w:sz w:val="22"/>
-                <w:szCs w:val="22"/>
-                <w:lang w:val="es-AR"/>
-              </w:rPr>
-              <w:t>quiero</w:t>
-            </w:r>
-            <w:r>
-              <w:rPr>
-                <w:rFonts w:asciiTheme="minorHAnsi" w:hAnsiTheme="minorHAnsi" w:cstheme="minorHAnsi"/>
-                <w:sz w:val="22"/>
-                <w:szCs w:val="22"/>
-                <w:lang w:val="es-AR"/>
-              </w:rPr>
-              <w:t xml:space="preserve"> poder </w:t>
-            </w:r>
-            <w:r>
-              <w:rPr>
-                <w:rStyle w:val="Textoennegrita"/>
-                <w:rFonts w:asciiTheme="minorHAnsi" w:hAnsiTheme="minorHAnsi" w:cstheme="minorHAnsi"/>
-                <w:sz w:val="22"/>
-                <w:szCs w:val="22"/>
-                <w:lang w:val="es-AR"/>
-              </w:rPr>
-              <w:t>ver, crear, editar y eliminar categorías de productos</w:t>
-            </w:r>
-            <w:r>
-              <w:rPr>
-                <w:rFonts w:asciiTheme="minorHAnsi" w:hAnsiTheme="minorHAnsi" w:cstheme="minorHAnsi"/>
-                <w:sz w:val="22"/>
-                <w:szCs w:val="22"/>
-                <w:lang w:val="es-AR"/>
-              </w:rPr>
-              <w:t>,</w:t>
-            </w:r>
-            <w:r>
-              <w:rPr>
-                <w:rFonts w:asciiTheme="minorHAnsi" w:hAnsiTheme="minorHAnsi" w:cstheme="minorHAnsi"/>
-                <w:sz w:val="22"/>
-                <w:szCs w:val="22"/>
-                <w:lang w:val="es-AR"/>
-              </w:rPr>
-              <w:br/>
-            </w:r>
-            <w:r>
-              <w:rPr>
-                <w:rStyle w:val="Textoennegrita"/>
-                <w:rFonts w:asciiTheme="minorHAnsi" w:hAnsiTheme="minorHAnsi" w:cstheme="minorHAnsi"/>
-                <w:sz w:val="22"/>
-                <w:szCs w:val="22"/>
-                <w:lang w:val="es-AR"/>
-              </w:rPr>
-              <w:t>para</w:t>
-            </w:r>
-            <w:r>
-              <w:rPr>
-                <w:rFonts w:asciiTheme="minorHAnsi" w:hAnsiTheme="minorHAnsi" w:cstheme="minorHAnsi"/>
-                <w:sz w:val="22"/>
-                <w:szCs w:val="22"/>
-                <w:lang w:val="es-AR"/>
-              </w:rPr>
-              <w:t xml:space="preserve"> mantener una clasificación organizada que facilite la administración y búsqueda de artículos en el sistema.</w:t>
-            </w:r>
-          </w:p>
-        </w:tc>
-      </w:tr>
-      <w:tr>
-        <w:tc>
-          <w:tcPr>
-            <w:tcW w:w="1555" w:type="dxa"/>
-            <w:tcBorders>
-              <w:top w:val="single" w:sz="4" w:space="0" w:color="auto"/>
-              <w:left w:val="single" w:sz="4" w:space="0" w:color="auto"/>
-              <w:bottom w:val="single" w:sz="4" w:space="0" w:color="auto"/>
-              <w:right w:val="single" w:sz="4" w:space="0" w:color="auto"/>
-            </w:tcBorders>
-            <w:shd w:val="clear" w:color="auto" w:fill="E7E6E6" w:themeFill="background2"/>
-            <w:hideMark/>
-          </w:tcPr>
-          <w:p>
-            <w:pPr>
-              <w:rPr>
-                <w:rFonts w:cstheme="minorHAnsi"/>
-                <w:sz w:val="22"/>
-                <w:szCs w:val="22"/>
-              </w:rPr>
-            </w:pPr>
-            <w:r>
-              <w:rPr>
-                <w:rFonts w:cstheme="minorHAnsi"/>
-                <w:sz w:val="22"/>
-                <w:szCs w:val="22"/>
-              </w:rPr>
-              <w:t>Criterios de aceptación</w:t>
-            </w:r>
-          </w:p>
-        </w:tc>
-        <w:tc>
-          <w:tcPr>
-            <w:tcW w:w="6939" w:type="dxa"/>
-            <w:tcBorders>
-              <w:top w:val="single" w:sz="4" w:space="0" w:color="auto"/>
-              <w:left w:val="single" w:sz="4" w:space="0" w:color="auto"/>
-              <w:bottom w:val="single" w:sz="4" w:space="0" w:color="auto"/>
-              <w:right w:val="single" w:sz="4" w:space="0" w:color="auto"/>
-            </w:tcBorders>
-          </w:tcPr>
-          <w:p>
-            <w:pPr>
-              <w:spacing w:before="100" w:beforeAutospacing="1" w:after="100" w:afterAutospacing="1"/>
-              <w:rPr>
-                <w:rFonts w:eastAsia="Times New Roman" w:cstheme="minorHAnsi"/>
-                <w:sz w:val="22"/>
-                <w:szCs w:val="22"/>
-                <w:lang w:eastAsia="es-AR"/>
-              </w:rPr>
-            </w:pPr>
-            <w:proofErr w:type="gramStart"/>
-            <w:r>
-              <w:rPr>
-                <w:rFonts w:eastAsia="Times New Roman" w:cstheme="minorHAnsi"/>
-                <w:sz w:val="22"/>
-                <w:szCs w:val="22"/>
-                <w:lang w:eastAsia="es-AR"/>
-              </w:rPr>
-              <w:t>  El</w:t>
-            </w:r>
-            <w:proofErr w:type="gramEnd"/>
-            <w:r>
-              <w:rPr>
-                <w:rFonts w:eastAsia="Times New Roman" w:cstheme="minorHAnsi"/>
-                <w:sz w:val="22"/>
-                <w:szCs w:val="22"/>
-                <w:lang w:eastAsia="es-AR"/>
-              </w:rPr>
-              <w:t xml:space="preserve"> usuario puede registrar una nueva categoría completando los campos requeridos (nombre).</w:t>
-            </w:r>
-          </w:p>
-          <w:p>
-            <w:pPr>
-              <w:spacing w:before="100" w:beforeAutospacing="1" w:after="100" w:afterAutospacing="1"/>
-              <w:rPr>
-                <w:rFonts w:eastAsia="Times New Roman" w:cstheme="minorHAnsi"/>
-                <w:sz w:val="22"/>
-                <w:szCs w:val="22"/>
-                <w:lang w:eastAsia="es-AR"/>
-              </w:rPr>
-            </w:pPr>
-            <w:proofErr w:type="gramStart"/>
-            <w:r>
-              <w:rPr>
-                <w:rFonts w:eastAsia="Times New Roman" w:cstheme="minorHAnsi"/>
-                <w:sz w:val="22"/>
-                <w:szCs w:val="22"/>
-                <w:lang w:eastAsia="es-AR"/>
-              </w:rPr>
-              <w:t>  El</w:t>
-            </w:r>
-            <w:proofErr w:type="gramEnd"/>
-            <w:r>
-              <w:rPr>
-                <w:rFonts w:eastAsia="Times New Roman" w:cstheme="minorHAnsi"/>
-                <w:sz w:val="22"/>
-                <w:szCs w:val="22"/>
-                <w:lang w:eastAsia="es-AR"/>
-              </w:rPr>
-              <w:t xml:space="preserve"> sistema valida que no exista otra categoría con el mismo nombre antes de guardarla.</w:t>
-            </w:r>
-          </w:p>
-          <w:p>
-            <w:pPr>
-              <w:spacing w:before="100" w:beforeAutospacing="1" w:after="100" w:afterAutospacing="1"/>
-              <w:rPr>
-                <w:rFonts w:eastAsia="Times New Roman" w:cstheme="minorHAnsi"/>
-                <w:sz w:val="22"/>
-                <w:szCs w:val="22"/>
-                <w:lang w:eastAsia="es-AR"/>
-              </w:rPr>
-            </w:pPr>
-            <w:proofErr w:type="gramStart"/>
-            <w:r>
-              <w:rPr>
-                <w:rFonts w:eastAsia="Times New Roman" w:cstheme="minorHAnsi"/>
-                <w:sz w:val="22"/>
-                <w:szCs w:val="22"/>
-                <w:lang w:eastAsia="es-AR"/>
-              </w:rPr>
-              <w:t>  El</w:t>
-            </w:r>
-            <w:proofErr w:type="gramEnd"/>
-            <w:r>
-              <w:rPr>
-                <w:rFonts w:eastAsia="Times New Roman" w:cstheme="minorHAnsi"/>
-                <w:sz w:val="22"/>
-                <w:szCs w:val="22"/>
-                <w:lang w:eastAsia="es-AR"/>
-              </w:rPr>
-              <w:t xml:space="preserve"> usuario puede editar los datos de una categoría existente.</w:t>
-            </w:r>
-          </w:p>
-          <w:p>
-            <w:pPr>
-              <w:spacing w:before="100" w:beforeAutospacing="1" w:after="100" w:afterAutospacing="1"/>
-              <w:rPr>
-                <w:rFonts w:eastAsia="Times New Roman" w:cstheme="minorHAnsi"/>
-                <w:sz w:val="22"/>
-                <w:szCs w:val="22"/>
-                <w:lang w:eastAsia="es-AR"/>
-              </w:rPr>
-            </w:pPr>
-            <w:proofErr w:type="gramStart"/>
-            <w:r>
-              <w:rPr>
-                <w:rFonts w:eastAsia="Times New Roman" w:cstheme="minorHAnsi"/>
-                <w:sz w:val="22"/>
-                <w:szCs w:val="22"/>
-                <w:lang w:eastAsia="es-AR"/>
-              </w:rPr>
-              <w:t>  El</w:t>
-            </w:r>
-            <w:proofErr w:type="gramEnd"/>
-            <w:r>
-              <w:rPr>
-                <w:rFonts w:eastAsia="Times New Roman" w:cstheme="minorHAnsi"/>
-                <w:sz w:val="22"/>
-                <w:szCs w:val="22"/>
-                <w:lang w:eastAsia="es-AR"/>
-              </w:rPr>
-              <w:t xml:space="preserve"> usuario puede eliminar una categoría previa confirmación mediante un mensaje de advertencia.</w:t>
-            </w:r>
-          </w:p>
-          <w:p>
-            <w:pPr>
-              <w:spacing w:before="100" w:beforeAutospacing="1" w:after="100" w:afterAutospacing="1"/>
-              <w:rPr>
-                <w:rFonts w:eastAsia="Times New Roman" w:cstheme="minorHAnsi"/>
-                <w:sz w:val="22"/>
-                <w:szCs w:val="22"/>
-                <w:lang w:eastAsia="es-AR"/>
-              </w:rPr>
-            </w:pPr>
-            <w:proofErr w:type="gramStart"/>
-            <w:r>
-              <w:rPr>
-                <w:rFonts w:eastAsia="Times New Roman" w:cstheme="minorHAnsi"/>
-                <w:sz w:val="22"/>
-                <w:szCs w:val="22"/>
-                <w:lang w:eastAsia="es-AR"/>
-              </w:rPr>
+              <w:lastRenderedPageBreak/>
               <w:t>  El</w:t>
             </w:r>
             <w:proofErr w:type="gramEnd"/>
@@ -9654,7 +8651,6 @@
                 <w:sz w:val="22"/>
                 <w:szCs w:val="22"/>
               </w:rPr>
-              <w:lastRenderedPageBreak/>
               <w:t>HU1</w:t>
             </w:r>
             <w:r>
@@ -9663,7 +8659,7 @@
                 <w:sz w:val="22"/>
                 <w:szCs w:val="22"/>
               </w:rPr>
-              <w:t>5</w:t>
+              <w:t>3</w:t>
             </w:r>
           </w:p>
         </w:tc>
@@ -10230,7 +9226,7 @@
                 <w:sz w:val="22"/>
                 <w:szCs w:val="22"/>
               </w:rPr>
-              <w:t>6</w:t>
+              <w:t>4</w:t>
             </w:r>
           </w:p>
         </w:tc>
@@ -10615,6 +9611,7 @@
                 <w:szCs w:val="22"/>
                 <w:lang w:eastAsia="es-AR"/>
               </w:rPr>
+              <w:lastRenderedPageBreak/>
               <w:t>  El</w:t>
             </w:r>
             <w:proofErr w:type="gramEnd"/>
@@ -10826,7 +9823,7 @@
                 <w:sz w:val="22"/>
                 <w:szCs w:val="22"/>
               </w:rPr>
-              <w:t>7</w:t>
+              <w:t>5</w:t>
             </w:r>
           </w:p>
         </w:tc>
@@ -11434,7 +10431,7 @@
                 <w:sz w:val="22"/>
                 <w:szCs w:val="22"/>
               </w:rPr>
-              <w:t>8</w:t>
+              <w:t>6</w:t>
             </w:r>
           </w:p>
         </w:tc>
@@ -11665,6 +10662,7 @@
                 <w:sz w:val="22"/>
                 <w:szCs w:val="22"/>
               </w:rPr>
+              <w:lastRenderedPageBreak/>
               <w:t>Criterios de aceptación</w:t>
             </w:r>
           </w:p>
@@ -11983,7 +10981,15 @@
                 <w:sz w:val="22"/>
                 <w:szCs w:val="22"/>
               </w:rPr>
-              <w:t>19</w:t>
+              <w:t>1</w:t>
+            </w:r>
+            <w:r>
+              <w:rPr>
+                <w:rFonts w:cstheme="minorHAnsi"/>
+                <w:sz w:val="22"/>
+                <w:szCs w:val="22"/>
+              </w:rPr>
+              <w:t>7</w:t>
             </w:r>
           </w:p>
         </w:tc>
@@ -12521,6 +11527,579 @@
             <w:pPr>
               <w:spacing w:before="100" w:beforeAutospacing="1" w:after="100" w:afterAutospacing="1"/>
               <w:ind w:firstLine="708"/>
+              <w:rPr>
+                <w:rFonts w:cstheme="minorHAnsi"/>
+                <w:sz w:val="22"/>
+                <w:szCs w:val="22"/>
+              </w:rPr>
+            </w:pPr>
+          </w:p>
+        </w:tc>
+      </w:tr>
+    </w:tbl>
+    <w:p>
+      <w:pPr>
+        <w:rPr>
+          <w:rFonts w:cstheme="minorHAnsi"/>
+        </w:rPr>
+      </w:pPr>
+    </w:p>
+    <w:p>
+      <w:pPr>
+        <w:rPr>
+          <w:rFonts w:cstheme="minorHAnsi"/>
+        </w:rPr>
+      </w:pPr>
+    </w:p>
+    <w:p>
+      <w:pPr>
+        <w:rPr>
+          <w:rFonts w:cstheme="minorHAnsi"/>
+        </w:rPr>
+      </w:pPr>
+    </w:p>
+    <w:tbl>
+      <w:tblPr>
+        <w:tblStyle w:val="Tablaconcuadrcula"/>
+        <w:tblW w:w="0" w:type="auto"/>
+        <w:tblInd w:w="0" w:type="dxa"/>
+        <w:tblLook w:val="04A0" w:firstRow="1" w:lastRow="0" w:firstColumn="1" w:lastColumn="0" w:noHBand="0" w:noVBand="1"/>
+      </w:tblPr>
+      <w:tblGrid>
+        <w:gridCol w:w="1555"/>
+        <w:gridCol w:w="6939"/>
+      </w:tblGrid>
+      <w:tr>
+        <w:tc>
+          <w:tcPr>
+            <w:tcW w:w="1555" w:type="dxa"/>
+            <w:tcBorders>
+              <w:top w:val="single" w:sz="4" w:space="0" w:color="auto"/>
+              <w:left w:val="single" w:sz="4" w:space="0" w:color="auto"/>
+              <w:bottom w:val="single" w:sz="4" w:space="0" w:color="auto"/>
+              <w:right w:val="single" w:sz="4" w:space="0" w:color="auto"/>
+            </w:tcBorders>
+            <w:shd w:val="clear" w:color="auto" w:fill="E7E6E6" w:themeFill="background2"/>
+            <w:hideMark/>
+          </w:tcPr>
+          <w:p>
+            <w:pPr>
+              <w:rPr>
+                <w:rFonts w:cstheme="minorHAnsi"/>
+                <w:sz w:val="22"/>
+                <w:szCs w:val="22"/>
+              </w:rPr>
+            </w:pPr>
+            <w:r>
+              <w:rPr>
+                <w:rFonts w:cstheme="minorHAnsi"/>
+                <w:sz w:val="22"/>
+                <w:szCs w:val="22"/>
+              </w:rPr>
+              <w:t>HU</w:t>
+            </w:r>
+            <w:r>
+              <w:rPr>
+                <w:rFonts w:cstheme="minorHAnsi"/>
+                <w:sz w:val="22"/>
+                <w:szCs w:val="22"/>
+              </w:rPr>
+              <w:t>18</w:t>
+            </w:r>
+          </w:p>
+        </w:tc>
+        <w:tc>
+          <w:tcPr>
+            <w:tcW w:w="6939" w:type="dxa"/>
+            <w:tcBorders>
+              <w:top w:val="single" w:sz="4" w:space="0" w:color="auto"/>
+              <w:left w:val="single" w:sz="4" w:space="0" w:color="auto"/>
+              <w:bottom w:val="single" w:sz="4" w:space="0" w:color="auto"/>
+              <w:right w:val="single" w:sz="4" w:space="0" w:color="auto"/>
+            </w:tcBorders>
+            <w:shd w:val="clear" w:color="auto" w:fill="E7E6E6" w:themeFill="background2"/>
+            <w:hideMark/>
+          </w:tcPr>
+          <w:p>
+            <w:pPr>
+              <w:tabs>
+                <w:tab w:val="left" w:pos="1980"/>
+              </w:tabs>
+              <w:rPr>
+                <w:rFonts w:cstheme="minorHAnsi"/>
+                <w:bCs/>
+                <w:sz w:val="22"/>
+                <w:szCs w:val="22"/>
+              </w:rPr>
+            </w:pPr>
+            <w:proofErr w:type="spellStart"/>
+            <w:r>
+              <w:rPr>
+                <w:rFonts w:cstheme="minorHAnsi"/>
+                <w:bCs/>
+                <w:sz w:val="22"/>
+                <w:szCs w:val="22"/>
+              </w:rPr>
+              <w:t>Gestion</w:t>
+            </w:r>
+            <w:proofErr w:type="spellEnd"/>
+            <w:r>
+              <w:rPr>
+                <w:rFonts w:cstheme="minorHAnsi"/>
+                <w:bCs/>
+                <w:sz w:val="22"/>
+                <w:szCs w:val="22"/>
+              </w:rPr>
+              <w:t xml:space="preserve"> de ventas</w:t>
+            </w:r>
+            <w:r>
+              <w:rPr>
+                <w:rFonts w:cstheme="minorHAnsi"/>
+                <w:bCs/>
+                <w:sz w:val="22"/>
+                <w:szCs w:val="22"/>
+              </w:rPr>
+              <w:tab/>
+            </w:r>
+          </w:p>
+        </w:tc>
+      </w:tr>
+      <w:tr>
+        <w:tc>
+          <w:tcPr>
+            <w:tcW w:w="1555" w:type="dxa"/>
+            <w:tcBorders>
+              <w:top w:val="single" w:sz="4" w:space="0" w:color="auto"/>
+              <w:left w:val="single" w:sz="4" w:space="0" w:color="auto"/>
+              <w:bottom w:val="single" w:sz="4" w:space="0" w:color="auto"/>
+              <w:right w:val="single" w:sz="4" w:space="0" w:color="auto"/>
+            </w:tcBorders>
+            <w:shd w:val="clear" w:color="auto" w:fill="E7E6E6" w:themeFill="background2"/>
+            <w:hideMark/>
+          </w:tcPr>
+          <w:p>
+            <w:pPr>
+              <w:rPr>
+                <w:rFonts w:cstheme="minorHAnsi"/>
+                <w:sz w:val="22"/>
+                <w:szCs w:val="22"/>
+              </w:rPr>
+            </w:pPr>
+            <w:r>
+              <w:rPr>
+                <w:rFonts w:cstheme="minorHAnsi"/>
+                <w:sz w:val="22"/>
+                <w:szCs w:val="22"/>
+              </w:rPr>
+              <w:t>Descripción</w:t>
+            </w:r>
+          </w:p>
+        </w:tc>
+        <w:tc>
+          <w:tcPr>
+            <w:tcW w:w="6939" w:type="dxa"/>
+            <w:tcBorders>
+              <w:top w:val="single" w:sz="4" w:space="0" w:color="auto"/>
+              <w:left w:val="single" w:sz="4" w:space="0" w:color="auto"/>
+              <w:bottom w:val="single" w:sz="4" w:space="0" w:color="auto"/>
+              <w:right w:val="single" w:sz="4" w:space="0" w:color="auto"/>
+            </w:tcBorders>
+          </w:tcPr>
+          <w:p>
+            <w:pPr>
+              <w:pStyle w:val="NormalWeb"/>
+              <w:rPr>
+                <w:rFonts w:asciiTheme="minorHAnsi" w:hAnsiTheme="minorHAnsi" w:cstheme="minorHAnsi"/>
+                <w:sz w:val="22"/>
+                <w:szCs w:val="22"/>
+                <w:lang w:val="es-AR"/>
+              </w:rPr>
+            </w:pPr>
+            <w:r>
+              <w:rPr>
+                <w:rStyle w:val="Textoennegrita"/>
+                <w:rFonts w:asciiTheme="minorHAnsi" w:hAnsiTheme="minorHAnsi" w:cstheme="minorHAnsi"/>
+                <w:sz w:val="22"/>
+                <w:szCs w:val="22"/>
+                <w:lang w:val="es-AR"/>
+              </w:rPr>
+              <w:t>Como</w:t>
+            </w:r>
+            <w:r>
+              <w:rPr>
+                <w:rFonts w:asciiTheme="minorHAnsi" w:hAnsiTheme="minorHAnsi" w:cstheme="minorHAnsi"/>
+                <w:sz w:val="22"/>
+                <w:szCs w:val="22"/>
+                <w:lang w:val="es-AR"/>
+              </w:rPr>
+              <w:t xml:space="preserve"> usuario con rol de </w:t>
+            </w:r>
+            <w:r>
+              <w:rPr>
+                <w:rStyle w:val="Textoennegrita"/>
+                <w:rFonts w:asciiTheme="minorHAnsi" w:hAnsiTheme="minorHAnsi" w:cstheme="minorHAnsi"/>
+                <w:sz w:val="22"/>
+                <w:szCs w:val="22"/>
+                <w:lang w:val="es-AR"/>
+              </w:rPr>
+              <w:t>administrador</w:t>
+            </w:r>
+            <w:r>
+              <w:rPr>
+                <w:rFonts w:asciiTheme="minorHAnsi" w:hAnsiTheme="minorHAnsi" w:cstheme="minorHAnsi"/>
+                <w:sz w:val="22"/>
+                <w:szCs w:val="22"/>
+                <w:lang w:val="es-AR"/>
+              </w:rPr>
+              <w:t>,</w:t>
+            </w:r>
+            <w:r>
+              <w:rPr>
+                <w:rFonts w:asciiTheme="minorHAnsi" w:hAnsiTheme="minorHAnsi" w:cstheme="minorHAnsi"/>
+                <w:sz w:val="22"/>
+                <w:szCs w:val="22"/>
+                <w:lang w:val="es-AR"/>
+              </w:rPr>
+              <w:br/>
+            </w:r>
+            <w:r>
+              <w:rPr>
+                <w:rStyle w:val="Textoennegrita"/>
+                <w:rFonts w:asciiTheme="minorHAnsi" w:hAnsiTheme="minorHAnsi" w:cstheme="minorHAnsi"/>
+                <w:sz w:val="22"/>
+                <w:szCs w:val="22"/>
+                <w:lang w:val="es-AR"/>
+              </w:rPr>
+              <w:t>quiero</w:t>
+            </w:r>
+            <w:r>
+              <w:rPr>
+                <w:rFonts w:asciiTheme="minorHAnsi" w:hAnsiTheme="minorHAnsi" w:cstheme="minorHAnsi"/>
+                <w:sz w:val="22"/>
+                <w:szCs w:val="22"/>
+                <w:lang w:val="es-AR"/>
+              </w:rPr>
+              <w:t xml:space="preserve"> poder </w:t>
+            </w:r>
+            <w:r>
+              <w:rPr>
+                <w:rStyle w:val="Textoennegrita"/>
+                <w:rFonts w:asciiTheme="minorHAnsi" w:hAnsiTheme="minorHAnsi" w:cstheme="minorHAnsi"/>
+                <w:sz w:val="22"/>
+                <w:szCs w:val="22"/>
+                <w:lang w:val="es-AR"/>
+              </w:rPr>
+              <w:t>ver, crear, editar y eliminar ventas</w:t>
+            </w:r>
+            <w:r>
+              <w:rPr>
+                <w:rFonts w:asciiTheme="minorHAnsi" w:hAnsiTheme="minorHAnsi" w:cstheme="minorHAnsi"/>
+                <w:sz w:val="22"/>
+                <w:szCs w:val="22"/>
+                <w:lang w:val="es-AR"/>
+              </w:rPr>
+              <w:t>,</w:t>
+            </w:r>
+            <w:r>
+              <w:rPr>
+                <w:rFonts w:asciiTheme="minorHAnsi" w:hAnsiTheme="minorHAnsi" w:cstheme="minorHAnsi"/>
+                <w:sz w:val="22"/>
+                <w:szCs w:val="22"/>
+                <w:lang w:val="es-AR"/>
+              </w:rPr>
+              <w:br/>
+            </w:r>
+            <w:r>
+              <w:rPr>
+                <w:rStyle w:val="Textoennegrita"/>
+                <w:rFonts w:asciiTheme="minorHAnsi" w:hAnsiTheme="minorHAnsi" w:cstheme="minorHAnsi"/>
+                <w:sz w:val="22"/>
+                <w:szCs w:val="22"/>
+                <w:lang w:val="es-AR"/>
+              </w:rPr>
+              <w:t>para</w:t>
+            </w:r>
+            <w:r>
+              <w:rPr>
+                <w:rFonts w:asciiTheme="minorHAnsi" w:hAnsiTheme="minorHAnsi" w:cstheme="minorHAnsi"/>
+                <w:sz w:val="22"/>
+                <w:szCs w:val="22"/>
+                <w:lang w:val="es-AR"/>
+              </w:rPr>
+              <w:t xml:space="preserve"> mantener un registro completo de las transacciones y garantizar la correcta actualización del stock.</w:t>
+            </w:r>
+          </w:p>
+        </w:tc>
+      </w:tr>
+      <w:tr>
+        <w:tc>
+          <w:tcPr>
+            <w:tcW w:w="1555" w:type="dxa"/>
+            <w:tcBorders>
+              <w:top w:val="single" w:sz="4" w:space="0" w:color="auto"/>
+              <w:left w:val="single" w:sz="4" w:space="0" w:color="auto"/>
+              <w:bottom w:val="single" w:sz="4" w:space="0" w:color="auto"/>
+              <w:right w:val="single" w:sz="4" w:space="0" w:color="auto"/>
+            </w:tcBorders>
+            <w:shd w:val="clear" w:color="auto" w:fill="E7E6E6" w:themeFill="background2"/>
+            <w:hideMark/>
+          </w:tcPr>
+          <w:p>
+            <w:pPr>
+              <w:rPr>
+                <w:rFonts w:cstheme="minorHAnsi"/>
+                <w:sz w:val="22"/>
+                <w:szCs w:val="22"/>
+              </w:rPr>
+            </w:pPr>
+            <w:r>
+              <w:rPr>
+                <w:rFonts w:cstheme="minorHAnsi"/>
+                <w:sz w:val="22"/>
+                <w:szCs w:val="22"/>
+              </w:rPr>
+              <w:t>Criterios de aceptación</w:t>
+            </w:r>
+          </w:p>
+        </w:tc>
+        <w:tc>
+          <w:tcPr>
+            <w:tcW w:w="6939" w:type="dxa"/>
+            <w:tcBorders>
+              <w:top w:val="single" w:sz="4" w:space="0" w:color="auto"/>
+              <w:left w:val="single" w:sz="4" w:space="0" w:color="auto"/>
+              <w:bottom w:val="single" w:sz="4" w:space="0" w:color="auto"/>
+              <w:right w:val="single" w:sz="4" w:space="0" w:color="auto"/>
+            </w:tcBorders>
+          </w:tcPr>
+          <w:p>
+            <w:pPr>
+              <w:spacing w:before="100" w:beforeAutospacing="1" w:after="100" w:afterAutospacing="1"/>
+              <w:rPr>
+                <w:rFonts w:eastAsia="Times New Roman" w:cstheme="minorHAnsi"/>
+                <w:sz w:val="22"/>
+                <w:szCs w:val="22"/>
+                <w:lang w:eastAsia="es-AR"/>
+              </w:rPr>
+            </w:pPr>
+            <w:proofErr w:type="gramStart"/>
+            <w:r>
+              <w:rPr>
+                <w:rFonts w:eastAsia="Times New Roman" w:cstheme="minorHAnsi"/>
+                <w:sz w:val="22"/>
+                <w:szCs w:val="22"/>
+                <w:lang w:eastAsia="es-AR"/>
+              </w:rPr>
+              <w:t>  El</w:t>
+            </w:r>
+            <w:proofErr w:type="gramEnd"/>
+            <w:r>
+              <w:rPr>
+                <w:rFonts w:eastAsia="Times New Roman" w:cstheme="minorHAnsi"/>
+                <w:sz w:val="22"/>
+                <w:szCs w:val="22"/>
+                <w:lang w:eastAsia="es-AR"/>
+              </w:rPr>
+              <w:t xml:space="preserve"> administrador puede registrar una nueva venta completando </w:t>
+            </w:r>
+            <w:r>
+              <w:rPr>
+                <w:rStyle w:val="Textoennegrita"/>
+                <w:rFonts w:cstheme="minorHAnsi"/>
+                <w:sz w:val="22"/>
+                <w:szCs w:val="22"/>
+              </w:rPr>
+              <w:t xml:space="preserve">fecha y hora, cliente, </w:t>
+            </w:r>
+            <w:proofErr w:type="spellStart"/>
+            <w:r>
+              <w:rPr>
+                <w:rStyle w:val="Textoennegrita"/>
+                <w:rFonts w:cstheme="minorHAnsi"/>
+                <w:sz w:val="22"/>
+                <w:szCs w:val="22"/>
+              </w:rPr>
+              <w:t>id_</w:t>
+            </w:r>
+            <w:r>
+              <w:rPr>
+                <w:rStyle w:val="Textoennegrita"/>
+                <w:rFonts w:cstheme="minorHAnsi"/>
+                <w:sz w:val="22"/>
+                <w:szCs w:val="22"/>
+              </w:rPr>
+              <w:t>empleado</w:t>
+            </w:r>
+            <w:proofErr w:type="spellEnd"/>
+            <w:r>
+              <w:rPr>
+                <w:rStyle w:val="Textoennegrita"/>
+                <w:rFonts w:cstheme="minorHAnsi"/>
+                <w:sz w:val="22"/>
+                <w:szCs w:val="22"/>
+              </w:rPr>
+              <w:t>,  sucursal y total</w:t>
+            </w:r>
+          </w:p>
+          <w:p>
+            <w:pPr>
+              <w:spacing w:before="100" w:beforeAutospacing="1" w:after="100" w:afterAutospacing="1"/>
+              <w:rPr>
+                <w:rFonts w:eastAsia="Times New Roman" w:cstheme="minorHAnsi"/>
+                <w:sz w:val="22"/>
+                <w:szCs w:val="22"/>
+                <w:lang w:eastAsia="es-AR"/>
+              </w:rPr>
+            </w:pPr>
+            <w:proofErr w:type="gramStart"/>
+            <w:r>
+              <w:rPr>
+                <w:rFonts w:eastAsia="Times New Roman" w:cstheme="minorHAnsi"/>
+                <w:sz w:val="22"/>
+                <w:szCs w:val="22"/>
+                <w:lang w:eastAsia="es-AR"/>
+              </w:rPr>
+              <w:t>  El</w:t>
+            </w:r>
+            <w:proofErr w:type="gramEnd"/>
+            <w:r>
+              <w:rPr>
+                <w:rFonts w:eastAsia="Times New Roman" w:cstheme="minorHAnsi"/>
+                <w:sz w:val="22"/>
+                <w:szCs w:val="22"/>
+                <w:lang w:eastAsia="es-AR"/>
+              </w:rPr>
+              <w:t xml:space="preserve"> sistema valida los campos obligatorios antes de guardar.</w:t>
+            </w:r>
+          </w:p>
+          <w:p>
+            <w:pPr>
+              <w:spacing w:before="100" w:beforeAutospacing="1" w:after="100" w:afterAutospacing="1"/>
+              <w:rPr>
+                <w:rFonts w:eastAsia="Times New Roman" w:cstheme="minorHAnsi"/>
+                <w:sz w:val="22"/>
+                <w:szCs w:val="22"/>
+                <w:lang w:eastAsia="es-AR"/>
+              </w:rPr>
+            </w:pPr>
+            <w:proofErr w:type="gramStart"/>
+            <w:r>
+              <w:rPr>
+                <w:rFonts w:eastAsia="Times New Roman" w:cstheme="minorHAnsi"/>
+                <w:sz w:val="22"/>
+                <w:szCs w:val="22"/>
+                <w:lang w:eastAsia="es-AR"/>
+              </w:rPr>
+              <w:lastRenderedPageBreak/>
+              <w:t>  El</w:t>
+            </w:r>
+            <w:proofErr w:type="gramEnd"/>
+            <w:r>
+              <w:rPr>
+                <w:rFonts w:eastAsia="Times New Roman" w:cstheme="minorHAnsi"/>
+                <w:sz w:val="22"/>
+                <w:szCs w:val="22"/>
+                <w:lang w:eastAsia="es-AR"/>
+              </w:rPr>
+              <w:t xml:space="preserve"> administrador puede editar una venta existente.</w:t>
+            </w:r>
+          </w:p>
+          <w:p>
+            <w:pPr>
+              <w:spacing w:before="100" w:beforeAutospacing="1" w:after="100" w:afterAutospacing="1"/>
+              <w:rPr>
+                <w:rFonts w:eastAsia="Times New Roman" w:cstheme="minorHAnsi"/>
+                <w:sz w:val="22"/>
+                <w:szCs w:val="22"/>
+                <w:lang w:eastAsia="es-AR"/>
+              </w:rPr>
+            </w:pPr>
+            <w:proofErr w:type="gramStart"/>
+            <w:r>
+              <w:rPr>
+                <w:rFonts w:eastAsia="Times New Roman" w:cstheme="minorHAnsi"/>
+                <w:sz w:val="22"/>
+                <w:szCs w:val="22"/>
+                <w:lang w:eastAsia="es-AR"/>
+              </w:rPr>
+              <w:t>  El</w:t>
+            </w:r>
+            <w:proofErr w:type="gramEnd"/>
+            <w:r>
+              <w:rPr>
+                <w:rFonts w:eastAsia="Times New Roman" w:cstheme="minorHAnsi"/>
+                <w:sz w:val="22"/>
+                <w:szCs w:val="22"/>
+                <w:lang w:eastAsia="es-AR"/>
+              </w:rPr>
+              <w:t xml:space="preserve"> administrador puede eliminar una venta, previa confirmación.</w:t>
+            </w:r>
+          </w:p>
+          <w:p>
+            <w:pPr>
+              <w:spacing w:before="100" w:beforeAutospacing="1" w:after="100" w:afterAutospacing="1"/>
+              <w:rPr>
+                <w:rFonts w:eastAsia="Times New Roman" w:cstheme="minorHAnsi"/>
+                <w:sz w:val="22"/>
+                <w:szCs w:val="22"/>
+                <w:lang w:eastAsia="es-AR"/>
+              </w:rPr>
+            </w:pPr>
+            <w:proofErr w:type="gramStart"/>
+            <w:r>
+              <w:rPr>
+                <w:rFonts w:eastAsia="Times New Roman" w:cstheme="minorHAnsi"/>
+                <w:sz w:val="22"/>
+                <w:szCs w:val="22"/>
+                <w:lang w:eastAsia="es-AR"/>
+              </w:rPr>
+              <w:t>  El</w:t>
+            </w:r>
+            <w:proofErr w:type="gramEnd"/>
+            <w:r>
+              <w:rPr>
+                <w:rFonts w:eastAsia="Times New Roman" w:cstheme="minorHAnsi"/>
+                <w:sz w:val="22"/>
+                <w:szCs w:val="22"/>
+                <w:lang w:eastAsia="es-AR"/>
+              </w:rPr>
+              <w:t xml:space="preserve"> sistema muestra un listado completo de ventas con toda la información relevante.</w:t>
+            </w:r>
+          </w:p>
+          <w:p>
+            <w:pPr>
+              <w:spacing w:before="100" w:beforeAutospacing="1" w:after="100" w:afterAutospacing="1"/>
+              <w:rPr>
+                <w:rFonts w:eastAsia="Times New Roman" w:cstheme="minorHAnsi"/>
+                <w:sz w:val="22"/>
+                <w:szCs w:val="22"/>
+                <w:lang w:eastAsia="es-AR"/>
+              </w:rPr>
+            </w:pPr>
+            <w:proofErr w:type="gramStart"/>
+            <w:r>
+              <w:rPr>
+                <w:rFonts w:eastAsia="Times New Roman" w:cstheme="minorHAnsi"/>
+                <w:sz w:val="22"/>
+                <w:szCs w:val="22"/>
+                <w:lang w:eastAsia="es-AR"/>
+              </w:rPr>
+              <w:t>  Los</w:t>
+            </w:r>
+            <w:proofErr w:type="gramEnd"/>
+            <w:r>
+              <w:rPr>
+                <w:rFonts w:eastAsia="Times New Roman" w:cstheme="minorHAnsi"/>
+                <w:sz w:val="22"/>
+                <w:szCs w:val="22"/>
+                <w:lang w:eastAsia="es-AR"/>
+              </w:rPr>
+              <w:t xml:space="preserve"> cambios realizados se guardan correctamente en la base de datos y actualizan el stock.</w:t>
+            </w:r>
+          </w:p>
+          <w:p>
+            <w:pPr>
+              <w:spacing w:before="100" w:beforeAutospacing="1" w:after="100" w:afterAutospacing="1"/>
               <w:rPr>
                 <w:rFonts w:cstheme="minorHAnsi"/>
                 <w:sz w:val="22"/>
@@ -12576,15 +12155,15 @@
                 <w:sz w:val="22"/>
                 <w:szCs w:val="22"/>
               </w:rPr>
-              <w:t>HU2</w:t>
-            </w:r>
-            <w:r>
-              <w:rPr>
-                <w:rFonts w:cstheme="minorHAnsi"/>
-                <w:sz w:val="22"/>
-                <w:szCs w:val="22"/>
-              </w:rPr>
-              <w:t>0</w:t>
+              <w:t>HU</w:t>
+            </w:r>
+            <w:r>
+              <w:rPr>
+                <w:rFonts w:cstheme="minorHAnsi"/>
+                <w:sz w:val="22"/>
+                <w:szCs w:val="22"/>
+              </w:rPr>
+              <w:t>19</w:t>
             </w:r>
           </w:p>
         </w:tc>
@@ -12627,7 +12206,7 @@
                 <w:sz w:val="22"/>
                 <w:szCs w:val="22"/>
               </w:rPr>
-              <w:t xml:space="preserve"> de proveedores</w:t>
+              <w:t xml:space="preserve"> de ventas(recepcionista)</w:t>
             </w:r>
           </w:p>
         </w:tc>
@@ -12710,16 +12289,25 @@
                 <w:szCs w:val="22"/>
                 <w:lang w:val="es-AR"/>
               </w:rPr>
-              <w:t>administrador</w:t>
-            </w:r>
-            <w:r>
-              <w:rPr>
-                <w:rFonts w:asciiTheme="minorHAnsi" w:hAnsiTheme="minorHAnsi" w:cstheme="minorHAnsi"/>
-                <w:sz w:val="22"/>
-                <w:szCs w:val="22"/>
-                <w:lang w:val="es-AR"/>
-              </w:rPr>
-              <w:t xml:space="preserve">, </w:t>
+              <w:t>recepcionista</w:t>
+            </w:r>
+            <w:r>
+              <w:rPr>
+                <w:rFonts w:asciiTheme="minorHAnsi" w:hAnsiTheme="minorHAnsi" w:cstheme="minorHAnsi"/>
+                <w:sz w:val="22"/>
+                <w:szCs w:val="22"/>
+                <w:lang w:val="es-AR"/>
+              </w:rPr>
+              <w:t>,</w:t>
+            </w:r>
+            <w:r>
+              <w:rPr>
+                <w:rFonts w:asciiTheme="minorHAnsi" w:hAnsiTheme="minorHAnsi" w:cstheme="minorHAnsi"/>
+                <w:sz w:val="22"/>
+                <w:szCs w:val="22"/>
+                <w:lang w:val="es-AR"/>
+              </w:rPr>
+              <w:br/>
             </w:r>
             <w:r>
               <w:rPr>
@@ -12748,7 +12336,7 @@
                 <w:szCs w:val="22"/>
                 <w:lang w:val="es-AR"/>
               </w:rPr>
-              <w:t>ver, crear, editar y eliminar proveedores</w:t>
+              <w:t>ver las ventas registradas y crear nuevas</w:t>
             </w:r>
             <w:r>
               <w:rPr>
@@ -12785,7 +12373,7 @@
                 <w:szCs w:val="22"/>
                 <w:lang w:val="es-AR"/>
               </w:rPr>
-              <w:t xml:space="preserve"> mantener actualizada la información de contacto de los proveedores y garantizar un correcto proceso de compras e inventario.</w:t>
+              <w:t xml:space="preserve"> registrar transacciones y consultar información sin eliminar registros existentes.</w:t>
             </w:r>
           </w:p>
         </w:tc>
@@ -12859,7 +12447,7 @@
                 <w:szCs w:val="22"/>
                 <w:lang w:eastAsia="es-AR"/>
               </w:rPr>
-              <w:t xml:space="preserve"> usuario puede registrar un nuevo proveedor completando los campos obligatorios </w:t>
+              <w:t xml:space="preserve"> </w:t>
             </w:r>
             <w:r>
               <w:rPr>
@@ -12868,7 +12456,72 @@
                 <w:sz w:val="22"/>
                 <w:szCs w:val="22"/>
               </w:rPr>
-              <w:t>nombre, dirección, teléfono y mail.</w:t>
+              <w:t xml:space="preserve">recepcionista </w:t>
+            </w:r>
+            <w:r>
+              <w:rPr>
+                <w:rFonts w:eastAsia="Times New Roman" w:cstheme="minorHAnsi"/>
+                <w:sz w:val="22"/>
+                <w:szCs w:val="22"/>
+                <w:lang w:eastAsia="es-AR"/>
+              </w:rPr>
+              <w:t>puede acceder a un listado de ventas</w:t>
+            </w:r>
+            <w:r>
+              <w:rPr>
+                <w:rFonts w:eastAsia="Times New Roman" w:cstheme="minorHAnsi"/>
+                <w:sz w:val="22"/>
+                <w:szCs w:val="22"/>
+                <w:lang w:eastAsia="es-AR"/>
+              </w:rPr>
+              <w:t xml:space="preserve"> con</w:t>
+            </w:r>
+            <w:r>
+              <w:rPr>
+                <w:rFonts w:eastAsia="Times New Roman" w:cstheme="minorHAnsi"/>
+                <w:sz w:val="22"/>
+                <w:szCs w:val="22"/>
+                <w:lang w:eastAsia="es-AR"/>
+              </w:rPr>
+              <w:t xml:space="preserve"> </w:t>
+            </w:r>
+            <w:r>
+              <w:rPr>
+                <w:rStyle w:val="Textoennegrita"/>
+                <w:rFonts w:cstheme="minorHAnsi"/>
+                <w:sz w:val="22"/>
+                <w:szCs w:val="22"/>
+              </w:rPr>
+              <w:t xml:space="preserve">fecha y hora, cliente, </w:t>
+            </w:r>
+            <w:proofErr w:type="spellStart"/>
+            <w:r>
+              <w:rPr>
+                <w:rStyle w:val="Textoennegrita"/>
+                <w:rFonts w:cstheme="minorHAnsi"/>
+                <w:sz w:val="22"/>
+                <w:szCs w:val="22"/>
+              </w:rPr>
+              <w:t>id_</w:t>
+            </w:r>
+            <w:r>
+              <w:rPr>
+                <w:rStyle w:val="Textoennegrita"/>
+                <w:rFonts w:cstheme="minorHAnsi"/>
+                <w:sz w:val="22"/>
+                <w:szCs w:val="22"/>
+              </w:rPr>
+              <w:t>empleado</w:t>
+            </w:r>
+            <w:proofErr w:type="spellEnd"/>
+            <w:r>
+              <w:rPr>
+                <w:rStyle w:val="Textoennegrita"/>
+                <w:rFonts w:cstheme="minorHAnsi"/>
+                <w:sz w:val="22"/>
+                <w:szCs w:val="22"/>
+              </w:rPr>
+              <w:t>,  sucursal y total</w:t>
             </w:r>
           </w:p>
           <w:p>
@@ -12899,25 +12552,25 @@
                 <w:szCs w:val="22"/>
                 <w:lang w:eastAsia="es-AR"/>
               </w:rPr>
-              <w:t xml:space="preserve"> sistema valida que no exista otro proveedor con el mismo </w:t>
-            </w:r>
-            <w:r>
-              <w:rPr>
-                <w:rFonts w:eastAsia="Times New Roman" w:cstheme="minorHAnsi"/>
-                <w:sz w:val="22"/>
-                <w:szCs w:val="22"/>
-                <w:lang w:eastAsia="es-AR"/>
-              </w:rPr>
-              <w:t>nombre</w:t>
-            </w:r>
-            <w:r>
-              <w:rPr>
-                <w:rFonts w:eastAsia="Times New Roman" w:cstheme="minorHAnsi"/>
-                <w:sz w:val="22"/>
-                <w:szCs w:val="22"/>
-                <w:lang w:eastAsia="es-AR"/>
-              </w:rPr>
-              <w:t xml:space="preserve"> antes de guardarlo.</w:t>
+              <w:t xml:space="preserve"> </w:t>
+            </w:r>
+            <w:r>
+              <w:rPr>
+                <w:rStyle w:val="Textoennegrita"/>
+                <w:rFonts w:cstheme="minorHAnsi"/>
+                <w:sz w:val="22"/>
+                <w:szCs w:val="22"/>
+              </w:rPr>
+              <w:t xml:space="preserve">recepcionista </w:t>
+            </w:r>
+            <w:r>
+              <w:rPr>
+                <w:rFonts w:eastAsia="Times New Roman" w:cstheme="minorHAnsi"/>
+                <w:sz w:val="22"/>
+                <w:szCs w:val="22"/>
+                <w:lang w:eastAsia="es-AR"/>
+              </w:rPr>
+              <w:t>puede registrar nuevas ventas completando los campos obligatorios.</w:t>
             </w:r>
           </w:p>
           <w:p>
@@ -12948,7 +12601,7 @@
                 <w:szCs w:val="22"/>
                 <w:lang w:eastAsia="es-AR"/>
               </w:rPr>
-              <w:t xml:space="preserve"> usuario puede editar la información de un proveedor existente.</w:t>
+              <w:t xml:space="preserve"> sistema valida los campos antes de guardar la venta.</w:t>
             </w:r>
           </w:p>
           <w:p>
@@ -12979,7 +12632,36 @@
                 <w:szCs w:val="22"/>
                 <w:lang w:eastAsia="es-AR"/>
               </w:rPr>
-              <w:t xml:space="preserve"> usuario puede eliminar un proveedor, previa confirmación mediante mensaje de advertencia.</w:t>
+              <w:t xml:space="preserve"> </w:t>
+            </w:r>
+            <w:r>
+              <w:rPr>
+                <w:rStyle w:val="Textoennegrita"/>
+                <w:rFonts w:cstheme="minorHAnsi"/>
+                <w:sz w:val="22"/>
+                <w:szCs w:val="22"/>
+              </w:rPr>
+              <w:t xml:space="preserve">recepcionista </w:t>
+            </w:r>
+            <w:r>
+              <w:rPr>
+                <w:rFonts w:eastAsia="Times New Roman" w:cstheme="minorHAnsi"/>
+                <w:b/>
+                <w:bCs/>
+                <w:sz w:val="22"/>
+                <w:szCs w:val="22"/>
+                <w:lang w:eastAsia="es-AR"/>
+              </w:rPr>
+              <w:t>no puede eliminar</w:t>
+            </w:r>
+            <w:r>
+              <w:rPr>
+                <w:rFonts w:eastAsia="Times New Roman" w:cstheme="minorHAnsi"/>
+                <w:sz w:val="22"/>
+                <w:szCs w:val="22"/>
+                <w:lang w:eastAsia="es-AR"/>
+              </w:rPr>
+              <w:t xml:space="preserve"> ventas existentes.</w:t>
             </w:r>
           </w:p>
           <w:p>
@@ -13000,7 +12682,7 @@
                 <w:szCs w:val="22"/>
                 <w:lang w:eastAsia="es-AR"/>
               </w:rPr>
-              <w:t>  El</w:t>
+              <w:t>  Los</w:t>
             </w:r>
             <w:proofErr w:type="gramEnd"/>
             <w:r>
@@ -13010,69 +12692,7 @@
                 <w:szCs w:val="22"/>
                 <w:lang w:eastAsia="es-AR"/>
               </w:rPr>
-              <w:t xml:space="preserve"> sistema permite visualizar un listado completo de proveedores registrados, mostrando todos los datos relevantes.</w:t>
-            </w:r>
-          </w:p>
-          <w:p>
-            <w:pPr>
-              <w:spacing w:before="100" w:beforeAutospacing="1" w:after="100" w:afterAutospacing="1"/>
-              <w:rPr>
-                <w:rFonts w:eastAsia="Times New Roman" w:cstheme="minorHAnsi"/>
-                <w:sz w:val="22"/>
-                <w:szCs w:val="22"/>
-                <w:lang w:eastAsia="es-AR"/>
-              </w:rPr>
-            </w:pPr>
-            <w:proofErr w:type="gramStart"/>
-            <w:r>
-              <w:rPr>
-                <w:rFonts w:eastAsia="Times New Roman" w:cstheme="minorHAnsi"/>
-                <w:sz w:val="22"/>
-                <w:szCs w:val="22"/>
-                <w:lang w:eastAsia="es-AR"/>
-              </w:rPr>
-              <w:t>  Los</w:t>
-            </w:r>
-            <w:proofErr w:type="gramEnd"/>
-            <w:r>
-              <w:rPr>
-                <w:rFonts w:eastAsia="Times New Roman" w:cstheme="minorHAnsi"/>
-                <w:sz w:val="22"/>
-                <w:szCs w:val="22"/>
-                <w:lang w:eastAsia="es-AR"/>
-              </w:rPr>
-              <w:t xml:space="preserve"> cambios realizados se guardan correctamente en la base de datos y se reflejan en la interfaz.</w:t>
-            </w:r>
-          </w:p>
-          <w:p>
-            <w:pPr>
-              <w:spacing w:before="100" w:beforeAutospacing="1" w:after="100" w:afterAutospacing="1"/>
-              <w:rPr>
-                <w:rFonts w:eastAsia="Times New Roman" w:cstheme="minorHAnsi"/>
-                <w:sz w:val="22"/>
-                <w:szCs w:val="22"/>
-                <w:lang w:eastAsia="es-AR"/>
-              </w:rPr>
-            </w:pPr>
-            <w:proofErr w:type="gramStart"/>
-            <w:r>
-              <w:rPr>
-                <w:rFonts w:eastAsia="Times New Roman" w:cstheme="minorHAnsi"/>
-                <w:sz w:val="22"/>
-                <w:szCs w:val="22"/>
-                <w:lang w:eastAsia="es-AR"/>
-              </w:rPr>
-              <w:t>  Solo</w:t>
-            </w:r>
-            <w:proofErr w:type="gramEnd"/>
-            <w:r>
-              <w:rPr>
-                <w:rFonts w:eastAsia="Times New Roman" w:cstheme="minorHAnsi"/>
-                <w:sz w:val="22"/>
-                <w:szCs w:val="22"/>
-                <w:lang w:eastAsia="es-AR"/>
-              </w:rPr>
-              <w:t xml:space="preserve"> los usuarios con rol de administrador o recepcionista pueden acceder a esta funcionalidad.</w:t>
+              <w:t xml:space="preserve"> cambios se guardan correctamente en la base de datos y actualizan el stock.</w:t>
             </w:r>
           </w:p>
           <w:p>
@@ -13141,7 +12761,7 @@
                 <w:sz w:val="22"/>
                 <w:szCs w:val="22"/>
               </w:rPr>
-              <w:t>1</w:t>
+              <w:t>0</w:t>
             </w:r>
           </w:p>
         </w:tc>
@@ -13166,14 +12786,25 @@
                 <w:szCs w:val="22"/>
               </w:rPr>
             </w:pPr>
-            <w:r>
-              <w:rPr>
-                <w:rFonts w:cstheme="minorHAnsi"/>
-                <w:bCs/>
-                <w:sz w:val="22"/>
-                <w:szCs w:val="22"/>
-              </w:rPr>
-              <w:t>Lectura de proveedores</w:t>
+            <w:proofErr w:type="spellStart"/>
+            <w:r>
+              <w:rPr>
+                <w:rFonts w:cstheme="minorHAnsi"/>
+                <w:bCs/>
+                <w:sz w:val="22"/>
+                <w:szCs w:val="22"/>
+              </w:rPr>
+              <w:t>Gestion</w:t>
+            </w:r>
+            <w:proofErr w:type="spellEnd"/>
+            <w:r>
+              <w:rPr>
+                <w:rFonts w:cstheme="minorHAnsi"/>
+                <w:bCs/>
+                <w:sz w:val="22"/>
+                <w:szCs w:val="22"/>
+              </w:rPr>
+              <w:t xml:space="preserve"> de detalles de ventas</w:t>
             </w:r>
           </w:p>
         </w:tc>
@@ -13205,7 +12836,6 @@
                 <w:sz w:val="22"/>
                 <w:szCs w:val="22"/>
               </w:rPr>
-              <w:lastRenderedPageBreak/>
               <w:t>Descripción</w:t>
             </w:r>
           </w:p>
@@ -13257,7 +12887,7 @@
                 <w:szCs w:val="22"/>
                 <w:lang w:val="es-AR"/>
               </w:rPr>
-              <w:t>recepcionista</w:t>
+              <w:t>administrador</w:t>
             </w:r>
             <w:r>
               <w:rPr>
@@ -13304,7 +12934,7 @@
                 <w:szCs w:val="22"/>
                 <w:lang w:val="es-AR"/>
               </w:rPr>
-              <w:t>ver los proveedores registrados</w:t>
+              <w:t>ver, crear, editar y eliminar los detalles de cada venta</w:t>
             </w:r>
             <w:r>
               <w:rPr>
@@ -13341,7 +12971,7 @@
                 <w:szCs w:val="22"/>
                 <w:lang w:val="es-AR"/>
               </w:rPr>
-              <w:t xml:space="preserve"> consultar información de contacto y ubicación sin modificar los registros.</w:t>
+              <w:t xml:space="preserve"> mantener un registro completo de las transacciones y asegurar la correcta actualización del inventario.</w:t>
             </w:r>
           </w:p>
         </w:tc>
@@ -13415,17 +13045,17 @@
                 <w:szCs w:val="22"/>
                 <w:lang w:eastAsia="es-AR"/>
               </w:rPr>
-              <w:t xml:space="preserve"> usuario puede acceder a una sección que muestre el listado de proveedores registrados.</w:t>
-            </w:r>
-          </w:p>
-          <w:p>
-            <w:pPr>
-              <w:spacing w:before="100" w:beforeAutospacing="1" w:after="100" w:afterAutospacing="1"/>
-              <w:rPr>
-                <w:rFonts w:eastAsia="Times New Roman" w:cstheme="minorHAnsi"/>
-                <w:sz w:val="22"/>
-                <w:szCs w:val="22"/>
-                <w:lang w:eastAsia="es-AR"/>
+              <w:t xml:space="preserve"> administrador puede registrar un nuevo detalle de venta asociándolo a una venta existente.</w:t>
+            </w:r>
+          </w:p>
+          <w:p>
+            <w:pPr>
+              <w:spacing w:before="100" w:beforeAutospacing="1" w:after="100" w:afterAutospacing="1"/>
+              <w:rPr>
+                <w:rStyle w:val="Textoennegrita"/>
+                <w:rFonts w:cstheme="minorHAnsi"/>
+                <w:sz w:val="22"/>
+                <w:szCs w:val="22"/>
               </w:rPr>
             </w:pPr>
             <w:proofErr w:type="gramStart"/>
@@ -13446,7 +13076,7 @@
                 <w:szCs w:val="22"/>
                 <w:lang w:eastAsia="es-AR"/>
               </w:rPr>
-              <w:t xml:space="preserve"> proveedor muestra </w:t>
+              <w:t xml:space="preserve"> detalle incluye </w:t>
             </w:r>
             <w:r>
               <w:rPr>
@@ -13455,7 +13085,7 @@
                 <w:sz w:val="22"/>
                 <w:szCs w:val="22"/>
               </w:rPr>
-              <w:t>nombre, dirección, teléfono y mail.</w:t>
+              <w:t xml:space="preserve">venta, producto, cantidad, precio unitario y sub total. </w:t>
             </w:r>
           </w:p>
           <w:p>
@@ -13486,7 +13116,7 @@
                 <w:szCs w:val="22"/>
                 <w:lang w:eastAsia="es-AR"/>
               </w:rPr>
-              <w:t xml:space="preserve"> sistema obtiene los datos de la base de datos y los muestra de forma actualizada.</w:t>
+              <w:t xml:space="preserve"> sistema valida que todos los campos obligatorios estén completos antes de guardar.</w:t>
             </w:r>
           </w:p>
           <w:p>
@@ -13517,27 +13147,7 @@
                 <w:szCs w:val="22"/>
                 <w:lang w:eastAsia="es-AR"/>
               </w:rPr>
-              <w:t xml:space="preserve"> usuario </w:t>
-            </w:r>
-            <w:r>
-              <w:rPr>
-                <w:rFonts w:eastAsia="Times New Roman" w:cstheme="minorHAnsi"/>
-                <w:b/>
-                <w:bCs/>
-                <w:sz w:val="22"/>
-                <w:szCs w:val="22"/>
-                <w:lang w:eastAsia="es-AR"/>
-              </w:rPr>
-              <w:t>no puede crear, editar ni eliminar</w:t>
-            </w:r>
-            <w:r>
-              <w:rPr>
-                <w:rFonts w:eastAsia="Times New Roman" w:cstheme="minorHAnsi"/>
-                <w:sz w:val="22"/>
-                <w:szCs w:val="22"/>
-                <w:lang w:eastAsia="es-AR"/>
-              </w:rPr>
-              <w:t xml:space="preserve"> proveedores.</w:t>
+              <w:t xml:space="preserve"> administrador puede editar los datos de un detalle de venta existente.</w:t>
             </w:r>
           </w:p>
           <w:p>
@@ -13558,7 +13168,7 @@
                 <w:szCs w:val="22"/>
                 <w:lang w:eastAsia="es-AR"/>
               </w:rPr>
-              <w:t>  La</w:t>
+              <w:t>  El</w:t>
             </w:r>
             <w:proofErr w:type="gramEnd"/>
             <w:r>
@@ -13568,25 +13178,7 @@
                 <w:szCs w:val="22"/>
                 <w:lang w:eastAsia="es-AR"/>
               </w:rPr>
-              <w:t xml:space="preserve"> interfaz permite búsqueda o filtrado por nombre</w:t>
-            </w:r>
-            <w:r>
-              <w:rPr>
-                <w:rFonts w:eastAsia="Times New Roman" w:cstheme="minorHAnsi"/>
-                <w:sz w:val="22"/>
-                <w:szCs w:val="22"/>
-                <w:lang w:eastAsia="es-AR"/>
-              </w:rPr>
-              <w:t xml:space="preserve"> </w:t>
-            </w:r>
-            <w:r>
-              <w:rPr>
-                <w:rFonts w:eastAsia="Times New Roman" w:cstheme="minorHAnsi"/>
-                <w:sz w:val="22"/>
-                <w:szCs w:val="22"/>
-                <w:lang w:eastAsia="es-AR"/>
-              </w:rPr>
-              <w:t>(opcional).</w:t>
+              <w:t xml:space="preserve"> administrador puede eliminar un detalle de venta, previa confirmación.</w:t>
             </w:r>
           </w:p>
           <w:p>
@@ -13607,6 +13199,69 @@
                 <w:szCs w:val="22"/>
                 <w:lang w:eastAsia="es-AR"/>
               </w:rPr>
+              <w:t>  El</w:t>
+            </w:r>
+            <w:proofErr w:type="gramEnd"/>
+            <w:r>
+              <w:rPr>
+                <w:rFonts w:eastAsia="Times New Roman" w:cstheme="minorHAnsi"/>
+                <w:sz w:val="22"/>
+                <w:szCs w:val="22"/>
+                <w:lang w:eastAsia="es-AR"/>
+              </w:rPr>
+              <w:t xml:space="preserve"> sistema muestra un listado de todos los detalles asociados a cada venta, incluyendo producto, cantidad, precio y subtotal.</w:t>
+            </w:r>
+          </w:p>
+          <w:p>
+            <w:pPr>
+              <w:spacing w:before="100" w:beforeAutospacing="1" w:after="100" w:afterAutospacing="1"/>
+              <w:rPr>
+                <w:rFonts w:eastAsia="Times New Roman" w:cstheme="minorHAnsi"/>
+                <w:sz w:val="22"/>
+                <w:szCs w:val="22"/>
+                <w:lang w:eastAsia="es-AR"/>
+              </w:rPr>
+            </w:pPr>
+            <w:proofErr w:type="gramStart"/>
+            <w:r>
+              <w:rPr>
+                <w:rFonts w:eastAsia="Times New Roman" w:cstheme="minorHAnsi"/>
+                <w:sz w:val="22"/>
+                <w:szCs w:val="22"/>
+                <w:lang w:eastAsia="es-AR"/>
+              </w:rPr>
+              <w:lastRenderedPageBreak/>
+              <w:t>  Los</w:t>
+            </w:r>
+            <w:proofErr w:type="gramEnd"/>
+            <w:r>
+              <w:rPr>
+                <w:rFonts w:eastAsia="Times New Roman" w:cstheme="minorHAnsi"/>
+                <w:sz w:val="22"/>
+                <w:szCs w:val="22"/>
+                <w:lang w:eastAsia="es-AR"/>
+              </w:rPr>
+              <w:t xml:space="preserve"> cambios realizados se guardan correctamente en la base de datos y se reflejan en el stock y reportes.</w:t>
+            </w:r>
+          </w:p>
+          <w:p>
+            <w:pPr>
+              <w:spacing w:before="100" w:beforeAutospacing="1" w:after="100" w:afterAutospacing="1"/>
+              <w:rPr>
+                <w:rFonts w:eastAsia="Times New Roman" w:cstheme="minorHAnsi"/>
+                <w:sz w:val="22"/>
+                <w:szCs w:val="22"/>
+                <w:lang w:eastAsia="es-AR"/>
+              </w:rPr>
+            </w:pPr>
+            <w:proofErr w:type="gramStart"/>
+            <w:r>
+              <w:rPr>
+                <w:rFonts w:eastAsia="Times New Roman" w:cstheme="minorHAnsi"/>
+                <w:sz w:val="22"/>
+                <w:szCs w:val="22"/>
+                <w:lang w:eastAsia="es-AR"/>
+              </w:rPr>
               <w:t>  Solo</w:t>
             </w:r>
             <w:proofErr w:type="gramEnd"/>
@@ -13617,25 +13272,7 @@
                 <w:szCs w:val="22"/>
                 <w:lang w:eastAsia="es-AR"/>
               </w:rPr>
-              <w:t xml:space="preserve"> los usuarios con rol de </w:t>
-            </w:r>
-            <w:r>
-              <w:rPr>
-                <w:rStyle w:val="Textoennegrita"/>
-                <w:rFonts w:cstheme="minorHAnsi"/>
-                <w:sz w:val="22"/>
-                <w:szCs w:val="22"/>
-              </w:rPr>
-              <w:t xml:space="preserve">recepcionista </w:t>
-            </w:r>
-            <w:r>
-              <w:rPr>
-                <w:rFonts w:eastAsia="Times New Roman" w:cstheme="minorHAnsi"/>
-                <w:sz w:val="22"/>
-                <w:szCs w:val="22"/>
-                <w:lang w:eastAsia="es-AR"/>
-              </w:rPr>
-              <w:t>o recepcionista pueden acceder a esta funcionalidad.</w:t>
+              <w:t xml:space="preserve"> los usuarios con rol de administrador pueden acceder a esta funcionalidad.</w:t>
             </w:r>
           </w:p>
           <w:p>
@@ -13704,7 +13341,7 @@
                 <w:sz w:val="22"/>
                 <w:szCs w:val="22"/>
               </w:rPr>
-              <w:t>2</w:t>
+              <w:t>1</w:t>
             </w:r>
           </w:p>
         </w:tc>
@@ -13722,9 +13359,6 @@
           </w:tcPr>
           <w:p>
             <w:pPr>
-              <w:tabs>
-                <w:tab w:val="left" w:pos="1980"/>
-              </w:tabs>
               <w:rPr>
                 <w:rFonts w:cstheme="minorHAnsi"/>
                 <w:bCs/>
@@ -13750,16 +13384,7 @@
                 <w:sz w:val="22"/>
                 <w:szCs w:val="22"/>
               </w:rPr>
-              <w:t xml:space="preserve"> de ventas</w:t>
-            </w:r>
-            <w:r>
-              <w:rPr>
-                <w:rFonts w:cstheme="minorHAnsi"/>
-                <w:bCs/>
-                <w:sz w:val="22"/>
-                <w:szCs w:val="22"/>
-              </w:rPr>
-              <w:tab/>
+              <w:t xml:space="preserve"> de detalles de ventas (recepcionista)</w:t>
             </w:r>
           </w:p>
         </w:tc>
@@ -13810,6 +13435,8 @@
               <w:pStyle w:val="NormalWeb"/>
               <w:rPr>
                 <w:rFonts w:asciiTheme="minorHAnsi" w:hAnsiTheme="minorHAnsi" w:cstheme="minorHAnsi"/>
+                <w:b/>
+                <w:bCs/>
                 <w:sz w:val="22"/>
                 <w:szCs w:val="22"/>
                 <w:lang w:val="es-AR"/>
@@ -13842,7 +13469,7 @@
                 <w:szCs w:val="22"/>
                 <w:lang w:val="es-AR"/>
               </w:rPr>
-              <w:t>administrador</w:t>
+              <w:t>recepcionista</w:t>
             </w:r>
             <w:r>
               <w:rPr>
@@ -13889,44 +13516,16 @@
                 <w:szCs w:val="22"/>
                 <w:lang w:val="es-AR"/>
               </w:rPr>
-              <w:t>ver, crear, editar y eliminar ventas</w:t>
-            </w:r>
-            <w:r>
-              <w:rPr>
-                <w:rFonts w:asciiTheme="minorHAnsi" w:hAnsiTheme="minorHAnsi" w:cstheme="minorHAnsi"/>
-                <w:sz w:val="22"/>
-                <w:szCs w:val="22"/>
-                <w:lang w:val="es-AR"/>
-              </w:rPr>
-              <w:t>,</w:t>
-            </w:r>
-            <w:r>
-              <w:rPr>
-                <w:rFonts w:asciiTheme="minorHAnsi" w:hAnsiTheme="minorHAnsi" w:cstheme="minorHAnsi"/>
-                <w:sz w:val="22"/>
-                <w:szCs w:val="22"/>
-                <w:lang w:val="es-AR"/>
-              </w:rPr>
-              <w:br/>
-            </w:r>
-            <w:r>
-              <w:rPr>
-                <w:rStyle w:val="Textoennegrita"/>
-                <w:rFonts w:asciiTheme="minorHAnsi" w:hAnsiTheme="minorHAnsi" w:cstheme="minorHAnsi"/>
-                <w:sz w:val="22"/>
-                <w:szCs w:val="22"/>
-                <w:lang w:val="es-AR"/>
-              </w:rPr>
-              <w:t>para</w:t>
-            </w:r>
-            <w:r>
-              <w:rPr>
-                <w:rFonts w:asciiTheme="minorHAnsi" w:hAnsiTheme="minorHAnsi" w:cstheme="minorHAnsi"/>
-                <w:sz w:val="22"/>
-                <w:szCs w:val="22"/>
-                <w:lang w:val="es-AR"/>
-              </w:rPr>
-              <w:t xml:space="preserve"> mantener un registro completo de las transacciones y garantizar la correcta actualización del stock.</w:t>
+              <w:t>ver, crear, editar y los detalles de cada venta. No quiero poder eliminar. para</w:t>
+            </w:r>
+            <w:r>
+              <w:rPr>
+                <w:rFonts w:asciiTheme="minorHAnsi" w:hAnsiTheme="minorHAnsi" w:cstheme="minorHAnsi"/>
+                <w:sz w:val="22"/>
+                <w:szCs w:val="22"/>
+                <w:lang w:val="es-AR"/>
+              </w:rPr>
+              <w:t xml:space="preserve"> mantener un registro completo de las transacciones y asegurar la correcta actualización del inventario.</w:t>
             </w:r>
           </w:p>
         </w:tc>
@@ -14000,45 +13599,25 @@
                 <w:szCs w:val="22"/>
                 <w:lang w:eastAsia="es-AR"/>
               </w:rPr>
-              <w:t xml:space="preserve"> administrador puede registrar una nueva venta completando </w:t>
-            </w:r>
-            <w:r>
-              <w:rPr>
-                <w:rStyle w:val="Textoennegrita"/>
-                <w:rFonts w:cstheme="minorHAnsi"/>
-                <w:sz w:val="22"/>
-                <w:szCs w:val="22"/>
-              </w:rPr>
-              <w:t xml:space="preserve">fecha y hora, cliente, </w:t>
-            </w:r>
-            <w:proofErr w:type="spellStart"/>
-            <w:r>
-              <w:rPr>
-                <w:rStyle w:val="Textoennegrita"/>
-                <w:rFonts w:cstheme="minorHAnsi"/>
-                <w:sz w:val="22"/>
-                <w:szCs w:val="22"/>
-              </w:rPr>
-              <w:t>id_</w:t>
-            </w:r>
-            <w:r>
-              <w:rPr>
-                <w:rStyle w:val="Textoennegrita"/>
-                <w:rFonts w:cstheme="minorHAnsi"/>
-                <w:sz w:val="22"/>
-                <w:szCs w:val="22"/>
-              </w:rPr>
-              <w:t>empleado</w:t>
-            </w:r>
-            <w:proofErr w:type="spellEnd"/>
-            <w:r>
-              <w:rPr>
-                <w:rStyle w:val="Textoennegrita"/>
-                <w:rFonts w:cstheme="minorHAnsi"/>
-                <w:sz w:val="22"/>
-                <w:szCs w:val="22"/>
-              </w:rPr>
-              <w:t>,  sucursal y total</w:t>
+              <w:t xml:space="preserve"> </w:t>
+            </w:r>
+            <w:r>
+              <w:rPr>
+                <w:rFonts w:eastAsia="Times New Roman" w:cstheme="minorHAnsi"/>
+                <w:sz w:val="22"/>
+                <w:szCs w:val="22"/>
+                <w:lang w:eastAsia="es-AR"/>
+              </w:rPr>
+              <w:t>recepcionista</w:t>
+            </w:r>
+            <w:r>
+              <w:rPr>
+                <w:rFonts w:eastAsia="Times New Roman" w:cstheme="minorHAnsi"/>
+                <w:sz w:val="22"/>
+                <w:szCs w:val="22"/>
+                <w:lang w:eastAsia="es-AR"/>
+              </w:rPr>
+              <w:t xml:space="preserve"> puede registrar un nuevo detalle de venta asociándolo a una venta existente.</w:t>
             </w:r>
           </w:p>
           <w:p>
@@ -14059,6 +13638,37 @@
                 <w:szCs w:val="22"/>
                 <w:lang w:eastAsia="es-AR"/>
               </w:rPr>
+              <w:t>  Cada</w:t>
+            </w:r>
+            <w:proofErr w:type="gramEnd"/>
+            <w:r>
+              <w:rPr>
+                <w:rFonts w:eastAsia="Times New Roman" w:cstheme="minorHAnsi"/>
+                <w:sz w:val="22"/>
+                <w:szCs w:val="22"/>
+                <w:lang w:eastAsia="es-AR"/>
+              </w:rPr>
+              <w:t xml:space="preserve"> detalle incluye producto, cantidad, precio unitario, subtotal y observaciones.</w:t>
+            </w:r>
+          </w:p>
+          <w:p>
+            <w:pPr>
+              <w:spacing w:before="100" w:beforeAutospacing="1" w:after="100" w:afterAutospacing="1"/>
+              <w:rPr>
+                <w:rFonts w:eastAsia="Times New Roman" w:cstheme="minorHAnsi"/>
+                <w:sz w:val="22"/>
+                <w:szCs w:val="22"/>
+                <w:lang w:eastAsia="es-AR"/>
+              </w:rPr>
+            </w:pPr>
+            <w:proofErr w:type="gramStart"/>
+            <w:r>
+              <w:rPr>
+                <w:rFonts w:eastAsia="Times New Roman" w:cstheme="minorHAnsi"/>
+                <w:sz w:val="22"/>
+                <w:szCs w:val="22"/>
+                <w:lang w:eastAsia="es-AR"/>
+              </w:rPr>
               <w:t>  El</w:t>
             </w:r>
             <w:proofErr w:type="gramEnd"/>
@@ -14069,7 +13679,7 @@
                 <w:szCs w:val="22"/>
                 <w:lang w:eastAsia="es-AR"/>
               </w:rPr>
-              <w:t xml:space="preserve"> sistema valida los campos obligatorios antes de guardar.</w:t>
+              <w:t xml:space="preserve"> sistema valida que todos los campos obligatorios estén completos antes de guardar.</w:t>
             </w:r>
           </w:p>
           <w:p>
@@ -14100,7 +13710,25 @@
                 <w:szCs w:val="22"/>
                 <w:lang w:eastAsia="es-AR"/>
               </w:rPr>
-              <w:t xml:space="preserve"> administrador puede editar una venta existente.</w:t>
+              <w:t xml:space="preserve"> </w:t>
+            </w:r>
+            <w:r>
+              <w:rPr>
+                <w:rFonts w:eastAsia="Times New Roman" w:cstheme="minorHAnsi"/>
+                <w:sz w:val="22"/>
+                <w:szCs w:val="22"/>
+                <w:lang w:eastAsia="es-AR"/>
+              </w:rPr>
+              <w:t>recepcionista</w:t>
+            </w:r>
+            <w:r>
+              <w:rPr>
+                <w:rFonts w:eastAsia="Times New Roman" w:cstheme="minorHAnsi"/>
+                <w:sz w:val="22"/>
+                <w:szCs w:val="22"/>
+                <w:lang w:eastAsia="es-AR"/>
+              </w:rPr>
+              <w:t xml:space="preserve"> puede editar los datos de un detalle de venta existente.</w:t>
             </w:r>
           </w:p>
           <w:p>
@@ -14131,7 +13759,56 @@
                 <w:szCs w:val="22"/>
                 <w:lang w:eastAsia="es-AR"/>
               </w:rPr>
-              <w:t xml:space="preserve"> administrador puede eliminar una venta, previa confirmación.</w:t>
+              <w:t xml:space="preserve"> </w:t>
+            </w:r>
+            <w:r>
+              <w:rPr>
+                <w:rFonts w:eastAsia="Times New Roman" w:cstheme="minorHAnsi"/>
+                <w:sz w:val="22"/>
+                <w:szCs w:val="22"/>
+                <w:lang w:eastAsia="es-AR"/>
+              </w:rPr>
+              <w:t>recepcionista</w:t>
+            </w:r>
+            <w:r>
+              <w:rPr>
+                <w:rFonts w:eastAsia="Times New Roman" w:cstheme="minorHAnsi"/>
+                <w:sz w:val="22"/>
+                <w:szCs w:val="22"/>
+                <w:lang w:eastAsia="es-AR"/>
+              </w:rPr>
+              <w:t xml:space="preserve"> </w:t>
+            </w:r>
+            <w:r>
+              <w:rPr>
+                <w:rFonts w:eastAsia="Times New Roman" w:cstheme="minorHAnsi"/>
+                <w:b/>
+                <w:bCs/>
+                <w:sz w:val="22"/>
+                <w:szCs w:val="22"/>
+                <w:lang w:eastAsia="es-AR"/>
+              </w:rPr>
+              <w:t xml:space="preserve">NO </w:t>
+            </w:r>
+            <w:r>
+              <w:rPr>
+                <w:rFonts w:eastAsia="Times New Roman" w:cstheme="minorHAnsi"/>
+                <w:b/>
+                <w:bCs/>
+                <w:sz w:val="22"/>
+                <w:szCs w:val="22"/>
+                <w:lang w:eastAsia="es-AR"/>
+              </w:rPr>
+              <w:t>puede eliminar un detalle de venta</w:t>
+            </w:r>
+            <w:r>
+              <w:rPr>
+                <w:rFonts w:eastAsia="Times New Roman" w:cstheme="minorHAnsi"/>
+                <w:sz w:val="22"/>
+                <w:szCs w:val="22"/>
+                <w:lang w:eastAsia="es-AR"/>
+              </w:rPr>
+              <w:t>.</w:t>
             </w:r>
           </w:p>
           <w:p>
@@ -14162,7 +13839,7 @@
                 <w:szCs w:val="22"/>
                 <w:lang w:eastAsia="es-AR"/>
               </w:rPr>
-              <w:t xml:space="preserve"> sistema muestra un listado completo de ventas con toda la información relevante.</w:t>
+              <w:t xml:space="preserve"> sistema muestra un listado de todos los detalles asociados a cada venta, incluyendo producto, cantidad, precio y subtotal.</w:t>
             </w:r>
           </w:p>
           <w:p>
@@ -14193,7 +13870,45 @@
                 <w:szCs w:val="22"/>
                 <w:lang w:eastAsia="es-AR"/>
               </w:rPr>
-              <w:t xml:space="preserve"> cambios realizados se guardan correctamente en la base de datos y actualizan el stock.</w:t>
+              <w:t xml:space="preserve"> cambios realizados se guardan correctamente en la base de datos y se reflejan en el stock y reportes.</w:t>
+            </w:r>
+          </w:p>
+          <w:p>
+            <w:pPr>
+              <w:spacing w:before="100" w:beforeAutospacing="1" w:after="100" w:afterAutospacing="1"/>
+              <w:rPr>
+                <w:rFonts w:eastAsia="Times New Roman" w:cstheme="minorHAnsi"/>
+                <w:sz w:val="22"/>
+                <w:szCs w:val="22"/>
+                <w:lang w:eastAsia="es-AR"/>
+              </w:rPr>
+            </w:pPr>
+            <w:r>
+              <w:rPr>
+                <w:rFonts w:eastAsia="Times New Roman" w:cstheme="minorHAnsi"/>
+                <w:sz w:val="22"/>
+                <w:szCs w:val="22"/>
+                <w:lang w:eastAsia="es-AR"/>
+              </w:rPr>
+              <w:t xml:space="preserve"> Solo los usuarios con rol de </w:t>
+            </w:r>
+            <w:r>
+              <w:rPr>
+                <w:rFonts w:eastAsia="Times New Roman" w:cstheme="minorHAnsi"/>
+                <w:sz w:val="22"/>
+                <w:szCs w:val="22"/>
+                <w:lang w:eastAsia="es-AR"/>
+              </w:rPr>
+              <w:t>recepcionista</w:t>
+            </w:r>
+            <w:r>
+              <w:rPr>
+                <w:rFonts w:eastAsia="Times New Roman" w:cstheme="minorHAnsi"/>
+                <w:sz w:val="22"/>
+                <w:szCs w:val="22"/>
+                <w:lang w:eastAsia="es-AR"/>
+              </w:rPr>
+              <w:t xml:space="preserve"> pueden acceder a esta funcionalidad.</w:t>
             </w:r>
           </w:p>
           <w:p>
@@ -14209,6 +13924,550 @@
         </w:tc>
       </w:tr>
     </w:tbl>
+    <w:p>
+      <w:pPr>
+        <w:rPr>
+          <w:rFonts w:cstheme="minorHAnsi"/>
+          <w:lang w:val="es-ES"/>
+        </w:rPr>
+      </w:pPr>
+    </w:p>
+    <w:p>
+      <w:pPr>
+        <w:rPr>
+          <w:rFonts w:cstheme="minorHAnsi"/>
+          <w:lang w:val="es-ES"/>
+        </w:rPr>
+      </w:pPr>
+    </w:p>
+    <w:tbl>
+      <w:tblPr>
+        <w:tblStyle w:val="Tablaconcuadrcula"/>
+        <w:tblW w:w="0" w:type="auto"/>
+        <w:tblInd w:w="0" w:type="dxa"/>
+        <w:tblLook w:val="04A0" w:firstRow="1" w:lastRow="0" w:firstColumn="1" w:lastColumn="0" w:noHBand="0" w:noVBand="1"/>
+      </w:tblPr>
+      <w:tblGrid>
+        <w:gridCol w:w="1555"/>
+        <w:gridCol w:w="6939"/>
+      </w:tblGrid>
+      <w:tr>
+        <w:tc>
+          <w:tcPr>
+            <w:tcW w:w="1555" w:type="dxa"/>
+            <w:tcBorders>
+              <w:top w:val="single" w:sz="4" w:space="0" w:color="auto"/>
+              <w:left w:val="single" w:sz="4" w:space="0" w:color="auto"/>
+              <w:bottom w:val="single" w:sz="4" w:space="0" w:color="auto"/>
+              <w:right w:val="single" w:sz="4" w:space="0" w:color="auto"/>
+            </w:tcBorders>
+            <w:shd w:val="clear" w:color="auto" w:fill="E7E6E6" w:themeFill="background2"/>
+            <w:hideMark/>
+          </w:tcPr>
+          <w:p>
+            <w:pPr>
+              <w:rPr>
+                <w:rFonts w:cstheme="minorHAnsi"/>
+                <w:sz w:val="22"/>
+                <w:szCs w:val="22"/>
+              </w:rPr>
+            </w:pPr>
+            <w:r>
+              <w:rPr>
+                <w:rFonts w:cstheme="minorHAnsi"/>
+                <w:sz w:val="22"/>
+                <w:szCs w:val="22"/>
+              </w:rPr>
+              <w:t>HU2</w:t>
+            </w:r>
+            <w:r>
+              <w:rPr>
+                <w:rFonts w:cstheme="minorHAnsi"/>
+                <w:sz w:val="22"/>
+                <w:szCs w:val="22"/>
+              </w:rPr>
+              <w:t>2</w:t>
+            </w:r>
+          </w:p>
+        </w:tc>
+        <w:tc>
+          <w:tcPr>
+            <w:tcW w:w="6939" w:type="dxa"/>
+            <w:tcBorders>
+              <w:top w:val="single" w:sz="4" w:space="0" w:color="auto"/>
+              <w:left w:val="single" w:sz="4" w:space="0" w:color="auto"/>
+              <w:bottom w:val="single" w:sz="4" w:space="0" w:color="auto"/>
+              <w:right w:val="single" w:sz="4" w:space="0" w:color="auto"/>
+            </w:tcBorders>
+            <w:shd w:val="clear" w:color="auto" w:fill="E7E6E6" w:themeFill="background2"/>
+            <w:hideMark/>
+          </w:tcPr>
+          <w:p>
+            <w:pPr>
+              <w:rPr>
+                <w:rFonts w:cstheme="minorHAnsi"/>
+                <w:bCs/>
+                <w:sz w:val="22"/>
+                <w:szCs w:val="22"/>
+              </w:rPr>
+            </w:pPr>
+            <w:r>
+              <w:rPr>
+                <w:rFonts w:cstheme="minorHAnsi"/>
+                <w:bCs/>
+                <w:sz w:val="22"/>
+                <w:szCs w:val="22"/>
+              </w:rPr>
+              <w:t xml:space="preserve">Gestión de </w:t>
+            </w:r>
+            <w:r>
+              <w:rPr>
+                <w:rFonts w:cstheme="minorHAnsi"/>
+                <w:bCs/>
+                <w:sz w:val="22"/>
+                <w:szCs w:val="22"/>
+              </w:rPr>
+              <w:t>Informes</w:t>
+            </w:r>
+          </w:p>
+        </w:tc>
+      </w:tr>
+      <w:tr>
+        <w:tc>
+          <w:tcPr>
+            <w:tcW w:w="1555" w:type="dxa"/>
+            <w:tcBorders>
+              <w:top w:val="single" w:sz="4" w:space="0" w:color="auto"/>
+              <w:left w:val="single" w:sz="4" w:space="0" w:color="auto"/>
+              <w:bottom w:val="single" w:sz="4" w:space="0" w:color="auto"/>
+              <w:right w:val="single" w:sz="4" w:space="0" w:color="auto"/>
+            </w:tcBorders>
+            <w:shd w:val="clear" w:color="auto" w:fill="E7E6E6" w:themeFill="background2"/>
+            <w:hideMark/>
+          </w:tcPr>
+          <w:p>
+            <w:pPr>
+              <w:rPr>
+                <w:rFonts w:cstheme="minorHAnsi"/>
+                <w:sz w:val="22"/>
+                <w:szCs w:val="22"/>
+              </w:rPr>
+            </w:pPr>
+            <w:r>
+              <w:rPr>
+                <w:rFonts w:cstheme="minorHAnsi"/>
+                <w:sz w:val="22"/>
+                <w:szCs w:val="22"/>
+              </w:rPr>
+              <w:t>Descripción</w:t>
+            </w:r>
+          </w:p>
+        </w:tc>
+        <w:tc>
+          <w:tcPr>
+            <w:tcW w:w="6939" w:type="dxa"/>
+            <w:tcBorders>
+              <w:top w:val="single" w:sz="4" w:space="0" w:color="auto"/>
+              <w:left w:val="single" w:sz="4" w:space="0" w:color="auto"/>
+              <w:bottom w:val="single" w:sz="4" w:space="0" w:color="auto"/>
+              <w:right w:val="single" w:sz="4" w:space="0" w:color="auto"/>
+            </w:tcBorders>
+          </w:tcPr>
+          <w:p>
+            <w:pPr>
+              <w:pStyle w:val="NormalWeb"/>
+              <w:rPr>
+                <w:rFonts w:asciiTheme="minorHAnsi" w:hAnsiTheme="minorHAnsi" w:cstheme="minorHAnsi"/>
+                <w:sz w:val="22"/>
+                <w:szCs w:val="22"/>
+                <w:lang w:val="es-AR"/>
+              </w:rPr>
+            </w:pPr>
+            <w:r>
+              <w:rPr>
+                <w:rStyle w:val="Textoennegrita"/>
+                <w:rFonts w:asciiTheme="minorHAnsi" w:hAnsiTheme="minorHAnsi" w:cstheme="minorHAnsi"/>
+                <w:sz w:val="22"/>
+                <w:szCs w:val="22"/>
+                <w:lang w:val="es-AR"/>
+              </w:rPr>
+              <w:t>Como</w:t>
+            </w:r>
+            <w:r>
+              <w:rPr>
+                <w:rFonts w:asciiTheme="minorHAnsi" w:hAnsiTheme="minorHAnsi" w:cstheme="minorHAnsi"/>
+                <w:sz w:val="22"/>
+                <w:szCs w:val="22"/>
+                <w:lang w:val="es-AR"/>
+              </w:rPr>
+              <w:t xml:space="preserve"> usuario con rol de </w:t>
+            </w:r>
+            <w:r>
+              <w:rPr>
+                <w:rStyle w:val="Textoennegrita"/>
+                <w:rFonts w:asciiTheme="minorHAnsi" w:hAnsiTheme="minorHAnsi" w:cstheme="minorHAnsi"/>
+                <w:sz w:val="22"/>
+                <w:szCs w:val="22"/>
+                <w:lang w:val="es-AR"/>
+              </w:rPr>
+              <w:t>administrador</w:t>
+            </w:r>
+            <w:r>
+              <w:rPr>
+                <w:rFonts w:asciiTheme="minorHAnsi" w:hAnsiTheme="minorHAnsi" w:cstheme="minorHAnsi"/>
+                <w:sz w:val="22"/>
+                <w:szCs w:val="22"/>
+                <w:lang w:val="es-AR"/>
+              </w:rPr>
+              <w:t>,</w:t>
+            </w:r>
+            <w:r>
+              <w:rPr>
+                <w:rFonts w:asciiTheme="minorHAnsi" w:hAnsiTheme="minorHAnsi" w:cstheme="minorHAnsi"/>
+                <w:sz w:val="22"/>
+                <w:szCs w:val="22"/>
+                <w:lang w:val="es-AR"/>
+              </w:rPr>
+              <w:br/>
+            </w:r>
+            <w:r>
+              <w:rPr>
+                <w:rStyle w:val="Textoennegrita"/>
+                <w:rFonts w:asciiTheme="minorHAnsi" w:hAnsiTheme="minorHAnsi" w:cstheme="minorHAnsi"/>
+                <w:sz w:val="22"/>
+                <w:szCs w:val="22"/>
+                <w:lang w:val="es-AR"/>
+              </w:rPr>
+              <w:t>quiero</w:t>
+            </w:r>
+            <w:r>
+              <w:rPr>
+                <w:rFonts w:asciiTheme="minorHAnsi" w:hAnsiTheme="minorHAnsi" w:cstheme="minorHAnsi"/>
+                <w:sz w:val="22"/>
+                <w:szCs w:val="22"/>
+                <w:lang w:val="es-AR"/>
+              </w:rPr>
+              <w:t xml:space="preserve"> poder </w:t>
+            </w:r>
+            <w:r>
+              <w:rPr>
+                <w:rStyle w:val="Textoennegrita"/>
+                <w:rFonts w:asciiTheme="minorHAnsi" w:hAnsiTheme="minorHAnsi" w:cstheme="minorHAnsi"/>
+                <w:sz w:val="22"/>
+                <w:szCs w:val="22"/>
+                <w:lang w:val="es-AR"/>
+              </w:rPr>
+              <w:t>ver</w:t>
+            </w:r>
+            <w:r>
+              <w:rPr>
+                <w:rStyle w:val="Textoennegrita"/>
+                <w:rFonts w:asciiTheme="minorHAnsi" w:hAnsiTheme="minorHAnsi" w:cstheme="minorHAnsi"/>
+                <w:sz w:val="22"/>
+                <w:szCs w:val="22"/>
+                <w:lang w:val="es-AR"/>
+              </w:rPr>
+              <w:t xml:space="preserve"> I</w:t>
+            </w:r>
+            <w:r>
+              <w:rPr>
+                <w:rStyle w:val="Textoennegrita"/>
+                <w:rFonts w:asciiTheme="minorHAnsi" w:hAnsiTheme="minorHAnsi" w:cstheme="minorHAnsi"/>
+                <w:sz w:val="22"/>
+                <w:szCs w:val="22"/>
+                <w:lang w:val="es-AR"/>
+              </w:rPr>
+              <w:t>nformes</w:t>
+            </w:r>
+            <w:r>
+              <w:rPr>
+                <w:rStyle w:val="Textoennegrita"/>
+                <w:rFonts w:asciiTheme="minorHAnsi" w:hAnsiTheme="minorHAnsi" w:cstheme="minorHAnsi"/>
+                <w:sz w:val="22"/>
+                <w:szCs w:val="22"/>
+                <w:lang w:val="es-AR"/>
+              </w:rPr>
+              <w:t xml:space="preserve"> de (Ventas por fechas, Turnos por fecha, Empleado con </w:t>
+            </w:r>
+            <w:r>
+              <w:rPr>
+                <w:rStyle w:val="Textoennegrita"/>
+                <w:rFonts w:asciiTheme="minorHAnsi" w:hAnsiTheme="minorHAnsi" w:cstheme="minorHAnsi"/>
+                <w:sz w:val="22"/>
+                <w:szCs w:val="22"/>
+                <w:lang w:val="es-AR"/>
+              </w:rPr>
+              <w:t>más</w:t>
+            </w:r>
+            <w:r>
+              <w:rPr>
+                <w:rStyle w:val="Textoennegrita"/>
+                <w:rFonts w:asciiTheme="minorHAnsi" w:hAnsiTheme="minorHAnsi" w:cstheme="minorHAnsi"/>
+                <w:sz w:val="22"/>
+                <w:szCs w:val="22"/>
+                <w:lang w:val="es-AR"/>
+              </w:rPr>
+              <w:t xml:space="preserve"> ventas)</w:t>
+            </w:r>
+          </w:p>
+        </w:tc>
+      </w:tr>
+      <w:tr>
+        <w:tc>
+          <w:tcPr>
+            <w:tcW w:w="1555" w:type="dxa"/>
+            <w:tcBorders>
+              <w:top w:val="single" w:sz="4" w:space="0" w:color="auto"/>
+              <w:left w:val="single" w:sz="4" w:space="0" w:color="auto"/>
+              <w:bottom w:val="single" w:sz="4" w:space="0" w:color="auto"/>
+              <w:right w:val="single" w:sz="4" w:space="0" w:color="auto"/>
+            </w:tcBorders>
+            <w:shd w:val="clear" w:color="auto" w:fill="E7E6E6" w:themeFill="background2"/>
+            <w:hideMark/>
+          </w:tcPr>
+          <w:p>
+            <w:pPr>
+              <w:rPr>
+                <w:rFonts w:cstheme="minorHAnsi"/>
+                <w:sz w:val="22"/>
+                <w:szCs w:val="22"/>
+              </w:rPr>
+            </w:pPr>
+            <w:r>
+              <w:rPr>
+                <w:rFonts w:cstheme="minorHAnsi"/>
+                <w:sz w:val="22"/>
+                <w:szCs w:val="22"/>
+              </w:rPr>
+              <w:t>Criterios de aceptación</w:t>
+            </w:r>
+          </w:p>
+        </w:tc>
+        <w:tc>
+          <w:tcPr>
+            <w:tcW w:w="6939" w:type="dxa"/>
+            <w:tcBorders>
+              <w:top w:val="single" w:sz="4" w:space="0" w:color="auto"/>
+              <w:left w:val="single" w:sz="4" w:space="0" w:color="auto"/>
+              <w:bottom w:val="single" w:sz="4" w:space="0" w:color="auto"/>
+              <w:right w:val="single" w:sz="4" w:space="0" w:color="auto"/>
+            </w:tcBorders>
+          </w:tcPr>
+          <w:p>
+            <w:pPr>
+              <w:spacing w:before="100" w:beforeAutospacing="1" w:after="100" w:afterAutospacing="1"/>
+              <w:rPr>
+                <w:rFonts w:eastAsia="Times New Roman" w:cstheme="minorHAnsi"/>
+                <w:sz w:val="22"/>
+                <w:szCs w:val="22"/>
+                <w:lang w:eastAsia="es-AR"/>
+              </w:rPr>
+            </w:pPr>
+            <w:r>
+              <w:rPr>
+                <w:rFonts w:eastAsia="Times New Roman" w:cstheme="minorHAnsi"/>
+                <w:sz w:val="22"/>
+                <w:szCs w:val="22"/>
+                <w:lang w:eastAsia="es-AR"/>
+              </w:rPr>
+              <w:t xml:space="preserve"> </w:t>
+            </w:r>
+            <w:r>
+              <w:rPr>
+                <w:rFonts w:eastAsia="Times New Roman" w:cstheme="minorHAnsi"/>
+                <w:sz w:val="22"/>
+                <w:szCs w:val="22"/>
+                <w:lang w:eastAsia="es-AR"/>
+              </w:rPr>
+              <w:t>El administrador puede generar un informe con los datos recolectados.</w:t>
+            </w:r>
+          </w:p>
+          <w:p>
+            <w:pPr>
+              <w:spacing w:before="100" w:beforeAutospacing="1" w:after="100" w:afterAutospacing="1"/>
+              <w:rPr>
+                <w:rFonts w:eastAsia="Times New Roman" w:cstheme="minorHAnsi"/>
+                <w:sz w:val="22"/>
+                <w:szCs w:val="22"/>
+                <w:lang w:eastAsia="es-AR"/>
+              </w:rPr>
+            </w:pPr>
+            <w:r>
+              <w:rPr>
+                <w:rFonts w:eastAsia="Times New Roman" w:cstheme="minorHAnsi"/>
+                <w:sz w:val="22"/>
+                <w:szCs w:val="22"/>
+                <w:lang w:eastAsia="es-AR"/>
+              </w:rPr>
+              <w:t xml:space="preserve"> </w:t>
+            </w:r>
+            <w:r>
+              <w:rPr>
+                <w:rFonts w:eastAsia="Times New Roman" w:cstheme="minorHAnsi"/>
+                <w:sz w:val="22"/>
+                <w:szCs w:val="22"/>
+                <w:lang w:eastAsia="es-AR"/>
+              </w:rPr>
+              <w:t>Podrá filtrar por empleado.</w:t>
+            </w:r>
+          </w:p>
+          <w:p>
+            <w:pPr>
+              <w:spacing w:before="100" w:beforeAutospacing="1" w:after="100" w:afterAutospacing="1"/>
+              <w:rPr>
+                <w:rFonts w:eastAsia="Times New Roman" w:cstheme="minorHAnsi"/>
+                <w:sz w:val="22"/>
+                <w:szCs w:val="22"/>
+                <w:lang w:eastAsia="es-AR"/>
+              </w:rPr>
+            </w:pPr>
+            <w:r>
+              <w:rPr>
+                <w:rFonts w:eastAsia="Times New Roman" w:cstheme="minorHAnsi"/>
+                <w:sz w:val="22"/>
+                <w:szCs w:val="22"/>
+                <w:lang w:eastAsia="es-AR"/>
+              </w:rPr>
+              <w:t xml:space="preserve"> </w:t>
+            </w:r>
+            <w:r>
+              <w:rPr>
+                <w:rFonts w:eastAsia="Times New Roman" w:cstheme="minorHAnsi"/>
+                <w:sz w:val="22"/>
+                <w:szCs w:val="22"/>
+                <w:lang w:eastAsia="es-AR"/>
+              </w:rPr>
+              <w:t>Podrá filtrar por cliente.</w:t>
+            </w:r>
+          </w:p>
+          <w:p>
+            <w:pPr>
+              <w:spacing w:before="100" w:beforeAutospacing="1" w:after="100" w:afterAutospacing="1"/>
+              <w:rPr>
+                <w:rFonts w:eastAsia="Times New Roman" w:cstheme="minorHAnsi"/>
+                <w:sz w:val="22"/>
+                <w:szCs w:val="22"/>
+                <w:lang w:eastAsia="es-AR"/>
+              </w:rPr>
+            </w:pPr>
+            <w:r>
+              <w:rPr>
+                <w:rFonts w:eastAsia="Times New Roman" w:cstheme="minorHAnsi"/>
+                <w:sz w:val="22"/>
+                <w:szCs w:val="22"/>
+                <w:lang w:eastAsia="es-AR"/>
+              </w:rPr>
+              <w:t xml:space="preserve"> </w:t>
+            </w:r>
+            <w:r>
+              <w:rPr>
+                <w:rFonts w:eastAsia="Times New Roman" w:cstheme="minorHAnsi"/>
+                <w:sz w:val="22"/>
+                <w:szCs w:val="22"/>
+                <w:lang w:eastAsia="es-AR"/>
+              </w:rPr>
+              <w:t>Podrá filtrar por fecha de inicio y fecha de fin.</w:t>
+            </w:r>
+          </w:p>
+          <w:p>
+            <w:pPr>
+              <w:spacing w:before="100" w:beforeAutospacing="1" w:after="100" w:afterAutospacing="1"/>
+              <w:rPr>
+                <w:rFonts w:eastAsia="Times New Roman" w:cstheme="minorHAnsi"/>
+                <w:sz w:val="22"/>
+                <w:szCs w:val="22"/>
+                <w:lang w:eastAsia="es-AR"/>
+              </w:rPr>
+            </w:pPr>
+            <w:r>
+              <w:rPr>
+                <w:rFonts w:eastAsia="Times New Roman" w:cstheme="minorHAnsi"/>
+                <w:sz w:val="22"/>
+                <w:szCs w:val="22"/>
+                <w:lang w:eastAsia="es-AR"/>
+              </w:rPr>
+              <w:t xml:space="preserve"> </w:t>
+            </w:r>
+            <w:r>
+              <w:rPr>
+                <w:rFonts w:eastAsia="Times New Roman" w:cstheme="minorHAnsi"/>
+                <w:sz w:val="22"/>
+                <w:szCs w:val="22"/>
+                <w:lang w:eastAsia="es-AR"/>
+              </w:rPr>
+              <w:t>En caso de ser un turno podrá filtrar por estado (Pendiente, Realizado, Cancelado)</w:t>
+            </w:r>
+          </w:p>
+          <w:p>
+            <w:pPr>
+              <w:spacing w:before="100" w:beforeAutospacing="1" w:after="100" w:afterAutospacing="1"/>
+              <w:rPr>
+                <w:rFonts w:eastAsia="Times New Roman" w:cstheme="minorHAnsi"/>
+                <w:sz w:val="22"/>
+                <w:szCs w:val="22"/>
+                <w:lang w:eastAsia="es-AR"/>
+              </w:rPr>
+            </w:pPr>
+            <w:r>
+              <w:rPr>
+                <w:rFonts w:eastAsia="Times New Roman" w:cstheme="minorHAnsi"/>
+                <w:sz w:val="22"/>
+                <w:szCs w:val="22"/>
+                <w:lang w:eastAsia="es-AR"/>
+              </w:rPr>
+              <w:lastRenderedPageBreak/>
+              <w:t xml:space="preserve"> </w:t>
+            </w:r>
+            <w:r>
+              <w:rPr>
+                <w:rFonts w:eastAsia="Times New Roman" w:cstheme="minorHAnsi"/>
+                <w:sz w:val="22"/>
+                <w:szCs w:val="22"/>
+                <w:lang w:eastAsia="es-AR"/>
+              </w:rPr>
+              <w:t>Podrá importar estos datos en formato PDF.</w:t>
+            </w:r>
+          </w:p>
+          <w:p>
+            <w:pPr>
+              <w:spacing w:before="100" w:beforeAutospacing="1" w:after="100" w:afterAutospacing="1"/>
+              <w:rPr>
+                <w:rFonts w:eastAsia="Times New Roman" w:cstheme="minorHAnsi"/>
+                <w:sz w:val="22"/>
+                <w:szCs w:val="22"/>
+                <w:lang w:eastAsia="es-AR"/>
+              </w:rPr>
+            </w:pPr>
+            <w:r>
+              <w:rPr>
+                <w:rFonts w:eastAsia="Times New Roman" w:cstheme="minorHAnsi"/>
+                <w:sz w:val="22"/>
+                <w:szCs w:val="22"/>
+                <w:lang w:eastAsia="es-AR"/>
+              </w:rPr>
+              <w:t> Solo los usuarios con rol de administrador pueden acceder a esta funcionalidad.</w:t>
+            </w:r>
+          </w:p>
+          <w:p>
+            <w:pPr>
+              <w:spacing w:before="100" w:beforeAutospacing="1" w:after="100" w:afterAutospacing="1"/>
+              <w:rPr>
+                <w:rFonts w:cstheme="minorHAnsi"/>
+                <w:sz w:val="22"/>
+                <w:szCs w:val="22"/>
+              </w:rPr>
+            </w:pPr>
+          </w:p>
+        </w:tc>
+      </w:tr>
+    </w:tbl>
+    <w:p>
+      <w:pPr>
+        <w:rPr>
+          <w:rFonts w:cstheme="minorHAnsi"/>
+        </w:rPr>
+      </w:pPr>
+    </w:p>
     <w:p>
       <w:pPr>
         <w:rPr>
@@ -14287,25 +14546,23 @@
                 <w:szCs w:val="22"/>
               </w:rPr>
             </w:pPr>
-            <w:proofErr w:type="spellStart"/>
-            <w:r>
-              <w:rPr>
-                <w:rFonts w:cstheme="minorHAnsi"/>
-                <w:bCs/>
-                <w:sz w:val="22"/>
-                <w:szCs w:val="22"/>
-              </w:rPr>
-              <w:t>Gestion</w:t>
-            </w:r>
-            <w:proofErr w:type="spellEnd"/>
-            <w:r>
-              <w:rPr>
-                <w:rFonts w:cstheme="minorHAnsi"/>
-                <w:bCs/>
-                <w:sz w:val="22"/>
-                <w:szCs w:val="22"/>
-              </w:rPr>
-              <w:t xml:space="preserve"> de ventas(recepcionista)</w:t>
+            <w:r>
+              <w:rPr>
+                <w:rFonts w:cstheme="minorHAnsi"/>
+                <w:bCs/>
+                <w:sz w:val="22"/>
+                <w:szCs w:val="22"/>
+              </w:rPr>
+              <w:t>Gestión de</w:t>
+            </w:r>
+            <w:r>
+              <w:rPr>
+                <w:rFonts w:cstheme="minorHAnsi"/>
+                <w:bCs/>
+                <w:sz w:val="22"/>
+                <w:szCs w:val="22"/>
+              </w:rPr>
+              <w:t xml:space="preserve"> Auditorias</w:t>
             </w:r>
           </w:p>
         </w:tc>
@@ -14388,7 +14645,7 @@
                 <w:szCs w:val="22"/>
                 <w:lang w:val="es-AR"/>
               </w:rPr>
-              <w:t>recepcionista</w:t>
+              <w:t>administrador</w:t>
             </w:r>
             <w:r>
               <w:rPr>
@@ -14435,25 +14692,7 @@
                 <w:szCs w:val="22"/>
                 <w:lang w:val="es-AR"/>
               </w:rPr>
-              <w:t>ver las ventas registradas y crear nuevas</w:t>
-            </w:r>
-            <w:r>
-              <w:rPr>
-                <w:rFonts w:asciiTheme="minorHAnsi" w:hAnsiTheme="minorHAnsi" w:cstheme="minorHAnsi"/>
-                <w:sz w:val="22"/>
-                <w:szCs w:val="22"/>
-                <w:lang w:val="es-AR"/>
-              </w:rPr>
-              <w:t>,</w:t>
-            </w:r>
-            <w:r>
-              <w:rPr>
-                <w:rFonts w:asciiTheme="minorHAnsi" w:hAnsiTheme="minorHAnsi" w:cstheme="minorHAnsi"/>
-                <w:sz w:val="22"/>
-                <w:szCs w:val="22"/>
-                <w:lang w:val="es-AR"/>
-              </w:rPr>
-              <w:br/>
+              <w:t>ver</w:t>
             </w:r>
             <w:r>
               <w:rPr>
@@ -14463,16 +14702,7 @@
                 <w:szCs w:val="22"/>
                 <w:lang w:val="es-AR"/>
               </w:rPr>
-              <w:t>para</w:t>
-            </w:r>
-            <w:r>
-              <w:rPr>
-                <w:rFonts w:asciiTheme="minorHAnsi" w:hAnsiTheme="minorHAnsi" w:cstheme="minorHAnsi"/>
-                <w:sz w:val="22"/>
-                <w:szCs w:val="22"/>
-                <w:lang w:val="es-AR"/>
-              </w:rPr>
-              <w:t xml:space="preserve"> registrar transacciones y consultar información sin eliminar registros existentes.</w:t>
+              <w:t xml:space="preserve"> Auditorias (necesito saber quién hace cada cosa, Una Venta, Carga un Cliente, Eliminar un producto etc.)</w:t>
             </w:r>
           </w:p>
         </w:tc>
@@ -14528,1724 +14758,190 @@
                 <w:lang w:eastAsia="es-AR"/>
               </w:rPr>
             </w:pPr>
-            <w:proofErr w:type="gramStart"/>
-            <w:r>
-              <w:rPr>
-                <w:rFonts w:eastAsia="Times New Roman" w:cstheme="minorHAnsi"/>
-                <w:sz w:val="22"/>
-                <w:szCs w:val="22"/>
-                <w:lang w:eastAsia="es-AR"/>
-              </w:rPr>
-              <w:t>  El</w:t>
-            </w:r>
-            <w:proofErr w:type="gramEnd"/>
-            <w:r>
-              <w:rPr>
-                <w:rFonts w:eastAsia="Times New Roman" w:cstheme="minorHAnsi"/>
-                <w:sz w:val="22"/>
-                <w:szCs w:val="22"/>
-                <w:lang w:eastAsia="es-AR"/>
-              </w:rPr>
-              <w:t xml:space="preserve"> </w:t>
-            </w:r>
-            <w:r>
-              <w:rPr>
-                <w:rStyle w:val="Textoennegrita"/>
-                <w:rFonts w:cstheme="minorHAnsi"/>
-                <w:sz w:val="22"/>
-                <w:szCs w:val="22"/>
-              </w:rPr>
-              <w:t xml:space="preserve">recepcionista </w:t>
-            </w:r>
-            <w:r>
-              <w:rPr>
-                <w:rFonts w:eastAsia="Times New Roman" w:cstheme="minorHAnsi"/>
-                <w:sz w:val="22"/>
-                <w:szCs w:val="22"/>
-                <w:lang w:eastAsia="es-AR"/>
-              </w:rPr>
-              <w:t>puede acceder a un listado de ventas</w:t>
-            </w:r>
-            <w:r>
-              <w:rPr>
-                <w:rFonts w:eastAsia="Times New Roman" w:cstheme="minorHAnsi"/>
-                <w:sz w:val="22"/>
-                <w:szCs w:val="22"/>
-                <w:lang w:eastAsia="es-AR"/>
-              </w:rPr>
-              <w:t xml:space="preserve"> con</w:t>
-            </w:r>
-            <w:r>
-              <w:rPr>
-                <w:rFonts w:eastAsia="Times New Roman" w:cstheme="minorHAnsi"/>
-                <w:sz w:val="22"/>
-                <w:szCs w:val="22"/>
-                <w:lang w:eastAsia="es-AR"/>
-              </w:rPr>
-              <w:t xml:space="preserve"> </w:t>
-            </w:r>
-            <w:r>
-              <w:rPr>
-                <w:rStyle w:val="Textoennegrita"/>
-                <w:rFonts w:cstheme="minorHAnsi"/>
-                <w:sz w:val="22"/>
-                <w:szCs w:val="22"/>
-              </w:rPr>
-              <w:t xml:space="preserve">fecha y hora, cliente, </w:t>
-            </w:r>
-            <w:proofErr w:type="spellStart"/>
-            <w:r>
-              <w:rPr>
-                <w:rStyle w:val="Textoennegrita"/>
-                <w:rFonts w:cstheme="minorHAnsi"/>
-                <w:sz w:val="22"/>
-                <w:szCs w:val="22"/>
-              </w:rPr>
-              <w:t>id_</w:t>
-            </w:r>
-            <w:r>
-              <w:rPr>
-                <w:rStyle w:val="Textoennegrita"/>
-                <w:rFonts w:cstheme="minorHAnsi"/>
-                <w:sz w:val="22"/>
-                <w:szCs w:val="22"/>
-              </w:rPr>
-              <w:t>empleado</w:t>
-            </w:r>
-            <w:proofErr w:type="spellEnd"/>
-            <w:r>
-              <w:rPr>
-                <w:rStyle w:val="Textoennegrita"/>
-                <w:rFonts w:cstheme="minorHAnsi"/>
-                <w:sz w:val="22"/>
-                <w:szCs w:val="22"/>
-              </w:rPr>
-              <w:t>,  sucursal y total</w:t>
-            </w:r>
-          </w:p>
-          <w:p>
-            <w:pPr>
-              <w:spacing w:before="100" w:beforeAutospacing="1" w:after="100" w:afterAutospacing="1"/>
-              <w:rPr>
-                <w:rFonts w:eastAsia="Times New Roman" w:cstheme="minorHAnsi"/>
-                <w:sz w:val="22"/>
-                <w:szCs w:val="22"/>
-                <w:lang w:eastAsia="es-AR"/>
-              </w:rPr>
-            </w:pPr>
-            <w:proofErr w:type="gramStart"/>
-            <w:r>
-              <w:rPr>
-                <w:rFonts w:eastAsia="Times New Roman" w:cstheme="minorHAnsi"/>
-                <w:sz w:val="22"/>
-                <w:szCs w:val="22"/>
-                <w:lang w:eastAsia="es-AR"/>
-              </w:rPr>
-              <w:t>  El</w:t>
-            </w:r>
-            <w:proofErr w:type="gramEnd"/>
-            <w:r>
-              <w:rPr>
-                <w:rFonts w:eastAsia="Times New Roman" w:cstheme="minorHAnsi"/>
-                <w:sz w:val="22"/>
-                <w:szCs w:val="22"/>
-                <w:lang w:eastAsia="es-AR"/>
-              </w:rPr>
-              <w:t xml:space="preserve"> </w:t>
-            </w:r>
-            <w:r>
-              <w:rPr>
-                <w:rStyle w:val="Textoennegrita"/>
-                <w:rFonts w:cstheme="minorHAnsi"/>
-                <w:sz w:val="22"/>
-                <w:szCs w:val="22"/>
-              </w:rPr>
-              <w:t xml:space="preserve">recepcionista </w:t>
-            </w:r>
-            <w:r>
-              <w:rPr>
-                <w:rFonts w:eastAsia="Times New Roman" w:cstheme="minorHAnsi"/>
-                <w:sz w:val="22"/>
-                <w:szCs w:val="22"/>
-                <w:lang w:eastAsia="es-AR"/>
-              </w:rPr>
-              <w:t>puede registrar nuevas ventas completando los campos obligatorios.</w:t>
-            </w:r>
-          </w:p>
-          <w:p>
-            <w:pPr>
-              <w:spacing w:before="100" w:beforeAutospacing="1" w:after="100" w:afterAutospacing="1"/>
-              <w:rPr>
-                <w:rFonts w:eastAsia="Times New Roman" w:cstheme="minorHAnsi"/>
-                <w:sz w:val="22"/>
-                <w:szCs w:val="22"/>
-                <w:lang w:eastAsia="es-AR"/>
-              </w:rPr>
-            </w:pPr>
-            <w:proofErr w:type="gramStart"/>
-            <w:r>
-              <w:rPr>
-                <w:rFonts w:eastAsia="Times New Roman" w:cstheme="minorHAnsi"/>
-                <w:sz w:val="22"/>
-                <w:szCs w:val="22"/>
-                <w:lang w:eastAsia="es-AR"/>
-              </w:rPr>
-              <w:lastRenderedPageBreak/>
-              <w:t>  El</w:t>
-            </w:r>
-            <w:proofErr w:type="gramEnd"/>
-            <w:r>
-              <w:rPr>
-                <w:rFonts w:eastAsia="Times New Roman" w:cstheme="minorHAnsi"/>
-                <w:sz w:val="22"/>
-                <w:szCs w:val="22"/>
-                <w:lang w:eastAsia="es-AR"/>
-              </w:rPr>
-              <w:t xml:space="preserve"> sistema valida los campos antes de guardar la venta.</w:t>
-            </w:r>
-          </w:p>
-          <w:p>
-            <w:pPr>
-              <w:spacing w:before="100" w:beforeAutospacing="1" w:after="100" w:afterAutospacing="1"/>
-              <w:rPr>
-                <w:rFonts w:eastAsia="Times New Roman" w:cstheme="minorHAnsi"/>
-                <w:sz w:val="22"/>
-                <w:szCs w:val="22"/>
-                <w:lang w:eastAsia="es-AR"/>
-              </w:rPr>
-            </w:pPr>
-            <w:proofErr w:type="gramStart"/>
-            <w:r>
-              <w:rPr>
-                <w:rFonts w:eastAsia="Times New Roman" w:cstheme="minorHAnsi"/>
-                <w:sz w:val="22"/>
-                <w:szCs w:val="22"/>
-                <w:lang w:eastAsia="es-AR"/>
-              </w:rPr>
-              <w:t>  El</w:t>
-            </w:r>
-            <w:proofErr w:type="gramEnd"/>
-            <w:r>
-              <w:rPr>
-                <w:rFonts w:eastAsia="Times New Roman" w:cstheme="minorHAnsi"/>
-                <w:sz w:val="22"/>
-                <w:szCs w:val="22"/>
-                <w:lang w:eastAsia="es-AR"/>
-              </w:rPr>
-              <w:t xml:space="preserve"> </w:t>
-            </w:r>
-            <w:r>
-              <w:rPr>
-                <w:rStyle w:val="Textoennegrita"/>
-                <w:rFonts w:cstheme="minorHAnsi"/>
-                <w:sz w:val="22"/>
-                <w:szCs w:val="22"/>
-              </w:rPr>
-              <w:t xml:space="preserve">recepcionista </w:t>
-            </w:r>
-            <w:r>
-              <w:rPr>
-                <w:rFonts w:eastAsia="Times New Roman" w:cstheme="minorHAnsi"/>
-                <w:b/>
-                <w:bCs/>
-                <w:sz w:val="22"/>
-                <w:szCs w:val="22"/>
-                <w:lang w:eastAsia="es-AR"/>
-              </w:rPr>
-              <w:t>no puede eliminar</w:t>
-            </w:r>
-            <w:r>
-              <w:rPr>
-                <w:rFonts w:eastAsia="Times New Roman" w:cstheme="minorHAnsi"/>
-                <w:sz w:val="22"/>
-                <w:szCs w:val="22"/>
-                <w:lang w:eastAsia="es-AR"/>
-              </w:rPr>
-              <w:t xml:space="preserve"> ventas existentes.</w:t>
-            </w:r>
-          </w:p>
-          <w:p>
-            <w:pPr>
-              <w:spacing w:before="100" w:beforeAutospacing="1" w:after="100" w:afterAutospacing="1"/>
-              <w:rPr>
-                <w:rFonts w:eastAsia="Times New Roman" w:cstheme="minorHAnsi"/>
-                <w:sz w:val="22"/>
-                <w:szCs w:val="22"/>
-                <w:lang w:eastAsia="es-AR"/>
-              </w:rPr>
-            </w:pPr>
-            <w:proofErr w:type="gramStart"/>
-            <w:r>
-              <w:rPr>
-                <w:rFonts w:eastAsia="Times New Roman" w:cstheme="minorHAnsi"/>
-                <w:sz w:val="22"/>
-                <w:szCs w:val="22"/>
-                <w:lang w:eastAsia="es-AR"/>
-              </w:rPr>
-              <w:t>  Los</w:t>
-            </w:r>
-            <w:proofErr w:type="gramEnd"/>
-            <w:r>
-              <w:rPr>
-                <w:rFonts w:eastAsia="Times New Roman" w:cstheme="minorHAnsi"/>
-                <w:sz w:val="22"/>
-                <w:szCs w:val="22"/>
-                <w:lang w:eastAsia="es-AR"/>
-              </w:rPr>
-              <w:t xml:space="preserve"> cambios se guardan correctamente en la base de datos y actualizan el stock.</w:t>
-            </w:r>
-          </w:p>
-          <w:p>
-            <w:pPr>
-              <w:spacing w:before="100" w:beforeAutospacing="1" w:after="100" w:afterAutospacing="1"/>
-              <w:rPr>
-                <w:rFonts w:cstheme="minorHAnsi"/>
-                <w:sz w:val="22"/>
-                <w:szCs w:val="22"/>
-              </w:rPr>
-            </w:pPr>
-          </w:p>
-        </w:tc>
-      </w:tr>
-    </w:tbl>
-    <w:p>
-      <w:pPr>
-        <w:rPr>
-          <w:rFonts w:cstheme="minorHAnsi"/>
-        </w:rPr>
-      </w:pPr>
-    </w:p>
-    <w:tbl>
-      <w:tblPr>
-        <w:tblStyle w:val="Tablaconcuadrcula"/>
-        <w:tblW w:w="0" w:type="auto"/>
-        <w:tblInd w:w="0" w:type="dxa"/>
-        <w:tblLook w:val="04A0" w:firstRow="1" w:lastRow="0" w:firstColumn="1" w:lastColumn="0" w:noHBand="0" w:noVBand="1"/>
-      </w:tblPr>
-      <w:tblGrid>
-        <w:gridCol w:w="1555"/>
-        <w:gridCol w:w="6939"/>
-      </w:tblGrid>
-      <w:tr>
-        <w:tc>
-          <w:tcPr>
-            <w:tcW w:w="1555" w:type="dxa"/>
-            <w:tcBorders>
-              <w:top w:val="single" w:sz="4" w:space="0" w:color="auto"/>
-              <w:left w:val="single" w:sz="4" w:space="0" w:color="auto"/>
-              <w:bottom w:val="single" w:sz="4" w:space="0" w:color="auto"/>
-              <w:right w:val="single" w:sz="4" w:space="0" w:color="auto"/>
-            </w:tcBorders>
-            <w:shd w:val="clear" w:color="auto" w:fill="E7E6E6" w:themeFill="background2"/>
-            <w:hideMark/>
-          </w:tcPr>
-          <w:p>
-            <w:pPr>
-              <w:rPr>
-                <w:rFonts w:cstheme="minorHAnsi"/>
-                <w:sz w:val="22"/>
-                <w:szCs w:val="22"/>
-              </w:rPr>
-            </w:pPr>
-            <w:r>
-              <w:rPr>
-                <w:rFonts w:cstheme="minorHAnsi"/>
-                <w:sz w:val="22"/>
-                <w:szCs w:val="22"/>
-              </w:rPr>
-              <w:t>HU2</w:t>
-            </w:r>
-            <w:r>
-              <w:rPr>
-                <w:rFonts w:cstheme="minorHAnsi"/>
-                <w:sz w:val="22"/>
-                <w:szCs w:val="22"/>
-              </w:rPr>
-              <w:t>4</w:t>
-            </w:r>
-          </w:p>
-        </w:tc>
-        <w:tc>
-          <w:tcPr>
-            <w:tcW w:w="6939" w:type="dxa"/>
-            <w:tcBorders>
-              <w:top w:val="single" w:sz="4" w:space="0" w:color="auto"/>
-              <w:left w:val="single" w:sz="4" w:space="0" w:color="auto"/>
-              <w:bottom w:val="single" w:sz="4" w:space="0" w:color="auto"/>
-              <w:right w:val="single" w:sz="4" w:space="0" w:color="auto"/>
-            </w:tcBorders>
-            <w:shd w:val="clear" w:color="auto" w:fill="E7E6E6" w:themeFill="background2"/>
-            <w:hideMark/>
-          </w:tcPr>
-          <w:p>
-            <w:pPr>
-              <w:rPr>
-                <w:rFonts w:cstheme="minorHAnsi"/>
-                <w:bCs/>
-                <w:sz w:val="22"/>
-                <w:szCs w:val="22"/>
-              </w:rPr>
-            </w:pPr>
-            <w:proofErr w:type="spellStart"/>
-            <w:r>
-              <w:rPr>
-                <w:rFonts w:cstheme="minorHAnsi"/>
-                <w:bCs/>
-                <w:sz w:val="22"/>
-                <w:szCs w:val="22"/>
-              </w:rPr>
-              <w:t>Gestion</w:t>
-            </w:r>
-            <w:proofErr w:type="spellEnd"/>
-            <w:r>
-              <w:rPr>
-                <w:rFonts w:cstheme="minorHAnsi"/>
-                <w:bCs/>
-                <w:sz w:val="22"/>
-                <w:szCs w:val="22"/>
-              </w:rPr>
-              <w:t xml:space="preserve"> de detalles de ventas</w:t>
-            </w:r>
-          </w:p>
-        </w:tc>
-      </w:tr>
-      <w:tr>
-        <w:tc>
-          <w:tcPr>
-            <w:tcW w:w="1555" w:type="dxa"/>
-            <w:tcBorders>
-              <w:top w:val="single" w:sz="4" w:space="0" w:color="auto"/>
-              <w:left w:val="single" w:sz="4" w:space="0" w:color="auto"/>
-              <w:bottom w:val="single" w:sz="4" w:space="0" w:color="auto"/>
-              <w:right w:val="single" w:sz="4" w:space="0" w:color="auto"/>
-            </w:tcBorders>
-            <w:shd w:val="clear" w:color="auto" w:fill="E7E6E6" w:themeFill="background2"/>
-            <w:hideMark/>
-          </w:tcPr>
-          <w:p>
-            <w:pPr>
-              <w:rPr>
-                <w:rFonts w:cstheme="minorHAnsi"/>
-                <w:sz w:val="22"/>
-                <w:szCs w:val="22"/>
-              </w:rPr>
-            </w:pPr>
-            <w:r>
-              <w:rPr>
-                <w:rFonts w:cstheme="minorHAnsi"/>
-                <w:sz w:val="22"/>
-                <w:szCs w:val="22"/>
-              </w:rPr>
-              <w:t>Descripción</w:t>
-            </w:r>
-          </w:p>
-        </w:tc>
-        <w:tc>
-          <w:tcPr>
-            <w:tcW w:w="6939" w:type="dxa"/>
-            <w:tcBorders>
-              <w:top w:val="single" w:sz="4" w:space="0" w:color="auto"/>
-              <w:left w:val="single" w:sz="4" w:space="0" w:color="auto"/>
-              <w:bottom w:val="single" w:sz="4" w:space="0" w:color="auto"/>
-              <w:right w:val="single" w:sz="4" w:space="0" w:color="auto"/>
-            </w:tcBorders>
-          </w:tcPr>
-          <w:p>
-            <w:pPr>
-              <w:pStyle w:val="NormalWeb"/>
-              <w:rPr>
-                <w:rFonts w:asciiTheme="minorHAnsi" w:hAnsiTheme="minorHAnsi" w:cstheme="minorHAnsi"/>
-                <w:sz w:val="22"/>
-                <w:szCs w:val="22"/>
-                <w:lang w:val="es-AR"/>
-              </w:rPr>
-            </w:pPr>
-            <w:r>
-              <w:rPr>
-                <w:rStyle w:val="Textoennegrita"/>
-                <w:rFonts w:asciiTheme="minorHAnsi" w:hAnsiTheme="minorHAnsi" w:cstheme="minorHAnsi"/>
-                <w:sz w:val="22"/>
-                <w:szCs w:val="22"/>
-                <w:lang w:val="es-AR"/>
-              </w:rPr>
-              <w:t>Como</w:t>
-            </w:r>
-            <w:r>
-              <w:rPr>
-                <w:rFonts w:asciiTheme="minorHAnsi" w:hAnsiTheme="minorHAnsi" w:cstheme="minorHAnsi"/>
-                <w:sz w:val="22"/>
-                <w:szCs w:val="22"/>
-                <w:lang w:val="es-AR"/>
-              </w:rPr>
-              <w:t xml:space="preserve"> usuario con rol de </w:t>
-            </w:r>
-            <w:r>
-              <w:rPr>
-                <w:rStyle w:val="Textoennegrita"/>
-                <w:rFonts w:asciiTheme="minorHAnsi" w:hAnsiTheme="minorHAnsi" w:cstheme="minorHAnsi"/>
-                <w:sz w:val="22"/>
-                <w:szCs w:val="22"/>
-                <w:lang w:val="es-AR"/>
-              </w:rPr>
-              <w:t>administrador</w:t>
-            </w:r>
-            <w:r>
-              <w:rPr>
-                <w:rFonts w:asciiTheme="minorHAnsi" w:hAnsiTheme="minorHAnsi" w:cstheme="minorHAnsi"/>
-                <w:sz w:val="22"/>
-                <w:szCs w:val="22"/>
-                <w:lang w:val="es-AR"/>
-              </w:rPr>
-              <w:t>,</w:t>
-            </w:r>
-            <w:r>
-              <w:rPr>
-                <w:rFonts w:asciiTheme="minorHAnsi" w:hAnsiTheme="minorHAnsi" w:cstheme="minorHAnsi"/>
-                <w:sz w:val="22"/>
-                <w:szCs w:val="22"/>
-                <w:lang w:val="es-AR"/>
-              </w:rPr>
-              <w:br/>
-            </w:r>
-            <w:r>
-              <w:rPr>
-                <w:rStyle w:val="Textoennegrita"/>
-                <w:rFonts w:asciiTheme="minorHAnsi" w:hAnsiTheme="minorHAnsi" w:cstheme="minorHAnsi"/>
-                <w:sz w:val="22"/>
-                <w:szCs w:val="22"/>
-                <w:lang w:val="es-AR"/>
-              </w:rPr>
-              <w:t>quiero</w:t>
-            </w:r>
-            <w:r>
-              <w:rPr>
-                <w:rFonts w:asciiTheme="minorHAnsi" w:hAnsiTheme="minorHAnsi" w:cstheme="minorHAnsi"/>
-                <w:sz w:val="22"/>
-                <w:szCs w:val="22"/>
-                <w:lang w:val="es-AR"/>
-              </w:rPr>
-              <w:t xml:space="preserve"> poder </w:t>
-            </w:r>
-            <w:r>
-              <w:rPr>
-                <w:rStyle w:val="Textoennegrita"/>
-                <w:rFonts w:asciiTheme="minorHAnsi" w:hAnsiTheme="minorHAnsi" w:cstheme="minorHAnsi"/>
-                <w:sz w:val="22"/>
-                <w:szCs w:val="22"/>
-                <w:lang w:val="es-AR"/>
-              </w:rPr>
-              <w:t>ver, crear, editar y eliminar los detalles de cada venta</w:t>
-            </w:r>
-            <w:r>
-              <w:rPr>
-                <w:rFonts w:asciiTheme="minorHAnsi" w:hAnsiTheme="minorHAnsi" w:cstheme="minorHAnsi"/>
-                <w:sz w:val="22"/>
-                <w:szCs w:val="22"/>
-                <w:lang w:val="es-AR"/>
-              </w:rPr>
-              <w:t>,</w:t>
-            </w:r>
-            <w:r>
-              <w:rPr>
-                <w:rFonts w:asciiTheme="minorHAnsi" w:hAnsiTheme="minorHAnsi" w:cstheme="minorHAnsi"/>
-                <w:sz w:val="22"/>
-                <w:szCs w:val="22"/>
-                <w:lang w:val="es-AR"/>
-              </w:rPr>
-              <w:br/>
-            </w:r>
-            <w:r>
-              <w:rPr>
-                <w:rStyle w:val="Textoennegrita"/>
-                <w:rFonts w:asciiTheme="minorHAnsi" w:hAnsiTheme="minorHAnsi" w:cstheme="minorHAnsi"/>
-                <w:sz w:val="22"/>
-                <w:szCs w:val="22"/>
-                <w:lang w:val="es-AR"/>
-              </w:rPr>
-              <w:t>para</w:t>
-            </w:r>
-            <w:r>
-              <w:rPr>
-                <w:rFonts w:asciiTheme="minorHAnsi" w:hAnsiTheme="minorHAnsi" w:cstheme="minorHAnsi"/>
-                <w:sz w:val="22"/>
-                <w:szCs w:val="22"/>
-                <w:lang w:val="es-AR"/>
-              </w:rPr>
-              <w:t xml:space="preserve"> mantener un registro completo de las transacciones y asegurar la correcta actualización del inventario.</w:t>
-            </w:r>
-          </w:p>
-        </w:tc>
-      </w:tr>
-      <w:tr>
-        <w:tc>
-          <w:tcPr>
-            <w:tcW w:w="1555" w:type="dxa"/>
-            <w:tcBorders>
-              <w:top w:val="single" w:sz="4" w:space="0" w:color="auto"/>
-              <w:left w:val="single" w:sz="4" w:space="0" w:color="auto"/>
-              <w:bottom w:val="single" w:sz="4" w:space="0" w:color="auto"/>
-              <w:right w:val="single" w:sz="4" w:space="0" w:color="auto"/>
-            </w:tcBorders>
-            <w:shd w:val="clear" w:color="auto" w:fill="E7E6E6" w:themeFill="background2"/>
-            <w:hideMark/>
-          </w:tcPr>
-          <w:p>
-            <w:pPr>
-              <w:rPr>
-                <w:rFonts w:cstheme="minorHAnsi"/>
-                <w:sz w:val="22"/>
-                <w:szCs w:val="22"/>
-              </w:rPr>
-            </w:pPr>
-            <w:r>
-              <w:rPr>
-                <w:rFonts w:cstheme="minorHAnsi"/>
-                <w:sz w:val="22"/>
-                <w:szCs w:val="22"/>
-              </w:rPr>
-              <w:t>Criterios de aceptación</w:t>
-            </w:r>
-          </w:p>
-        </w:tc>
-        <w:tc>
-          <w:tcPr>
-            <w:tcW w:w="6939" w:type="dxa"/>
-            <w:tcBorders>
-              <w:top w:val="single" w:sz="4" w:space="0" w:color="auto"/>
-              <w:left w:val="single" w:sz="4" w:space="0" w:color="auto"/>
-              <w:bottom w:val="single" w:sz="4" w:space="0" w:color="auto"/>
-              <w:right w:val="single" w:sz="4" w:space="0" w:color="auto"/>
-            </w:tcBorders>
-          </w:tcPr>
-          <w:p>
-            <w:pPr>
-              <w:spacing w:before="100" w:beforeAutospacing="1" w:after="100" w:afterAutospacing="1"/>
-              <w:rPr>
-                <w:rFonts w:eastAsia="Times New Roman" w:cstheme="minorHAnsi"/>
-                <w:sz w:val="22"/>
-                <w:szCs w:val="22"/>
-                <w:lang w:eastAsia="es-AR"/>
-              </w:rPr>
-            </w:pPr>
-            <w:proofErr w:type="gramStart"/>
-            <w:r>
-              <w:rPr>
-                <w:rFonts w:eastAsia="Times New Roman" w:cstheme="minorHAnsi"/>
-                <w:sz w:val="22"/>
-                <w:szCs w:val="22"/>
-                <w:lang w:eastAsia="es-AR"/>
-              </w:rPr>
-              <w:t>  El</w:t>
-            </w:r>
-            <w:proofErr w:type="gramEnd"/>
-            <w:r>
-              <w:rPr>
-                <w:rFonts w:eastAsia="Times New Roman" w:cstheme="minorHAnsi"/>
-                <w:sz w:val="22"/>
-                <w:szCs w:val="22"/>
-                <w:lang w:eastAsia="es-AR"/>
-              </w:rPr>
-              <w:t xml:space="preserve"> administrador puede registrar un nuevo detalle de venta asociándolo a una venta existente.</w:t>
-            </w:r>
-          </w:p>
-          <w:p>
-            <w:pPr>
-              <w:spacing w:before="100" w:beforeAutospacing="1" w:after="100" w:afterAutospacing="1"/>
-              <w:rPr>
-                <w:rStyle w:val="Textoennegrita"/>
-                <w:rFonts w:cstheme="minorHAnsi"/>
-                <w:sz w:val="22"/>
-                <w:szCs w:val="22"/>
-              </w:rPr>
-            </w:pPr>
-            <w:proofErr w:type="gramStart"/>
-            <w:r>
-              <w:rPr>
-                <w:rFonts w:eastAsia="Times New Roman" w:cstheme="minorHAnsi"/>
-                <w:sz w:val="22"/>
-                <w:szCs w:val="22"/>
-                <w:lang w:eastAsia="es-AR"/>
-              </w:rPr>
-              <w:t>  Cada</w:t>
-            </w:r>
-            <w:proofErr w:type="gramEnd"/>
-            <w:r>
-              <w:rPr>
-                <w:rFonts w:eastAsia="Times New Roman" w:cstheme="minorHAnsi"/>
-                <w:sz w:val="22"/>
-                <w:szCs w:val="22"/>
-                <w:lang w:eastAsia="es-AR"/>
-              </w:rPr>
-              <w:t xml:space="preserve"> detalle incluye </w:t>
-            </w:r>
-            <w:r>
-              <w:rPr>
-                <w:rStyle w:val="Textoennegrita"/>
-                <w:rFonts w:cstheme="minorHAnsi"/>
-                <w:sz w:val="22"/>
-                <w:szCs w:val="22"/>
-              </w:rPr>
-              <w:t xml:space="preserve">venta, producto, cantidad, precio unitario y sub total. </w:t>
-            </w:r>
-          </w:p>
-          <w:p>
-            <w:pPr>
-              <w:spacing w:before="100" w:beforeAutospacing="1" w:after="100" w:afterAutospacing="1"/>
-              <w:rPr>
-                <w:rFonts w:eastAsia="Times New Roman" w:cstheme="minorHAnsi"/>
-                <w:sz w:val="22"/>
-                <w:szCs w:val="22"/>
-                <w:lang w:eastAsia="es-AR"/>
-              </w:rPr>
-            </w:pPr>
-            <w:proofErr w:type="gramStart"/>
-            <w:r>
-              <w:rPr>
-                <w:rFonts w:eastAsia="Times New Roman" w:cstheme="minorHAnsi"/>
-                <w:sz w:val="22"/>
-                <w:szCs w:val="22"/>
-                <w:lang w:eastAsia="es-AR"/>
-              </w:rPr>
-              <w:t>  El</w:t>
-            </w:r>
-            <w:proofErr w:type="gramEnd"/>
-            <w:r>
-              <w:rPr>
-                <w:rFonts w:eastAsia="Times New Roman" w:cstheme="minorHAnsi"/>
-                <w:sz w:val="22"/>
-                <w:szCs w:val="22"/>
-                <w:lang w:eastAsia="es-AR"/>
-              </w:rPr>
-              <w:t xml:space="preserve"> sistema valida que todos los campos obligatorios estén completos antes de guardar.</w:t>
-            </w:r>
-          </w:p>
-          <w:p>
-            <w:pPr>
-              <w:spacing w:before="100" w:beforeAutospacing="1" w:after="100" w:afterAutospacing="1"/>
-              <w:rPr>
-                <w:rFonts w:eastAsia="Times New Roman" w:cstheme="minorHAnsi"/>
-                <w:sz w:val="22"/>
-                <w:szCs w:val="22"/>
-                <w:lang w:eastAsia="es-AR"/>
-              </w:rPr>
-            </w:pPr>
-            <w:proofErr w:type="gramStart"/>
-            <w:r>
-              <w:rPr>
-                <w:rFonts w:eastAsia="Times New Roman" w:cstheme="minorHAnsi"/>
-                <w:sz w:val="22"/>
-                <w:szCs w:val="22"/>
-                <w:lang w:eastAsia="es-AR"/>
-              </w:rPr>
-              <w:t>  El</w:t>
-            </w:r>
-            <w:proofErr w:type="gramEnd"/>
-            <w:r>
-              <w:rPr>
-                <w:rFonts w:eastAsia="Times New Roman" w:cstheme="minorHAnsi"/>
-                <w:sz w:val="22"/>
-                <w:szCs w:val="22"/>
-                <w:lang w:eastAsia="es-AR"/>
-              </w:rPr>
-              <w:t xml:space="preserve"> administrador puede editar los datos de un detalle de venta existente.</w:t>
-            </w:r>
-          </w:p>
-          <w:p>
-            <w:pPr>
-              <w:spacing w:before="100" w:beforeAutospacing="1" w:after="100" w:afterAutospacing="1"/>
-              <w:rPr>
-                <w:rFonts w:eastAsia="Times New Roman" w:cstheme="minorHAnsi"/>
-                <w:sz w:val="22"/>
-                <w:szCs w:val="22"/>
-                <w:lang w:eastAsia="es-AR"/>
-              </w:rPr>
-            </w:pPr>
-            <w:proofErr w:type="gramStart"/>
-            <w:r>
-              <w:rPr>
-                <w:rFonts w:eastAsia="Times New Roman" w:cstheme="minorHAnsi"/>
-                <w:sz w:val="22"/>
-                <w:szCs w:val="22"/>
-                <w:lang w:eastAsia="es-AR"/>
-              </w:rPr>
-              <w:t>  El</w:t>
-            </w:r>
-            <w:proofErr w:type="gramEnd"/>
-            <w:r>
-              <w:rPr>
-                <w:rFonts w:eastAsia="Times New Roman" w:cstheme="minorHAnsi"/>
-                <w:sz w:val="22"/>
-                <w:szCs w:val="22"/>
-                <w:lang w:eastAsia="es-AR"/>
-              </w:rPr>
-              <w:t xml:space="preserve"> administrador puede eliminar un detalle de venta, previa confirmación.</w:t>
-            </w:r>
-          </w:p>
-          <w:p>
-            <w:pPr>
-              <w:spacing w:before="100" w:beforeAutospacing="1" w:after="100" w:afterAutospacing="1"/>
-              <w:rPr>
-                <w:rFonts w:eastAsia="Times New Roman" w:cstheme="minorHAnsi"/>
-                <w:sz w:val="22"/>
-                <w:szCs w:val="22"/>
-                <w:lang w:eastAsia="es-AR"/>
-              </w:rPr>
-            </w:pPr>
-            <w:proofErr w:type="gramStart"/>
-            <w:r>
-              <w:rPr>
-                <w:rFonts w:eastAsia="Times New Roman" w:cstheme="minorHAnsi"/>
-                <w:sz w:val="22"/>
-                <w:szCs w:val="22"/>
-                <w:lang w:eastAsia="es-AR"/>
-              </w:rPr>
-              <w:t>  El</w:t>
-            </w:r>
-            <w:proofErr w:type="gramEnd"/>
-            <w:r>
-              <w:rPr>
-                <w:rFonts w:eastAsia="Times New Roman" w:cstheme="minorHAnsi"/>
-                <w:sz w:val="22"/>
-                <w:szCs w:val="22"/>
-                <w:lang w:eastAsia="es-AR"/>
-              </w:rPr>
-              <w:t xml:space="preserve"> sistema muestra un listado de todos los detalles asociados a cada venta, incluyendo producto, cantidad, precio y subtotal.</w:t>
-            </w:r>
-          </w:p>
-          <w:p>
-            <w:pPr>
-              <w:spacing w:before="100" w:beforeAutospacing="1" w:after="100" w:afterAutospacing="1"/>
-              <w:rPr>
-                <w:rFonts w:eastAsia="Times New Roman" w:cstheme="minorHAnsi"/>
-                <w:sz w:val="22"/>
-                <w:szCs w:val="22"/>
-                <w:lang w:eastAsia="es-AR"/>
-              </w:rPr>
-            </w:pPr>
-            <w:proofErr w:type="gramStart"/>
-            <w:r>
-              <w:rPr>
-                <w:rFonts w:eastAsia="Times New Roman" w:cstheme="minorHAnsi"/>
-                <w:sz w:val="22"/>
-                <w:szCs w:val="22"/>
-                <w:lang w:eastAsia="es-AR"/>
-              </w:rPr>
-              <w:t>  Los</w:t>
-            </w:r>
-            <w:proofErr w:type="gramEnd"/>
-            <w:r>
-              <w:rPr>
-                <w:rFonts w:eastAsia="Times New Roman" w:cstheme="minorHAnsi"/>
-                <w:sz w:val="22"/>
-                <w:szCs w:val="22"/>
-                <w:lang w:eastAsia="es-AR"/>
-              </w:rPr>
-              <w:t xml:space="preserve"> cambios realizados se guardan correctamente en la base de datos y se reflejan en el stock y reportes.</w:t>
-            </w:r>
-          </w:p>
-          <w:p>
-            <w:pPr>
-              <w:spacing w:before="100" w:beforeAutospacing="1" w:after="100" w:afterAutospacing="1"/>
-              <w:rPr>
-                <w:rFonts w:eastAsia="Times New Roman" w:cstheme="minorHAnsi"/>
-                <w:sz w:val="22"/>
-                <w:szCs w:val="22"/>
-                <w:lang w:eastAsia="es-AR"/>
-              </w:rPr>
-            </w:pPr>
-            <w:proofErr w:type="gramStart"/>
-            <w:r>
-              <w:rPr>
-                <w:rFonts w:eastAsia="Times New Roman" w:cstheme="minorHAnsi"/>
-                <w:sz w:val="22"/>
-                <w:szCs w:val="22"/>
-                <w:lang w:eastAsia="es-AR"/>
-              </w:rPr>
-              <w:t>  Solo</w:t>
-            </w:r>
-            <w:proofErr w:type="gramEnd"/>
-            <w:r>
-              <w:rPr>
-                <w:rFonts w:eastAsia="Times New Roman" w:cstheme="minorHAnsi"/>
-                <w:sz w:val="22"/>
-                <w:szCs w:val="22"/>
-                <w:lang w:eastAsia="es-AR"/>
-              </w:rPr>
-              <w:t xml:space="preserve"> los usuarios con rol de administrador pueden acceder a esta funcionalidad.</w:t>
-            </w:r>
-          </w:p>
-          <w:p>
-            <w:pPr>
-              <w:spacing w:before="100" w:beforeAutospacing="1" w:after="100" w:afterAutospacing="1"/>
-              <w:rPr>
-                <w:rFonts w:cstheme="minorHAnsi"/>
-                <w:sz w:val="22"/>
-                <w:szCs w:val="22"/>
-              </w:rPr>
-            </w:pPr>
-          </w:p>
-        </w:tc>
-      </w:tr>
-    </w:tbl>
-    <w:p>
-      <w:pPr>
-        <w:rPr>
-          <w:rFonts w:cstheme="minorHAnsi"/>
-        </w:rPr>
-      </w:pPr>
-    </w:p>
-    <w:tbl>
-      <w:tblPr>
-        <w:tblStyle w:val="Tablaconcuadrcula"/>
-        <w:tblW w:w="0" w:type="auto"/>
-        <w:tblInd w:w="0" w:type="dxa"/>
-        <w:tblLook w:val="04A0" w:firstRow="1" w:lastRow="0" w:firstColumn="1" w:lastColumn="0" w:noHBand="0" w:noVBand="1"/>
-      </w:tblPr>
-      <w:tblGrid>
-        <w:gridCol w:w="1555"/>
-        <w:gridCol w:w="6939"/>
-      </w:tblGrid>
-      <w:tr>
-        <w:tc>
-          <w:tcPr>
-            <w:tcW w:w="1555" w:type="dxa"/>
-            <w:tcBorders>
-              <w:top w:val="single" w:sz="4" w:space="0" w:color="auto"/>
-              <w:left w:val="single" w:sz="4" w:space="0" w:color="auto"/>
-              <w:bottom w:val="single" w:sz="4" w:space="0" w:color="auto"/>
-              <w:right w:val="single" w:sz="4" w:space="0" w:color="auto"/>
-            </w:tcBorders>
-            <w:shd w:val="clear" w:color="auto" w:fill="E7E6E6" w:themeFill="background2"/>
-            <w:hideMark/>
-          </w:tcPr>
-          <w:p>
-            <w:pPr>
-              <w:rPr>
-                <w:rFonts w:cstheme="minorHAnsi"/>
-                <w:sz w:val="22"/>
-                <w:szCs w:val="22"/>
-              </w:rPr>
-            </w:pPr>
-            <w:r>
-              <w:rPr>
-                <w:rFonts w:cstheme="minorHAnsi"/>
-                <w:sz w:val="22"/>
-                <w:szCs w:val="22"/>
-              </w:rPr>
-              <w:t>HU2</w:t>
-            </w:r>
-            <w:r>
-              <w:rPr>
-                <w:rFonts w:cstheme="minorHAnsi"/>
-                <w:sz w:val="22"/>
-                <w:szCs w:val="22"/>
-              </w:rPr>
-              <w:t>4</w:t>
-            </w:r>
-          </w:p>
-        </w:tc>
-        <w:tc>
-          <w:tcPr>
-            <w:tcW w:w="6939" w:type="dxa"/>
-            <w:tcBorders>
-              <w:top w:val="single" w:sz="4" w:space="0" w:color="auto"/>
-              <w:left w:val="single" w:sz="4" w:space="0" w:color="auto"/>
-              <w:bottom w:val="single" w:sz="4" w:space="0" w:color="auto"/>
-              <w:right w:val="single" w:sz="4" w:space="0" w:color="auto"/>
-            </w:tcBorders>
-            <w:shd w:val="clear" w:color="auto" w:fill="E7E6E6" w:themeFill="background2"/>
-            <w:hideMark/>
-          </w:tcPr>
-          <w:p>
-            <w:pPr>
-              <w:rPr>
-                <w:rFonts w:cstheme="minorHAnsi"/>
-                <w:bCs/>
-                <w:sz w:val="22"/>
-                <w:szCs w:val="22"/>
-              </w:rPr>
-            </w:pPr>
-            <w:proofErr w:type="spellStart"/>
-            <w:r>
-              <w:rPr>
-                <w:rFonts w:cstheme="minorHAnsi"/>
-                <w:bCs/>
-                <w:sz w:val="22"/>
-                <w:szCs w:val="22"/>
-              </w:rPr>
-              <w:t>Gestion</w:t>
-            </w:r>
-            <w:proofErr w:type="spellEnd"/>
-            <w:r>
-              <w:rPr>
-                <w:rFonts w:cstheme="minorHAnsi"/>
-                <w:bCs/>
-                <w:sz w:val="22"/>
-                <w:szCs w:val="22"/>
-              </w:rPr>
-              <w:t xml:space="preserve"> de detalles de ventas (recepcionista)</w:t>
-            </w:r>
-          </w:p>
-        </w:tc>
-      </w:tr>
-      <w:tr>
-        <w:tc>
-          <w:tcPr>
-            <w:tcW w:w="1555" w:type="dxa"/>
-            <w:tcBorders>
-              <w:top w:val="single" w:sz="4" w:space="0" w:color="auto"/>
-              <w:left w:val="single" w:sz="4" w:space="0" w:color="auto"/>
-              <w:bottom w:val="single" w:sz="4" w:space="0" w:color="auto"/>
-              <w:right w:val="single" w:sz="4" w:space="0" w:color="auto"/>
-            </w:tcBorders>
-            <w:shd w:val="clear" w:color="auto" w:fill="E7E6E6" w:themeFill="background2"/>
-            <w:hideMark/>
-          </w:tcPr>
-          <w:p>
-            <w:pPr>
-              <w:rPr>
-                <w:rFonts w:cstheme="minorHAnsi"/>
-                <w:sz w:val="22"/>
-                <w:szCs w:val="22"/>
-              </w:rPr>
-            </w:pPr>
-            <w:r>
-              <w:rPr>
-                <w:rFonts w:cstheme="minorHAnsi"/>
-                <w:sz w:val="22"/>
-                <w:szCs w:val="22"/>
-              </w:rPr>
-              <w:t>Descripción</w:t>
-            </w:r>
-          </w:p>
-        </w:tc>
-        <w:tc>
-          <w:tcPr>
-            <w:tcW w:w="6939" w:type="dxa"/>
-            <w:tcBorders>
-              <w:top w:val="single" w:sz="4" w:space="0" w:color="auto"/>
-              <w:left w:val="single" w:sz="4" w:space="0" w:color="auto"/>
-              <w:bottom w:val="single" w:sz="4" w:space="0" w:color="auto"/>
-              <w:right w:val="single" w:sz="4" w:space="0" w:color="auto"/>
-            </w:tcBorders>
-          </w:tcPr>
-          <w:p>
-            <w:pPr>
-              <w:pStyle w:val="NormalWeb"/>
-              <w:rPr>
-                <w:rFonts w:asciiTheme="minorHAnsi" w:hAnsiTheme="minorHAnsi" w:cstheme="minorHAnsi"/>
-                <w:b/>
-                <w:bCs/>
-                <w:sz w:val="22"/>
-                <w:szCs w:val="22"/>
-                <w:lang w:val="es-AR"/>
-              </w:rPr>
-            </w:pPr>
-            <w:r>
-              <w:rPr>
-                <w:rStyle w:val="Textoennegrita"/>
-                <w:rFonts w:asciiTheme="minorHAnsi" w:hAnsiTheme="minorHAnsi" w:cstheme="minorHAnsi"/>
-                <w:sz w:val="22"/>
-                <w:szCs w:val="22"/>
-                <w:lang w:val="es-AR"/>
-              </w:rPr>
-              <w:t>Como</w:t>
-            </w:r>
-            <w:r>
-              <w:rPr>
-                <w:rFonts w:asciiTheme="minorHAnsi" w:hAnsiTheme="minorHAnsi" w:cstheme="minorHAnsi"/>
-                <w:sz w:val="22"/>
-                <w:szCs w:val="22"/>
-                <w:lang w:val="es-AR"/>
-              </w:rPr>
-              <w:t xml:space="preserve"> usuario con rol de </w:t>
-            </w:r>
-            <w:r>
-              <w:rPr>
-                <w:rStyle w:val="Textoennegrita"/>
-                <w:rFonts w:asciiTheme="minorHAnsi" w:hAnsiTheme="minorHAnsi" w:cstheme="minorHAnsi"/>
-                <w:sz w:val="22"/>
-                <w:szCs w:val="22"/>
-                <w:lang w:val="es-AR"/>
-              </w:rPr>
-              <w:t>recepcionista</w:t>
-            </w:r>
-            <w:r>
-              <w:rPr>
-                <w:rFonts w:asciiTheme="minorHAnsi" w:hAnsiTheme="minorHAnsi" w:cstheme="minorHAnsi"/>
-                <w:sz w:val="22"/>
-                <w:szCs w:val="22"/>
-                <w:lang w:val="es-AR"/>
-              </w:rPr>
-              <w:t>,</w:t>
-            </w:r>
-            <w:r>
-              <w:rPr>
-                <w:rFonts w:asciiTheme="minorHAnsi" w:hAnsiTheme="minorHAnsi" w:cstheme="minorHAnsi"/>
-                <w:sz w:val="22"/>
-                <w:szCs w:val="22"/>
-                <w:lang w:val="es-AR"/>
-              </w:rPr>
-              <w:br/>
-            </w:r>
-            <w:r>
-              <w:rPr>
-                <w:rStyle w:val="Textoennegrita"/>
-                <w:rFonts w:asciiTheme="minorHAnsi" w:hAnsiTheme="minorHAnsi" w:cstheme="minorHAnsi"/>
-                <w:sz w:val="22"/>
-                <w:szCs w:val="22"/>
-                <w:lang w:val="es-AR"/>
-              </w:rPr>
-              <w:t>quiero</w:t>
-            </w:r>
-            <w:r>
-              <w:rPr>
-                <w:rFonts w:asciiTheme="minorHAnsi" w:hAnsiTheme="minorHAnsi" w:cstheme="minorHAnsi"/>
-                <w:sz w:val="22"/>
-                <w:szCs w:val="22"/>
-                <w:lang w:val="es-AR"/>
-              </w:rPr>
-              <w:t xml:space="preserve"> poder </w:t>
-            </w:r>
-            <w:r>
-              <w:rPr>
-                <w:rStyle w:val="Textoennegrita"/>
-                <w:rFonts w:asciiTheme="minorHAnsi" w:hAnsiTheme="minorHAnsi" w:cstheme="minorHAnsi"/>
-                <w:sz w:val="22"/>
-                <w:szCs w:val="22"/>
-                <w:lang w:val="es-AR"/>
-              </w:rPr>
-              <w:t>ver, crear, editar y los detalles de cada venta. No quiero poder eliminar. para</w:t>
-            </w:r>
-            <w:r>
-              <w:rPr>
-                <w:rFonts w:asciiTheme="minorHAnsi" w:hAnsiTheme="minorHAnsi" w:cstheme="minorHAnsi"/>
-                <w:sz w:val="22"/>
-                <w:szCs w:val="22"/>
-                <w:lang w:val="es-AR"/>
-              </w:rPr>
-              <w:t xml:space="preserve"> mantener un registro completo de las transacciones y asegurar la correcta actualización del inventario.</w:t>
-            </w:r>
-          </w:p>
-        </w:tc>
-      </w:tr>
-      <w:tr>
-        <w:tc>
-          <w:tcPr>
-            <w:tcW w:w="1555" w:type="dxa"/>
-            <w:tcBorders>
-              <w:top w:val="single" w:sz="4" w:space="0" w:color="auto"/>
-              <w:left w:val="single" w:sz="4" w:space="0" w:color="auto"/>
-              <w:bottom w:val="single" w:sz="4" w:space="0" w:color="auto"/>
-              <w:right w:val="single" w:sz="4" w:space="0" w:color="auto"/>
-            </w:tcBorders>
-            <w:shd w:val="clear" w:color="auto" w:fill="E7E6E6" w:themeFill="background2"/>
-            <w:hideMark/>
-          </w:tcPr>
-          <w:p>
-            <w:pPr>
-              <w:rPr>
-                <w:rFonts w:cstheme="minorHAnsi"/>
-                <w:sz w:val="22"/>
-                <w:szCs w:val="22"/>
-              </w:rPr>
-            </w:pPr>
-            <w:r>
-              <w:rPr>
-                <w:rFonts w:cstheme="minorHAnsi"/>
-                <w:sz w:val="22"/>
-                <w:szCs w:val="22"/>
-              </w:rPr>
-              <w:t>Criterios de aceptación</w:t>
-            </w:r>
-          </w:p>
-        </w:tc>
-        <w:tc>
-          <w:tcPr>
-            <w:tcW w:w="6939" w:type="dxa"/>
-            <w:tcBorders>
-              <w:top w:val="single" w:sz="4" w:space="0" w:color="auto"/>
-              <w:left w:val="single" w:sz="4" w:space="0" w:color="auto"/>
-              <w:bottom w:val="single" w:sz="4" w:space="0" w:color="auto"/>
-              <w:right w:val="single" w:sz="4" w:space="0" w:color="auto"/>
-            </w:tcBorders>
-          </w:tcPr>
-          <w:p>
-            <w:pPr>
-              <w:spacing w:before="100" w:beforeAutospacing="1" w:after="100" w:afterAutospacing="1"/>
-              <w:rPr>
-                <w:rFonts w:eastAsia="Times New Roman" w:cstheme="minorHAnsi"/>
-                <w:sz w:val="22"/>
-                <w:szCs w:val="22"/>
-                <w:lang w:eastAsia="es-AR"/>
-              </w:rPr>
-            </w:pPr>
-            <w:proofErr w:type="gramStart"/>
-            <w:r>
-              <w:rPr>
-                <w:rFonts w:eastAsia="Times New Roman" w:cstheme="minorHAnsi"/>
-                <w:sz w:val="22"/>
-                <w:szCs w:val="22"/>
-                <w:lang w:eastAsia="es-AR"/>
-              </w:rPr>
-              <w:t>  El</w:t>
-            </w:r>
-            <w:proofErr w:type="gramEnd"/>
-            <w:r>
-              <w:rPr>
-                <w:rFonts w:eastAsia="Times New Roman" w:cstheme="minorHAnsi"/>
-                <w:sz w:val="22"/>
-                <w:szCs w:val="22"/>
-                <w:lang w:eastAsia="es-AR"/>
-              </w:rPr>
-              <w:t xml:space="preserve"> </w:t>
-            </w:r>
-            <w:r>
-              <w:rPr>
-                <w:rFonts w:eastAsia="Times New Roman" w:cstheme="minorHAnsi"/>
-                <w:sz w:val="22"/>
-                <w:szCs w:val="22"/>
-                <w:lang w:eastAsia="es-AR"/>
-              </w:rPr>
-              <w:t>recepcionista</w:t>
-            </w:r>
-            <w:r>
-              <w:rPr>
-                <w:rFonts w:eastAsia="Times New Roman" w:cstheme="minorHAnsi"/>
-                <w:sz w:val="22"/>
-                <w:szCs w:val="22"/>
-                <w:lang w:eastAsia="es-AR"/>
-              </w:rPr>
-              <w:t xml:space="preserve"> puede registrar un nuevo detalle de venta asociándolo a una venta existente.</w:t>
-            </w:r>
-          </w:p>
-          <w:p>
-            <w:pPr>
-              <w:spacing w:before="100" w:beforeAutospacing="1" w:after="100" w:afterAutospacing="1"/>
-              <w:rPr>
-                <w:rFonts w:eastAsia="Times New Roman" w:cstheme="minorHAnsi"/>
-                <w:sz w:val="22"/>
-                <w:szCs w:val="22"/>
-                <w:lang w:eastAsia="es-AR"/>
-              </w:rPr>
-            </w:pPr>
-            <w:proofErr w:type="gramStart"/>
-            <w:r>
-              <w:rPr>
-                <w:rFonts w:eastAsia="Times New Roman" w:cstheme="minorHAnsi"/>
-                <w:sz w:val="22"/>
-                <w:szCs w:val="22"/>
-                <w:lang w:eastAsia="es-AR"/>
-              </w:rPr>
-              <w:t>  Cada</w:t>
-            </w:r>
-            <w:proofErr w:type="gramEnd"/>
-            <w:r>
-              <w:rPr>
-                <w:rFonts w:eastAsia="Times New Roman" w:cstheme="minorHAnsi"/>
-                <w:sz w:val="22"/>
-                <w:szCs w:val="22"/>
-                <w:lang w:eastAsia="es-AR"/>
-              </w:rPr>
-              <w:t xml:space="preserve"> detalle incluye producto, cantidad, precio unitario, subtotal y observaciones.</w:t>
-            </w:r>
-          </w:p>
-          <w:p>
-            <w:pPr>
-              <w:spacing w:before="100" w:beforeAutospacing="1" w:after="100" w:afterAutospacing="1"/>
-              <w:rPr>
-                <w:rFonts w:eastAsia="Times New Roman" w:cstheme="minorHAnsi"/>
-                <w:sz w:val="22"/>
-                <w:szCs w:val="22"/>
-                <w:lang w:eastAsia="es-AR"/>
-              </w:rPr>
-            </w:pPr>
-            <w:proofErr w:type="gramStart"/>
-            <w:r>
-              <w:rPr>
-                <w:rFonts w:eastAsia="Times New Roman" w:cstheme="minorHAnsi"/>
-                <w:sz w:val="22"/>
-                <w:szCs w:val="22"/>
-                <w:lang w:eastAsia="es-AR"/>
-              </w:rPr>
-              <w:t>  El</w:t>
-            </w:r>
-            <w:proofErr w:type="gramEnd"/>
-            <w:r>
-              <w:rPr>
-                <w:rFonts w:eastAsia="Times New Roman" w:cstheme="minorHAnsi"/>
-                <w:sz w:val="22"/>
-                <w:szCs w:val="22"/>
-                <w:lang w:eastAsia="es-AR"/>
-              </w:rPr>
-              <w:t xml:space="preserve"> sistema valida que todos los campos obligatorios estén completos antes de guardar.</w:t>
-            </w:r>
-          </w:p>
-          <w:p>
-            <w:pPr>
-              <w:spacing w:before="100" w:beforeAutospacing="1" w:after="100" w:afterAutospacing="1"/>
-              <w:rPr>
-                <w:rFonts w:eastAsia="Times New Roman" w:cstheme="minorHAnsi"/>
-                <w:sz w:val="22"/>
-                <w:szCs w:val="22"/>
-                <w:lang w:eastAsia="es-AR"/>
-              </w:rPr>
-            </w:pPr>
-            <w:proofErr w:type="gramStart"/>
-            <w:r>
-              <w:rPr>
-                <w:rFonts w:eastAsia="Times New Roman" w:cstheme="minorHAnsi"/>
-                <w:sz w:val="22"/>
-                <w:szCs w:val="22"/>
-                <w:lang w:eastAsia="es-AR"/>
-              </w:rPr>
-              <w:lastRenderedPageBreak/>
-              <w:t>  El</w:t>
-            </w:r>
-            <w:proofErr w:type="gramEnd"/>
-            <w:r>
-              <w:rPr>
-                <w:rFonts w:eastAsia="Times New Roman" w:cstheme="minorHAnsi"/>
-                <w:sz w:val="22"/>
-                <w:szCs w:val="22"/>
-                <w:lang w:eastAsia="es-AR"/>
-              </w:rPr>
-              <w:t xml:space="preserve"> </w:t>
-            </w:r>
-            <w:r>
-              <w:rPr>
-                <w:rFonts w:eastAsia="Times New Roman" w:cstheme="minorHAnsi"/>
-                <w:sz w:val="22"/>
-                <w:szCs w:val="22"/>
-                <w:lang w:eastAsia="es-AR"/>
-              </w:rPr>
-              <w:t>recepcionista</w:t>
-            </w:r>
-            <w:r>
-              <w:rPr>
-                <w:rFonts w:eastAsia="Times New Roman" w:cstheme="minorHAnsi"/>
-                <w:sz w:val="22"/>
-                <w:szCs w:val="22"/>
-                <w:lang w:eastAsia="es-AR"/>
-              </w:rPr>
-              <w:t xml:space="preserve"> puede editar los datos de un detalle de venta existente.</w:t>
-            </w:r>
-          </w:p>
-          <w:p>
-            <w:pPr>
-              <w:spacing w:before="100" w:beforeAutospacing="1" w:after="100" w:afterAutospacing="1"/>
-              <w:rPr>
-                <w:rFonts w:eastAsia="Times New Roman" w:cstheme="minorHAnsi"/>
-                <w:sz w:val="22"/>
-                <w:szCs w:val="22"/>
-                <w:lang w:eastAsia="es-AR"/>
-              </w:rPr>
-            </w:pPr>
-            <w:proofErr w:type="gramStart"/>
-            <w:r>
-              <w:rPr>
-                <w:rFonts w:eastAsia="Times New Roman" w:cstheme="minorHAnsi"/>
-                <w:sz w:val="22"/>
-                <w:szCs w:val="22"/>
-                <w:lang w:eastAsia="es-AR"/>
-              </w:rPr>
-              <w:t>  El</w:t>
-            </w:r>
-            <w:proofErr w:type="gramEnd"/>
-            <w:r>
-              <w:rPr>
-                <w:rFonts w:eastAsia="Times New Roman" w:cstheme="minorHAnsi"/>
-                <w:sz w:val="22"/>
-                <w:szCs w:val="22"/>
-                <w:lang w:eastAsia="es-AR"/>
-              </w:rPr>
-              <w:t xml:space="preserve"> </w:t>
-            </w:r>
-            <w:r>
-              <w:rPr>
-                <w:rFonts w:eastAsia="Times New Roman" w:cstheme="minorHAnsi"/>
-                <w:sz w:val="22"/>
-                <w:szCs w:val="22"/>
-                <w:lang w:eastAsia="es-AR"/>
-              </w:rPr>
-              <w:t>recepcionista</w:t>
-            </w:r>
-            <w:r>
-              <w:rPr>
-                <w:rFonts w:eastAsia="Times New Roman" w:cstheme="minorHAnsi"/>
-                <w:sz w:val="22"/>
-                <w:szCs w:val="22"/>
-                <w:lang w:eastAsia="es-AR"/>
-              </w:rPr>
-              <w:t xml:space="preserve"> </w:t>
-            </w:r>
-            <w:r>
-              <w:rPr>
-                <w:rFonts w:eastAsia="Times New Roman" w:cstheme="minorHAnsi"/>
-                <w:b/>
-                <w:bCs/>
-                <w:sz w:val="22"/>
-                <w:szCs w:val="22"/>
-                <w:lang w:eastAsia="es-AR"/>
-              </w:rPr>
-              <w:t xml:space="preserve">NO </w:t>
-            </w:r>
-            <w:r>
-              <w:rPr>
-                <w:rFonts w:eastAsia="Times New Roman" w:cstheme="minorHAnsi"/>
-                <w:b/>
-                <w:bCs/>
-                <w:sz w:val="22"/>
-                <w:szCs w:val="22"/>
-                <w:lang w:eastAsia="es-AR"/>
-              </w:rPr>
-              <w:t>puede eliminar un detalle de venta</w:t>
-            </w:r>
-            <w:r>
-              <w:rPr>
-                <w:rFonts w:eastAsia="Times New Roman" w:cstheme="minorHAnsi"/>
-                <w:sz w:val="22"/>
-                <w:szCs w:val="22"/>
-                <w:lang w:eastAsia="es-AR"/>
-              </w:rPr>
-              <w:t>.</w:t>
-            </w:r>
-          </w:p>
-          <w:p>
-            <w:pPr>
-              <w:spacing w:before="100" w:beforeAutospacing="1" w:after="100" w:afterAutospacing="1"/>
-              <w:rPr>
-                <w:rFonts w:eastAsia="Times New Roman" w:cstheme="minorHAnsi"/>
-                <w:sz w:val="22"/>
-                <w:szCs w:val="22"/>
-                <w:lang w:eastAsia="es-AR"/>
-              </w:rPr>
-            </w:pPr>
-            <w:proofErr w:type="gramStart"/>
-            <w:r>
-              <w:rPr>
-                <w:rFonts w:eastAsia="Times New Roman" w:cstheme="minorHAnsi"/>
-                <w:sz w:val="22"/>
-                <w:szCs w:val="22"/>
-                <w:lang w:eastAsia="es-AR"/>
-              </w:rPr>
-              <w:t>  El</w:t>
-            </w:r>
-            <w:proofErr w:type="gramEnd"/>
-            <w:r>
-              <w:rPr>
-                <w:rFonts w:eastAsia="Times New Roman" w:cstheme="minorHAnsi"/>
-                <w:sz w:val="22"/>
-                <w:szCs w:val="22"/>
-                <w:lang w:eastAsia="es-AR"/>
-              </w:rPr>
-              <w:t xml:space="preserve"> sistema muestra un listado de todos los detalles asociados a cada venta, incluyendo producto, cantidad, precio y subtotal.</w:t>
-            </w:r>
-          </w:p>
-          <w:p>
-            <w:pPr>
-              <w:spacing w:before="100" w:beforeAutospacing="1" w:after="100" w:afterAutospacing="1"/>
-              <w:rPr>
-                <w:rFonts w:eastAsia="Times New Roman" w:cstheme="minorHAnsi"/>
-                <w:sz w:val="22"/>
-                <w:szCs w:val="22"/>
-                <w:lang w:eastAsia="es-AR"/>
-              </w:rPr>
-            </w:pPr>
-            <w:proofErr w:type="gramStart"/>
-            <w:r>
-              <w:rPr>
-                <w:rFonts w:eastAsia="Times New Roman" w:cstheme="minorHAnsi"/>
-                <w:sz w:val="22"/>
-                <w:szCs w:val="22"/>
-                <w:lang w:eastAsia="es-AR"/>
-              </w:rPr>
-              <w:t>  Los</w:t>
-            </w:r>
-            <w:proofErr w:type="gramEnd"/>
-            <w:r>
-              <w:rPr>
-                <w:rFonts w:eastAsia="Times New Roman" w:cstheme="minorHAnsi"/>
-                <w:sz w:val="22"/>
-                <w:szCs w:val="22"/>
-                <w:lang w:eastAsia="es-AR"/>
-              </w:rPr>
-              <w:t xml:space="preserve"> cambios realizados se guardan correctamente en la base de datos y se reflejan en el stock y reportes.</w:t>
-            </w:r>
-          </w:p>
-          <w:p>
-            <w:pPr>
-              <w:spacing w:before="100" w:beforeAutospacing="1" w:after="100" w:afterAutospacing="1"/>
-              <w:rPr>
-                <w:rFonts w:eastAsia="Times New Roman" w:cstheme="minorHAnsi"/>
-                <w:sz w:val="22"/>
-                <w:szCs w:val="22"/>
-                <w:lang w:eastAsia="es-AR"/>
-              </w:rPr>
-            </w:pPr>
-            <w:r>
-              <w:rPr>
-                <w:rFonts w:eastAsia="Times New Roman" w:cstheme="minorHAnsi"/>
-                <w:sz w:val="22"/>
-                <w:szCs w:val="22"/>
-                <w:lang w:eastAsia="es-AR"/>
-              </w:rPr>
-              <w:t xml:space="preserve"> Solo los usuarios con rol de </w:t>
-            </w:r>
-            <w:r>
-              <w:rPr>
-                <w:rFonts w:eastAsia="Times New Roman" w:cstheme="minorHAnsi"/>
-                <w:sz w:val="22"/>
-                <w:szCs w:val="22"/>
-                <w:lang w:eastAsia="es-AR"/>
-              </w:rPr>
-              <w:t>recepcionista</w:t>
-            </w:r>
-            <w:r>
-              <w:rPr>
-                <w:rFonts w:eastAsia="Times New Roman" w:cstheme="minorHAnsi"/>
-                <w:sz w:val="22"/>
-                <w:szCs w:val="22"/>
-                <w:lang w:eastAsia="es-AR"/>
-              </w:rPr>
-              <w:t xml:space="preserve"> pueden acceder a esta funcionalidad.</w:t>
-            </w:r>
-          </w:p>
-          <w:p>
-            <w:pPr>
-              <w:spacing w:before="100" w:beforeAutospacing="1" w:after="100" w:afterAutospacing="1"/>
-              <w:rPr>
-                <w:rFonts w:cstheme="minorHAnsi"/>
-                <w:sz w:val="22"/>
-                <w:szCs w:val="22"/>
-              </w:rPr>
-            </w:pPr>
-          </w:p>
-        </w:tc>
-      </w:tr>
-    </w:tbl>
-    <w:p>
-      <w:pPr>
-        <w:rPr>
-          <w:rFonts w:cstheme="minorHAnsi"/>
-        </w:rPr>
-      </w:pPr>
-    </w:p>
-    <w:p>
-      <w:pPr>
-        <w:rPr>
-          <w:rFonts w:cstheme="minorHAnsi"/>
-          <w:lang w:val="es-ES"/>
-        </w:rPr>
-      </w:pPr>
-      <w:r>
-        <w:rPr>
-          <w:rFonts w:cstheme="minorHAnsi"/>
-          <w:lang w:val="es-ES"/>
-        </w:rPr>
-        <w:t>Falta ver bien que estadísticas ver</w:t>
-      </w:r>
-    </w:p>
-    <w:tbl>
-      <w:tblPr>
-        <w:tblStyle w:val="Tablaconcuadrcula"/>
-        <w:tblW w:w="0" w:type="auto"/>
-        <w:tblInd w:w="0" w:type="dxa"/>
-        <w:tblLook w:val="04A0" w:firstRow="1" w:lastRow="0" w:firstColumn="1" w:lastColumn="0" w:noHBand="0" w:noVBand="1"/>
-      </w:tblPr>
-      <w:tblGrid>
-        <w:gridCol w:w="1555"/>
-        <w:gridCol w:w="6939"/>
-      </w:tblGrid>
-      <w:tr>
-        <w:tc>
-          <w:tcPr>
-            <w:tcW w:w="1555" w:type="dxa"/>
-            <w:tcBorders>
-              <w:top w:val="single" w:sz="4" w:space="0" w:color="auto"/>
-              <w:left w:val="single" w:sz="4" w:space="0" w:color="auto"/>
-              <w:bottom w:val="single" w:sz="4" w:space="0" w:color="auto"/>
-              <w:right w:val="single" w:sz="4" w:space="0" w:color="auto"/>
-            </w:tcBorders>
-            <w:shd w:val="clear" w:color="auto" w:fill="E7E6E6" w:themeFill="background2"/>
-            <w:hideMark/>
-          </w:tcPr>
-          <w:p>
-            <w:pPr>
-              <w:rPr>
-                <w:rFonts w:cstheme="minorHAnsi"/>
-                <w:sz w:val="22"/>
-                <w:szCs w:val="22"/>
-              </w:rPr>
-            </w:pPr>
-            <w:r>
-              <w:rPr>
-                <w:rFonts w:cstheme="minorHAnsi"/>
-                <w:sz w:val="22"/>
-                <w:szCs w:val="22"/>
-              </w:rPr>
-              <w:t>HU2</w:t>
-            </w:r>
-            <w:r>
-              <w:rPr>
-                <w:rFonts w:cstheme="minorHAnsi"/>
-                <w:sz w:val="22"/>
-                <w:szCs w:val="22"/>
-              </w:rPr>
-              <w:t>5</w:t>
-            </w:r>
-          </w:p>
-        </w:tc>
-        <w:tc>
-          <w:tcPr>
-            <w:tcW w:w="6939" w:type="dxa"/>
-            <w:tcBorders>
-              <w:top w:val="single" w:sz="4" w:space="0" w:color="auto"/>
-              <w:left w:val="single" w:sz="4" w:space="0" w:color="auto"/>
-              <w:bottom w:val="single" w:sz="4" w:space="0" w:color="auto"/>
-              <w:right w:val="single" w:sz="4" w:space="0" w:color="auto"/>
-            </w:tcBorders>
-            <w:shd w:val="clear" w:color="auto" w:fill="E7E6E6" w:themeFill="background2"/>
-            <w:hideMark/>
-          </w:tcPr>
-          <w:p>
-            <w:pPr>
-              <w:rPr>
-                <w:rFonts w:cstheme="minorHAnsi"/>
-                <w:bCs/>
-                <w:sz w:val="22"/>
-                <w:szCs w:val="22"/>
-              </w:rPr>
-            </w:pPr>
-            <w:proofErr w:type="spellStart"/>
-            <w:r>
-              <w:rPr>
-                <w:rFonts w:cstheme="minorHAnsi"/>
-                <w:bCs/>
-                <w:sz w:val="22"/>
-                <w:szCs w:val="22"/>
-              </w:rPr>
-              <w:t>Gestion</w:t>
-            </w:r>
-            <w:proofErr w:type="spellEnd"/>
-            <w:r>
-              <w:rPr>
-                <w:rFonts w:cstheme="minorHAnsi"/>
-                <w:bCs/>
-                <w:sz w:val="22"/>
-                <w:szCs w:val="22"/>
-              </w:rPr>
-              <w:t xml:space="preserve"> de </w:t>
-            </w:r>
-            <w:proofErr w:type="spellStart"/>
-            <w:r>
-              <w:rPr>
-                <w:rFonts w:cstheme="minorHAnsi"/>
-                <w:bCs/>
-                <w:sz w:val="22"/>
-                <w:szCs w:val="22"/>
-              </w:rPr>
-              <w:t>estadisticas</w:t>
-            </w:r>
-            <w:proofErr w:type="spellEnd"/>
-          </w:p>
-        </w:tc>
-      </w:tr>
-      <w:tr>
-        <w:tc>
-          <w:tcPr>
-            <w:tcW w:w="1555" w:type="dxa"/>
-            <w:tcBorders>
-              <w:top w:val="single" w:sz="4" w:space="0" w:color="auto"/>
-              <w:left w:val="single" w:sz="4" w:space="0" w:color="auto"/>
-              <w:bottom w:val="single" w:sz="4" w:space="0" w:color="auto"/>
-              <w:right w:val="single" w:sz="4" w:space="0" w:color="auto"/>
-            </w:tcBorders>
-            <w:shd w:val="clear" w:color="auto" w:fill="E7E6E6" w:themeFill="background2"/>
-            <w:hideMark/>
-          </w:tcPr>
-          <w:p>
-            <w:pPr>
-              <w:rPr>
-                <w:rFonts w:cstheme="minorHAnsi"/>
-                <w:sz w:val="22"/>
-                <w:szCs w:val="22"/>
-              </w:rPr>
-            </w:pPr>
-            <w:r>
-              <w:rPr>
-                <w:rFonts w:cstheme="minorHAnsi"/>
-                <w:sz w:val="22"/>
-                <w:szCs w:val="22"/>
-              </w:rPr>
-              <w:t>Descripción</w:t>
-            </w:r>
-          </w:p>
-        </w:tc>
-        <w:tc>
-          <w:tcPr>
-            <w:tcW w:w="6939" w:type="dxa"/>
-            <w:tcBorders>
-              <w:top w:val="single" w:sz="4" w:space="0" w:color="auto"/>
-              <w:left w:val="single" w:sz="4" w:space="0" w:color="auto"/>
-              <w:bottom w:val="single" w:sz="4" w:space="0" w:color="auto"/>
-              <w:right w:val="single" w:sz="4" w:space="0" w:color="auto"/>
-            </w:tcBorders>
-          </w:tcPr>
-          <w:p>
-            <w:pPr>
-              <w:pStyle w:val="NormalWeb"/>
-              <w:rPr>
-                <w:rFonts w:asciiTheme="minorHAnsi" w:hAnsiTheme="minorHAnsi" w:cstheme="minorHAnsi"/>
-                <w:sz w:val="22"/>
-                <w:szCs w:val="22"/>
-                <w:lang w:val="es-AR"/>
-              </w:rPr>
-            </w:pPr>
-          </w:p>
-        </w:tc>
-      </w:tr>
-      <w:tr>
-        <w:tc>
-          <w:tcPr>
-            <w:tcW w:w="1555" w:type="dxa"/>
-            <w:tcBorders>
-              <w:top w:val="single" w:sz="4" w:space="0" w:color="auto"/>
-              <w:left w:val="single" w:sz="4" w:space="0" w:color="auto"/>
-              <w:bottom w:val="single" w:sz="4" w:space="0" w:color="auto"/>
-              <w:right w:val="single" w:sz="4" w:space="0" w:color="auto"/>
-            </w:tcBorders>
-            <w:shd w:val="clear" w:color="auto" w:fill="E7E6E6" w:themeFill="background2"/>
-            <w:hideMark/>
-          </w:tcPr>
-          <w:p>
-            <w:pPr>
-              <w:rPr>
-                <w:rFonts w:cstheme="minorHAnsi"/>
-                <w:sz w:val="22"/>
-                <w:szCs w:val="22"/>
-              </w:rPr>
-            </w:pPr>
-            <w:r>
-              <w:rPr>
-                <w:rFonts w:cstheme="minorHAnsi"/>
-                <w:sz w:val="22"/>
-                <w:szCs w:val="22"/>
-              </w:rPr>
-              <w:t>Criterios de aceptación</w:t>
-            </w:r>
-          </w:p>
-        </w:tc>
-        <w:tc>
-          <w:tcPr>
-            <w:tcW w:w="6939" w:type="dxa"/>
-            <w:tcBorders>
-              <w:top w:val="single" w:sz="4" w:space="0" w:color="auto"/>
-              <w:left w:val="single" w:sz="4" w:space="0" w:color="auto"/>
-              <w:bottom w:val="single" w:sz="4" w:space="0" w:color="auto"/>
-              <w:right w:val="single" w:sz="4" w:space="0" w:color="auto"/>
-            </w:tcBorders>
-          </w:tcPr>
+            <w:r>
+              <w:rPr>
+                <w:rFonts w:eastAsia="Times New Roman" w:cstheme="minorHAnsi"/>
+                <w:sz w:val="22"/>
+                <w:szCs w:val="22"/>
+                <w:lang w:eastAsia="es-AR"/>
+              </w:rPr>
+              <w:t xml:space="preserve"> </w:t>
+            </w:r>
+            <w:r>
+              <w:rPr>
+                <w:rFonts w:eastAsia="Times New Roman" w:cstheme="minorHAnsi"/>
+                <w:sz w:val="22"/>
+                <w:szCs w:val="22"/>
+                <w:lang w:eastAsia="es-AR"/>
+              </w:rPr>
+              <w:t>El administrador puede generar un informe con los datos recolectados.</w:t>
+            </w:r>
+          </w:p>
+          <w:p>
+            <w:pPr>
+              <w:spacing w:before="100" w:beforeAutospacing="1" w:after="100" w:afterAutospacing="1"/>
+              <w:rPr>
+                <w:rFonts w:eastAsia="Times New Roman" w:cstheme="minorHAnsi"/>
+                <w:sz w:val="22"/>
+                <w:szCs w:val="22"/>
+                <w:lang w:eastAsia="es-AR"/>
+              </w:rPr>
+            </w:pPr>
+            <w:r>
+              <w:rPr>
+                <w:rFonts w:eastAsia="Times New Roman" w:cstheme="minorHAnsi"/>
+                <w:sz w:val="22"/>
+                <w:szCs w:val="22"/>
+                <w:lang w:eastAsia="es-AR"/>
+              </w:rPr>
+              <w:t xml:space="preserve"> </w:t>
+            </w:r>
+            <w:r>
+              <w:rPr>
+                <w:rFonts w:eastAsia="Times New Roman" w:cstheme="minorHAnsi"/>
+                <w:sz w:val="22"/>
+                <w:szCs w:val="22"/>
+                <w:lang w:eastAsia="es-AR"/>
+              </w:rPr>
+              <w:t>Podrá filtrar por fecha de inicio y fecha de fin.</w:t>
+            </w:r>
+          </w:p>
+          <w:p>
+            <w:pPr>
+              <w:spacing w:before="100" w:beforeAutospacing="1" w:after="100" w:afterAutospacing="1"/>
+              <w:rPr>
+                <w:rFonts w:eastAsia="Times New Roman" w:cstheme="minorHAnsi"/>
+                <w:sz w:val="22"/>
+                <w:szCs w:val="22"/>
+                <w:lang w:eastAsia="es-AR"/>
+              </w:rPr>
+            </w:pPr>
+            <w:r>
+              <w:rPr>
+                <w:rFonts w:eastAsia="Times New Roman" w:cstheme="minorHAnsi"/>
+                <w:sz w:val="22"/>
+                <w:szCs w:val="22"/>
+                <w:lang w:eastAsia="es-AR"/>
+              </w:rPr>
+              <w:t></w:t>
+            </w:r>
+            <w:r>
+              <w:rPr>
+                <w:rFonts w:eastAsia="Times New Roman" w:cstheme="minorHAnsi"/>
+                <w:sz w:val="22"/>
+                <w:szCs w:val="22"/>
+                <w:lang w:eastAsia="es-AR"/>
+              </w:rPr>
+              <w:t>Tendrá la opción de elegir para traer los datos del último día o los últimos tres días.</w:t>
+            </w:r>
+          </w:p>
+          <w:p>
+            <w:pPr>
+              <w:spacing w:before="100" w:beforeAutospacing="1" w:after="100" w:afterAutospacing="1"/>
+              <w:rPr>
+                <w:rFonts w:eastAsia="Times New Roman" w:cstheme="minorHAnsi"/>
+                <w:sz w:val="22"/>
+                <w:szCs w:val="22"/>
+                <w:lang w:eastAsia="es-AR"/>
+              </w:rPr>
+            </w:pPr>
+            <w:r>
+              <w:rPr>
+                <w:rFonts w:eastAsia="Times New Roman" w:cstheme="minorHAnsi"/>
+                <w:sz w:val="22"/>
+                <w:szCs w:val="22"/>
+                <w:lang w:eastAsia="es-AR"/>
+              </w:rPr>
+              <w:t></w:t>
+            </w:r>
+            <w:r>
+              <w:rPr>
+                <w:rFonts w:eastAsia="Times New Roman" w:cstheme="minorHAnsi"/>
+                <w:sz w:val="22"/>
+                <w:szCs w:val="22"/>
+                <w:lang w:eastAsia="es-AR"/>
+              </w:rPr>
+              <w:t>El Informe debe mostrar Fecha y Hora, Modulo al que Pertenece, Acción Realizada, una Breve Descripción, Nombre y DNI del empleado.</w:t>
+            </w:r>
+          </w:p>
+          <w:p>
+            <w:pPr>
+              <w:spacing w:before="100" w:beforeAutospacing="1" w:after="100" w:afterAutospacing="1"/>
+              <w:rPr>
+                <w:rFonts w:eastAsia="Times New Roman" w:cstheme="minorHAnsi"/>
+                <w:sz w:val="22"/>
+                <w:szCs w:val="22"/>
+                <w:lang w:eastAsia="es-AR"/>
+              </w:rPr>
+            </w:pPr>
+            <w:r>
+              <w:rPr>
+                <w:rFonts w:eastAsia="Times New Roman" w:cstheme="minorHAnsi"/>
+                <w:sz w:val="22"/>
+                <w:szCs w:val="22"/>
+                <w:lang w:eastAsia="es-AR"/>
+              </w:rPr>
+              <w:t xml:space="preserve"> </w:t>
+            </w:r>
+            <w:r>
+              <w:rPr>
+                <w:rFonts w:eastAsia="Times New Roman" w:cstheme="minorHAnsi"/>
+                <w:sz w:val="22"/>
+                <w:szCs w:val="22"/>
+                <w:lang w:eastAsia="es-AR"/>
+              </w:rPr>
+              <w:t>Podrá filtrar por Modulo, Acción, Empleado.</w:t>
+            </w:r>
+          </w:p>
+          <w:p>
+            <w:pPr>
+              <w:spacing w:before="100" w:beforeAutospacing="1" w:after="100" w:afterAutospacing="1"/>
+              <w:rPr>
+                <w:rFonts w:eastAsia="Times New Roman" w:cstheme="minorHAnsi"/>
+                <w:sz w:val="22"/>
+                <w:szCs w:val="22"/>
+                <w:lang w:eastAsia="es-AR"/>
+              </w:rPr>
+            </w:pPr>
+            <w:r>
+              <w:rPr>
+                <w:rFonts w:eastAsia="Times New Roman" w:cstheme="minorHAnsi"/>
+                <w:sz w:val="22"/>
+                <w:szCs w:val="22"/>
+                <w:lang w:eastAsia="es-AR"/>
+              </w:rPr>
+              <w:t xml:space="preserve"> </w:t>
+            </w:r>
+            <w:r>
+              <w:rPr>
+                <w:rFonts w:eastAsia="Times New Roman" w:cstheme="minorHAnsi"/>
+                <w:sz w:val="22"/>
+                <w:szCs w:val="22"/>
+                <w:lang w:eastAsia="es-AR"/>
+              </w:rPr>
+              <w:t>Podrá importar estos datos en formato EXCEL.</w:t>
+            </w:r>
+          </w:p>
+          <w:p>
+            <w:pPr>
+              <w:spacing w:before="100" w:beforeAutospacing="1" w:after="100" w:afterAutospacing="1"/>
+              <w:rPr>
+                <w:rFonts w:eastAsia="Times New Roman" w:cstheme="minorHAnsi"/>
+                <w:sz w:val="22"/>
+                <w:szCs w:val="22"/>
+                <w:lang w:eastAsia="es-AR"/>
+              </w:rPr>
+            </w:pPr>
+            <w:r>
+              <w:rPr>
+                <w:rFonts w:eastAsia="Times New Roman" w:cstheme="minorHAnsi"/>
+                <w:sz w:val="22"/>
+                <w:szCs w:val="22"/>
+                <w:lang w:eastAsia="es-AR"/>
+              </w:rPr>
+              <w:t> Solo los usuarios con rol de administrador pueden acceder a esta funcionalidad.</w:t>
+            </w:r>
+          </w:p>
           <w:p>
             <w:pPr>
               <w:spacing w:before="100" w:beforeAutospacing="1" w:after="100" w:afterAutospacing="1"/>
